--- a/data/sample_resume.docx
+++ b/data/sample_resume.docx
@@ -4831,95 +4831,7 @@
         <w:pStyle w:val="Heading2"/>
       </w:pPr>
       <w:r>
-        <w:rPr/>
-        <mc:AlternateContent>
-          <mc:Choice Requires="wps">
-            <w:drawing>
-              <wp:anchor distT="0" distB="0" distL="0" distR="0" allowOverlap="1" layoutInCell="1" locked="0" behindDoc="1" simplePos="0" relativeHeight="487589888">
-                <wp:simplePos x="0" y="0"/>
-                <wp:positionH relativeFrom="page">
-                  <wp:posOffset>457200</wp:posOffset>
-                </wp:positionH>
-                <wp:positionV relativeFrom="paragraph">
-                  <wp:posOffset>246823</wp:posOffset>
-                </wp:positionV>
-                <wp:extent cx="6858000" cy="1270"/>
-                <wp:effectExtent l="0" t="0" r="0" b="0"/>
-                <wp:wrapTopAndBottom/>
-                <wp:docPr id="5" name="Graphic 5"/>
-                <wp:cNvGraphicFramePr>
-                  <a:graphicFrameLocks/>
-                </wp:cNvGraphicFramePr>
-                <a:graphic>
-                  <a:graphicData uri="http://schemas.microsoft.com/office/word/2010/wordprocessingShape">
-                    <wps:wsp>
-                      <wps:cNvPr id="5" name="Graphic 5"/>
-                      <wps:cNvSpPr/>
-                      <wps:spPr>
-                        <a:xfrm>
-                          <a:off x="0" y="0"/>
-                          <a:ext cx="6858000" cy="1270"/>
-                        </a:xfrm>
-                        <a:custGeom>
-                          <a:avLst/>
-                          <a:gdLst/>
-                          <a:ahLst/>
-                          <a:cxnLst/>
-                          <a:rect l="l" t="t" r="r" b="b"/>
-                          <a:pathLst>
-                            <a:path w="6858000" h="0">
-                              <a:moveTo>
-                                <a:pt x="0" y="0"/>
-                              </a:moveTo>
-                              <a:lnTo>
-                                <a:pt x="6858000" y="0"/>
-                              </a:lnTo>
-                            </a:path>
-                          </a:pathLst>
-                        </a:custGeom>
-                        <a:ln w="5054">
-                          <a:solidFill>
-                            <a:srgbClr val="000000"/>
-                          </a:solidFill>
-                          <a:prstDash val="solid"/>
-                        </a:ln>
-                      </wps:spPr>
-                      <wps:bodyPr wrap="square" lIns="0" tIns="0" rIns="0" bIns="0" rtlCol="0">
-                        <a:prstTxWarp prst="textNoShape">
-                          <a:avLst/>
-                        </a:prstTxWarp>
-                        <a:noAutofit/>
-                      </wps:bodyPr>
-                    </wps:wsp>
-                  </a:graphicData>
-                </a:graphic>
-              </wp:anchor>
-            </w:drawing>
-          </mc:Choice>
-          <mc:Fallback>
-            <w:pict>
-              <v:shape style="position:absolute;margin-left:36pt;margin-top:19.434906pt;width:540pt;height:.1pt;mso-position-horizontal-relative:page;mso-position-vertical-relative:paragraph;z-index:-15726592;mso-wrap-distance-left:0;mso-wrap-distance-right:0" id="docshape5" coordorigin="720,389" coordsize="10800,0" path="m720,389l11520,389e" filled="false" stroked="true" strokeweight=".398pt" strokecolor="#000000">
-                <v:path arrowok="t"/>
-                <v:stroke dashstyle="solid"/>
-                <w10:wrap type="topAndBottom"/>
-              </v:shape>
-            </w:pict>
-          </mc:Fallback>
-        </mc:AlternateContent>
-      </w:r>
-      <w:bookmarkStart w:name="Projects" w:id="5"/>
-      <w:bookmarkEnd w:id="5"/>
-      <w:r>
-        <w:rPr>
-          <w:b w:val="0"/>
-        </w:rPr>
-      </w:r>
-      <w:r>
-        <w:rPr>
-          <w:spacing w:val="-2"/>
-          <w:w w:val="115"/>
-        </w:rPr>
-        <w:t>Projects</w:t>
+        <w:t>Academic Academic Projects</w:t>
       </w:r>
     </w:p>
     <w:p>
@@ -5186,245 +5098,7 @@
         </w:rPr>
       </w:pPr>
       <w:r>
-        <w:rPr>
-          <w:w w:val="105"/>
-          <w:sz w:val="20"/>
-        </w:rPr>
-        <w:t>Built</w:t>
-      </w:r>
-      <w:r>
-        <w:rPr>
-          <w:spacing w:val="33"/>
-          <w:w w:val="105"/>
-          <w:sz w:val="20"/>
-        </w:rPr>
-        <w:t> </w:t>
-      </w:r>
-      <w:r>
-        <w:rPr>
-          <w:w w:val="105"/>
-          <w:sz w:val="20"/>
-        </w:rPr>
-        <w:t>a</w:t>
-      </w:r>
-      <w:r>
-        <w:rPr>
-          <w:spacing w:val="33"/>
-          <w:w w:val="105"/>
-          <w:sz w:val="20"/>
-        </w:rPr>
-        <w:t> </w:t>
-      </w:r>
-      <w:r>
-        <w:rPr>
-          <w:w w:val="105"/>
-          <w:sz w:val="20"/>
-        </w:rPr>
-        <w:t>revenue</w:t>
-      </w:r>
-      <w:r>
-        <w:rPr>
-          <w:spacing w:val="33"/>
-          <w:w w:val="105"/>
-          <w:sz w:val="20"/>
-        </w:rPr>
-        <w:t> </w:t>
-      </w:r>
-      <w:r>
-        <w:rPr>
-          <w:w w:val="105"/>
-          <w:sz w:val="20"/>
-        </w:rPr>
-        <w:t>forecasting</w:t>
-      </w:r>
-      <w:r>
-        <w:rPr>
-          <w:spacing w:val="33"/>
-          <w:w w:val="105"/>
-          <w:sz w:val="20"/>
-        </w:rPr>
-        <w:t> </w:t>
-      </w:r>
-      <w:r>
-        <w:rPr>
-          <w:w w:val="105"/>
-          <w:sz w:val="20"/>
-        </w:rPr>
-        <w:t>pipeline</w:t>
-      </w:r>
-      <w:r>
-        <w:rPr>
-          <w:spacing w:val="33"/>
-          <w:w w:val="105"/>
-          <w:sz w:val="20"/>
-        </w:rPr>
-        <w:t> </w:t>
-      </w:r>
-      <w:r>
-        <w:rPr>
-          <w:w w:val="105"/>
-          <w:sz w:val="20"/>
-        </w:rPr>
-        <w:t>on</w:t>
-      </w:r>
-      <w:r>
-        <w:rPr>
-          <w:spacing w:val="33"/>
-          <w:w w:val="105"/>
-          <w:sz w:val="20"/>
-        </w:rPr>
-        <w:t> </w:t>
-      </w:r>
-      <w:r>
-        <w:rPr>
-          <w:w w:val="105"/>
-          <w:sz w:val="20"/>
-        </w:rPr>
-        <w:t>12,800+</w:t>
-      </w:r>
-      <w:r>
-        <w:rPr>
-          <w:spacing w:val="33"/>
-          <w:w w:val="105"/>
-          <w:sz w:val="20"/>
-        </w:rPr>
-        <w:t> </w:t>
-      </w:r>
-      <w:r>
-        <w:rPr>
-          <w:w w:val="105"/>
-          <w:sz w:val="20"/>
-        </w:rPr>
-        <w:t>multifamily</w:t>
-      </w:r>
-      <w:r>
-        <w:rPr>
-          <w:spacing w:val="33"/>
-          <w:w w:val="105"/>
-          <w:sz w:val="20"/>
-        </w:rPr>
-        <w:t> </w:t>
-      </w:r>
-      <w:r>
-        <w:rPr>
-          <w:w w:val="105"/>
-          <w:sz w:val="20"/>
-        </w:rPr>
-        <w:t>property</w:t>
-      </w:r>
-      <w:r>
-        <w:rPr>
-          <w:spacing w:val="33"/>
-          <w:w w:val="105"/>
-          <w:sz w:val="20"/>
-        </w:rPr>
-        <w:t> </w:t>
-      </w:r>
-      <w:r>
-        <w:rPr>
-          <w:w w:val="105"/>
-          <w:sz w:val="20"/>
-        </w:rPr>
-        <w:t>records,</w:t>
-      </w:r>
-      <w:r>
-        <w:rPr>
-          <w:spacing w:val="37"/>
-          <w:w w:val="105"/>
-          <w:sz w:val="20"/>
-        </w:rPr>
-        <w:t> </w:t>
-      </w:r>
-      <w:r>
-        <w:rPr>
-          <w:w w:val="105"/>
-          <w:sz w:val="20"/>
-        </w:rPr>
-        <w:t>achieving</w:t>
-      </w:r>
-      <w:r>
-        <w:rPr>
-          <w:spacing w:val="33"/>
-          <w:w w:val="105"/>
-          <w:sz w:val="20"/>
-        </w:rPr>
-        <w:t> </w:t>
-      </w:r>
-      <w:r>
-        <w:rPr>
-          <w:w w:val="105"/>
-          <w:sz w:val="20"/>
-        </w:rPr>
-        <w:t>70.6%</w:t>
-      </w:r>
-      <w:r>
-        <w:rPr>
-          <w:spacing w:val="33"/>
-          <w:w w:val="105"/>
-          <w:sz w:val="20"/>
-        </w:rPr>
-        <w:t> </w:t>
-      </w:r>
-      <w:r>
-        <w:rPr>
-          <w:w w:val="105"/>
-          <w:sz w:val="20"/>
-        </w:rPr>
-        <w:t>R</w:t>
-      </w:r>
-      <w:r>
-        <w:rPr>
-          <w:rFonts w:ascii="Arial" w:hAnsi="Arial"/>
-          <w:w w:val="105"/>
-          <w:sz w:val="20"/>
-        </w:rPr>
-        <w:t>²</w:t>
-      </w:r>
-      <w:r>
-        <w:rPr>
-          <w:rFonts w:ascii="Arial" w:hAnsi="Arial"/>
-          <w:spacing w:val="27"/>
-          <w:w w:val="105"/>
-          <w:sz w:val="20"/>
-        </w:rPr>
-        <w:t> </w:t>
-      </w:r>
-      <w:r>
-        <w:rPr>
-          <w:w w:val="105"/>
-          <w:sz w:val="20"/>
-        </w:rPr>
-        <w:t>and</w:t>
-      </w:r>
-      <w:r>
-        <w:rPr>
-          <w:spacing w:val="33"/>
-          <w:w w:val="105"/>
-          <w:sz w:val="20"/>
-        </w:rPr>
-        <w:t> </w:t>
-      </w:r>
-      <w:r>
-        <w:rPr>
-          <w:w w:val="105"/>
-          <w:sz w:val="20"/>
-        </w:rPr>
-        <w:t>0.109</w:t>
-      </w:r>
-      <w:r>
-        <w:rPr>
-          <w:spacing w:val="33"/>
-          <w:w w:val="105"/>
-          <w:sz w:val="20"/>
-        </w:rPr>
-        <w:t> </w:t>
-      </w:r>
-      <w:r>
-        <w:rPr>
-          <w:w w:val="105"/>
-          <w:sz w:val="20"/>
-        </w:rPr>
-        <w:t>RMSE, reducing prediction error by 18% over baseline models.</w:t>
+        <w:t>Designed an autonomous agent using Python and SerpAPI to aggregate job postings and dynamically filter candidate pipelines.</w:t>
       </w:r>
     </w:p>
     <w:p>
@@ -5448,311 +5122,7 @@
         </w:rPr>
       </w:pPr>
       <w:r>
-        <w:rPr>
-          <w:w w:val="105"/>
-          <w:sz w:val="20"/>
-        </w:rPr>
-        <w:t>Automated</w:t>
-      </w:r>
-      <w:r>
-        <w:rPr>
-          <w:spacing w:val="36"/>
-          <w:w w:val="105"/>
-          <w:sz w:val="20"/>
-        </w:rPr>
-        <w:t> </w:t>
-      </w:r>
-      <w:r>
-        <w:rPr>
-          <w:w w:val="105"/>
-          <w:sz w:val="20"/>
-        </w:rPr>
-        <w:t>executive</w:t>
-      </w:r>
-      <w:r>
-        <w:rPr>
-          <w:spacing w:val="36"/>
-          <w:w w:val="105"/>
-          <w:sz w:val="20"/>
-        </w:rPr>
-        <w:t> </w:t>
-      </w:r>
-      <w:r>
-        <w:rPr>
-          <w:w w:val="105"/>
-          <w:sz w:val="20"/>
-        </w:rPr>
-        <w:t>reporting</w:t>
-      </w:r>
-      <w:r>
-        <w:rPr>
-          <w:spacing w:val="36"/>
-          <w:w w:val="105"/>
-          <w:sz w:val="20"/>
-        </w:rPr>
-        <w:t> </w:t>
-      </w:r>
-      <w:r>
-        <w:rPr>
-          <w:w w:val="105"/>
-          <w:sz w:val="20"/>
-        </w:rPr>
-        <w:t>using</w:t>
-      </w:r>
-      <w:r>
-        <w:rPr>
-          <w:spacing w:val="36"/>
-          <w:w w:val="105"/>
-          <w:sz w:val="20"/>
-        </w:rPr>
-        <w:t> </w:t>
-      </w:r>
-      <w:r>
-        <w:rPr>
-          <w:w w:val="105"/>
-          <w:sz w:val="20"/>
-        </w:rPr>
-        <w:t>LLM-driven</w:t>
-      </w:r>
-      <w:r>
-        <w:rPr>
-          <w:spacing w:val="36"/>
-          <w:w w:val="105"/>
-          <w:sz w:val="20"/>
-        </w:rPr>
-        <w:t> </w:t>
-      </w:r>
-      <w:r>
-        <w:rPr>
-          <w:w w:val="105"/>
-          <w:sz w:val="20"/>
-        </w:rPr>
-        <w:t>summaries</w:t>
-      </w:r>
-      <w:r>
-        <w:rPr>
-          <w:spacing w:val="36"/>
-          <w:w w:val="105"/>
-          <w:sz w:val="20"/>
-        </w:rPr>
-        <w:t> </w:t>
-      </w:r>
-      <w:r>
-        <w:rPr>
-          <w:w w:val="105"/>
-          <w:sz w:val="20"/>
-        </w:rPr>
-        <w:t>and</w:t>
-      </w:r>
-      <w:r>
-        <w:rPr>
-          <w:spacing w:val="36"/>
-          <w:w w:val="105"/>
-          <w:sz w:val="20"/>
-        </w:rPr>
-        <w:t> </w:t>
-      </w:r>
-      <w:r>
-        <w:rPr>
-          <w:w w:val="105"/>
-          <w:sz w:val="20"/>
-        </w:rPr>
-        <w:t>SHAP-based</w:t>
-      </w:r>
-      <w:r>
-        <w:rPr>
-          <w:spacing w:val="36"/>
-          <w:w w:val="105"/>
-          <w:sz w:val="20"/>
-        </w:rPr>
-        <w:t> </w:t>
-      </w:r>
-      <w:r>
-        <w:rPr>
-          <w:w w:val="105"/>
-          <w:sz w:val="20"/>
-        </w:rPr>
-        <w:t>explainability,</w:t>
-      </w:r>
-      <w:r>
-        <w:rPr>
-          <w:spacing w:val="39"/>
-          <w:w w:val="105"/>
-          <w:sz w:val="20"/>
-        </w:rPr>
-        <w:t> </w:t>
-      </w:r>
-      <w:r>
-        <w:rPr>
-          <w:w w:val="105"/>
-          <w:sz w:val="20"/>
-        </w:rPr>
-        <w:t>delivering</w:t>
-      </w:r>
-      <w:r>
-        <w:rPr>
-          <w:spacing w:val="36"/>
-          <w:w w:val="105"/>
-          <w:sz w:val="20"/>
-        </w:rPr>
-        <w:t> </w:t>
-      </w:r>
-      <w:r>
-        <w:rPr>
-          <w:w w:val="105"/>
-          <w:sz w:val="20"/>
-        </w:rPr>
-        <w:t>interpretable investment</w:t>
-      </w:r>
-      <w:r>
-        <w:rPr>
-          <w:spacing w:val="40"/>
-          <w:w w:val="105"/>
-          <w:sz w:val="20"/>
-        </w:rPr>
-        <w:t> </w:t>
-      </w:r>
-      <w:r>
-        <w:rPr>
-          <w:w w:val="105"/>
-          <w:sz w:val="20"/>
-        </w:rPr>
-        <w:t>insights</w:t>
-      </w:r>
-      <w:r>
-        <w:rPr>
-          <w:spacing w:val="40"/>
-          <w:w w:val="105"/>
-          <w:sz w:val="20"/>
-        </w:rPr>
-        <w:t> </w:t>
-      </w:r>
-      <w:r>
-        <w:rPr>
-          <w:w w:val="105"/>
-          <w:sz w:val="20"/>
-        </w:rPr>
-        <w:t>and</w:t>
-      </w:r>
-      <w:r>
-        <w:rPr>
-          <w:spacing w:val="40"/>
-          <w:w w:val="105"/>
-          <w:sz w:val="20"/>
-        </w:rPr>
-        <w:t> </w:t>
-      </w:r>
-      <w:r>
-        <w:rPr>
-          <w:w w:val="105"/>
-          <w:sz w:val="20"/>
-        </w:rPr>
-        <w:t>validating</w:t>
-      </w:r>
-      <w:r>
-        <w:rPr>
-          <w:spacing w:val="40"/>
-          <w:w w:val="105"/>
-          <w:sz w:val="20"/>
-        </w:rPr>
-        <w:t> </w:t>
-      </w:r>
-      <w:r>
-        <w:rPr>
-          <w:w w:val="105"/>
-          <w:sz w:val="20"/>
-        </w:rPr>
-        <w:t>15-minute</w:t>
-      </w:r>
-      <w:r>
-        <w:rPr>
-          <w:spacing w:val="40"/>
-          <w:w w:val="105"/>
-          <w:sz w:val="20"/>
-        </w:rPr>
-        <w:t> </w:t>
-      </w:r>
-      <w:r>
-        <w:rPr>
-          <w:w w:val="105"/>
-          <w:sz w:val="20"/>
-        </w:rPr>
-        <w:t>city</w:t>
-      </w:r>
-      <w:r>
-        <w:rPr>
-          <w:spacing w:val="40"/>
-          <w:w w:val="105"/>
-          <w:sz w:val="20"/>
-        </w:rPr>
-        <w:t> </w:t>
-      </w:r>
-      <w:r>
-        <w:rPr>
-          <w:w w:val="105"/>
-          <w:sz w:val="20"/>
-        </w:rPr>
-        <w:t>performance</w:t>
-      </w:r>
-      <w:r>
-        <w:rPr>
-          <w:spacing w:val="40"/>
-          <w:w w:val="105"/>
-          <w:sz w:val="20"/>
-        </w:rPr>
-        <w:t> </w:t>
-      </w:r>
-      <w:r>
-        <w:rPr>
-          <w:w w:val="105"/>
-          <w:sz w:val="20"/>
-        </w:rPr>
-        <w:t>patterns</w:t>
-      </w:r>
-      <w:r>
-        <w:rPr>
-          <w:spacing w:val="40"/>
-          <w:w w:val="105"/>
-          <w:sz w:val="20"/>
-        </w:rPr>
-        <w:t> </w:t>
-      </w:r>
-      <w:r>
-        <w:rPr>
-          <w:w w:val="105"/>
-          <w:sz w:val="20"/>
-        </w:rPr>
-        <w:t>via</w:t>
-      </w:r>
-      <w:r>
-        <w:rPr>
-          <w:spacing w:val="40"/>
-          <w:w w:val="105"/>
-          <w:sz w:val="20"/>
-        </w:rPr>
-        <w:t> </w:t>
-      </w:r>
-      <w:r>
-        <w:rPr>
-          <w:w w:val="105"/>
-          <w:sz w:val="20"/>
-        </w:rPr>
-        <w:t>interactive</w:t>
-      </w:r>
-      <w:r>
-        <w:rPr>
-          <w:spacing w:val="40"/>
-          <w:w w:val="105"/>
-          <w:sz w:val="20"/>
-        </w:rPr>
-        <w:t> </w:t>
-      </w:r>
-      <w:r>
-        <w:rPr>
-          <w:w w:val="105"/>
-          <w:sz w:val="20"/>
-        </w:rPr>
-        <w:t>dashboards.</w:t>
+        <w:t>Implemented a custom ranking algorithm matching skills and locations, increasing relevant job discovery by 40% against naive searches.</w:t>
       </w:r>
     </w:p>
     <w:p>
@@ -5766,159 +5136,7 @@
         </w:rPr>
       </w:pPr>
       <w:r>
-        <w:rPr>
-          <w:b/>
-          <w:spacing w:val="-2"/>
-          <w:w w:val="115"/>
-          <w:sz w:val="20"/>
-        </w:rPr>
-        <w:t>Predictive</w:t>
-      </w:r>
-      <w:r>
-        <w:rPr>
-          <w:b/>
-          <w:spacing w:val="1"/>
-          <w:w w:val="115"/>
-          <w:sz w:val="20"/>
-        </w:rPr>
-        <w:t> </w:t>
-      </w:r>
-      <w:r>
-        <w:rPr>
-          <w:b/>
-          <w:spacing w:val="-2"/>
-          <w:w w:val="115"/>
-          <w:sz w:val="20"/>
-        </w:rPr>
-        <w:t>Maintenance</w:t>
-      </w:r>
-      <w:r>
-        <w:rPr>
-          <w:b/>
-          <w:spacing w:val="2"/>
-          <w:w w:val="115"/>
-          <w:sz w:val="20"/>
-        </w:rPr>
-        <w:t> </w:t>
-      </w:r>
-      <w:r>
-        <w:rPr>
-          <w:b/>
-          <w:spacing w:val="-2"/>
-          <w:w w:val="115"/>
-          <w:sz w:val="20"/>
-        </w:rPr>
-        <w:t>Analytics</w:t>
-      </w:r>
-      <w:r>
-        <w:rPr>
-          <w:b/>
-          <w:spacing w:val="1"/>
-          <w:w w:val="115"/>
-          <w:sz w:val="20"/>
-        </w:rPr>
-        <w:t> </w:t>
-      </w:r>
-      <w:r>
-        <w:rPr>
-          <w:b/>
-          <w:spacing w:val="-2"/>
-          <w:w w:val="115"/>
-          <w:sz w:val="20"/>
-        </w:rPr>
-        <w:t>for</w:t>
-      </w:r>
-      <w:r>
-        <w:rPr>
-          <w:b/>
-          <w:spacing w:val="2"/>
-          <w:w w:val="115"/>
-          <w:sz w:val="20"/>
-        </w:rPr>
-        <w:t> </w:t>
-      </w:r>
-      <w:r>
-        <w:rPr>
-          <w:b/>
-          <w:spacing w:val="-2"/>
-          <w:w w:val="115"/>
-          <w:sz w:val="20"/>
-        </w:rPr>
-        <w:t>Oil</w:t>
-      </w:r>
-      <w:r>
-        <w:rPr>
-          <w:b/>
-          <w:spacing w:val="1"/>
-          <w:w w:val="115"/>
-          <w:sz w:val="20"/>
-        </w:rPr>
-        <w:t> </w:t>
-      </w:r>
-      <w:r>
-        <w:rPr>
-          <w:b/>
-          <w:spacing w:val="-2"/>
-          <w:w w:val="115"/>
-          <w:sz w:val="20"/>
-        </w:rPr>
-        <w:t>Wells</w:t>
-      </w:r>
-      <w:r>
-        <w:rPr>
-          <w:b/>
-          <w:spacing w:val="-7"/>
-          <w:w w:val="115"/>
-          <w:sz w:val="20"/>
-        </w:rPr>
-        <w:t> </w:t>
-      </w:r>
-      <w:r>
-        <w:rPr>
-          <w:rFonts w:ascii="Arial"/>
-          <w:i/>
-          <w:spacing w:val="-2"/>
-          <w:w w:val="115"/>
-          <w:sz w:val="20"/>
-        </w:rPr>
-        <w:t>|</w:t>
-      </w:r>
-      <w:r>
-        <w:rPr>
-          <w:rFonts w:ascii="Arial"/>
-          <w:i/>
-          <w:spacing w:val="-12"/>
-          <w:w w:val="115"/>
-          <w:sz w:val="20"/>
-        </w:rPr>
-        <w:t> </w:t>
-      </w:r>
-      <w:r>
-        <w:rPr>
-          <w:i/>
-          <w:spacing w:val="-2"/>
-          <w:w w:val="115"/>
-          <w:sz w:val="20"/>
-        </w:rPr>
-        <w:t>Neural Networks,</w:t>
-      </w:r>
-      <w:r>
-        <w:rPr>
-          <w:i/>
-          <w:spacing w:val="-3"/>
-          <w:w w:val="115"/>
-          <w:sz w:val="20"/>
-        </w:rPr>
-        <w:t> </w:t>
-      </w:r>
-      <w:r>
-        <w:rPr>
-          <w:i/>
-          <w:spacing w:val="-2"/>
-          <w:w w:val="115"/>
-          <w:sz w:val="20"/>
-        </w:rPr>
-        <w:t>PostgreSQL, Docker, Streamlit</w:t>
+        <w:t>Predictive Analytics Dashboard | Machine Learning, Streamlit</w:t>
       </w:r>
     </w:p>
     <w:p>
@@ -5942,267 +5160,7 @@
         </w:rPr>
       </w:pPr>
       <w:r>
-        <w:rPr>
-          <w:w w:val="105"/>
-          <w:sz w:val="20"/>
-        </w:rPr>
-        <w:t>Built</w:t>
-      </w:r>
-      <w:r>
-        <w:rPr>
-          <w:spacing w:val="20"/>
-          <w:w w:val="105"/>
-          <w:sz w:val="20"/>
-        </w:rPr>
-        <w:t> </w:t>
-      </w:r>
-      <w:r>
-        <w:rPr>
-          <w:w w:val="105"/>
-          <w:sz w:val="20"/>
-        </w:rPr>
-        <w:t>data</w:t>
-      </w:r>
-      <w:r>
-        <w:rPr>
-          <w:spacing w:val="21"/>
-          <w:w w:val="105"/>
-          <w:sz w:val="20"/>
-        </w:rPr>
-        <w:t> </w:t>
-      </w:r>
-      <w:r>
-        <w:rPr>
-          <w:w w:val="105"/>
-          <w:sz w:val="20"/>
-        </w:rPr>
-        <w:t>pipeline</w:t>
-      </w:r>
-      <w:r>
-        <w:rPr>
-          <w:spacing w:val="21"/>
-          <w:w w:val="105"/>
-          <w:sz w:val="20"/>
-        </w:rPr>
-        <w:t> </w:t>
-      </w:r>
-      <w:r>
-        <w:rPr>
-          <w:w w:val="105"/>
-          <w:sz w:val="20"/>
-        </w:rPr>
-        <w:t>for</w:t>
-      </w:r>
-      <w:r>
-        <w:rPr>
-          <w:spacing w:val="21"/>
-          <w:w w:val="105"/>
-          <w:sz w:val="20"/>
-        </w:rPr>
-        <w:t> </w:t>
-      </w:r>
-      <w:r>
-        <w:rPr>
-          <w:w w:val="105"/>
-          <w:sz w:val="20"/>
-        </w:rPr>
-        <w:t>drilling</w:t>
-      </w:r>
-      <w:r>
-        <w:rPr>
-          <w:spacing w:val="21"/>
-          <w:w w:val="105"/>
-          <w:sz w:val="20"/>
-        </w:rPr>
-        <w:t> </w:t>
-      </w:r>
-      <w:r>
-        <w:rPr>
-          <w:w w:val="105"/>
-          <w:sz w:val="20"/>
-        </w:rPr>
-        <w:t>sensor</w:t>
-      </w:r>
-      <w:r>
-        <w:rPr>
-          <w:spacing w:val="21"/>
-          <w:w w:val="105"/>
-          <w:sz w:val="20"/>
-        </w:rPr>
-        <w:t> </w:t>
-      </w:r>
-      <w:r>
-        <w:rPr>
-          <w:w w:val="105"/>
-          <w:sz w:val="20"/>
-        </w:rPr>
-        <w:t>data,</w:t>
-      </w:r>
-      <w:r>
-        <w:rPr>
-          <w:spacing w:val="21"/>
-          <w:w w:val="105"/>
-          <w:sz w:val="20"/>
-        </w:rPr>
-        <w:t> </w:t>
-      </w:r>
-      <w:r>
-        <w:rPr>
-          <w:w w:val="105"/>
-          <w:sz w:val="20"/>
-        </w:rPr>
-        <w:t>improving</w:t>
-      </w:r>
-      <w:r>
-        <w:rPr>
-          <w:spacing w:val="20"/>
-          <w:w w:val="105"/>
-          <w:sz w:val="20"/>
-        </w:rPr>
-        <w:t> </w:t>
-      </w:r>
-      <w:r>
-        <w:rPr>
-          <w:w w:val="105"/>
-          <w:sz w:val="20"/>
-        </w:rPr>
-        <w:t>maintenance</w:t>
-      </w:r>
-      <w:r>
-        <w:rPr>
-          <w:spacing w:val="21"/>
-          <w:w w:val="105"/>
-          <w:sz w:val="20"/>
-        </w:rPr>
-        <w:t> </w:t>
-      </w:r>
-      <w:r>
-        <w:rPr>
-          <w:w w:val="105"/>
-          <w:sz w:val="20"/>
-        </w:rPr>
-        <w:t>lead</w:t>
-      </w:r>
-      <w:r>
-        <w:rPr>
-          <w:spacing w:val="21"/>
-          <w:w w:val="105"/>
-          <w:sz w:val="20"/>
-        </w:rPr>
-        <w:t> </w:t>
-      </w:r>
-      <w:r>
-        <w:rPr>
-          <w:w w:val="105"/>
-          <w:sz w:val="20"/>
-        </w:rPr>
-        <w:t>time</w:t>
-      </w:r>
-      <w:r>
-        <w:rPr>
-          <w:spacing w:val="21"/>
-          <w:w w:val="105"/>
-          <w:sz w:val="20"/>
-        </w:rPr>
-        <w:t> </w:t>
-      </w:r>
-      <w:r>
-        <w:rPr>
-          <w:w w:val="105"/>
-          <w:sz w:val="20"/>
-        </w:rPr>
-        <w:t>by</w:t>
-      </w:r>
-      <w:r>
-        <w:rPr>
-          <w:spacing w:val="21"/>
-          <w:w w:val="105"/>
-          <w:sz w:val="20"/>
-        </w:rPr>
-        <w:t> </w:t>
-      </w:r>
-      <w:r>
-        <w:rPr>
-          <w:w w:val="105"/>
-          <w:sz w:val="20"/>
-        </w:rPr>
-        <w:t>7</w:t>
-      </w:r>
-      <w:r>
-        <w:rPr>
-          <w:spacing w:val="21"/>
-          <w:w w:val="105"/>
-          <w:sz w:val="20"/>
-        </w:rPr>
-        <w:t> </w:t>
-      </w:r>
-      <w:r>
-        <w:rPr>
-          <w:w w:val="105"/>
-          <w:sz w:val="20"/>
-        </w:rPr>
-        <w:t>days</w:t>
-      </w:r>
-      <w:r>
-        <w:rPr>
-          <w:spacing w:val="21"/>
-          <w:w w:val="105"/>
-          <w:sz w:val="20"/>
-        </w:rPr>
-        <w:t> </w:t>
-      </w:r>
-      <w:r>
-        <w:rPr>
-          <w:w w:val="105"/>
-          <w:sz w:val="20"/>
-        </w:rPr>
-        <w:t>through</w:t>
-      </w:r>
-      <w:r>
-        <w:rPr>
-          <w:spacing w:val="20"/>
-          <w:w w:val="105"/>
-          <w:sz w:val="20"/>
-        </w:rPr>
-        <w:t> </w:t>
-      </w:r>
-      <w:r>
-        <w:rPr>
-          <w:w w:val="105"/>
-          <w:sz w:val="20"/>
-        </w:rPr>
-        <w:t>early</w:t>
-      </w:r>
-      <w:r>
-        <w:rPr>
-          <w:spacing w:val="21"/>
-          <w:w w:val="105"/>
-          <w:sz w:val="20"/>
-        </w:rPr>
-        <w:t> </w:t>
-      </w:r>
-      <w:r>
-        <w:rPr>
-          <w:w w:val="105"/>
-          <w:sz w:val="20"/>
-        </w:rPr>
-        <w:t>issue</w:t>
-      </w:r>
-      <w:r>
-        <w:rPr>
-          <w:spacing w:val="21"/>
-          <w:w w:val="105"/>
-          <w:sz w:val="20"/>
-        </w:rPr>
-        <w:t> </w:t>
-      </w:r>
-      <w:r>
-        <w:rPr>
-          <w:spacing w:val="-2"/>
-          <w:w w:val="105"/>
-          <w:sz w:val="20"/>
-        </w:rPr>
-        <w:t>detection.</w:t>
+        <w:t>Built end-to-end data pipeline for drilling sensor data, visualizing results in a live Streamlit dashboard.</w:t>
       </w:r>
     </w:p>
     <w:p>
@@ -6226,192 +5184,7 @@
         </w:rPr>
       </w:pPr>
       <w:r>
-        <w:rPr>
-          <w:w w:val="105"/>
-          <w:sz w:val="20"/>
-        </w:rPr>
-        <w:t>Reduced</w:t>
-      </w:r>
-      <w:r>
-        <w:rPr>
-          <w:spacing w:val="15"/>
-          <w:w w:val="105"/>
-          <w:sz w:val="20"/>
-        </w:rPr>
-        <w:t> </w:t>
-      </w:r>
-      <w:r>
-        <w:rPr>
-          <w:w w:val="105"/>
-          <w:sz w:val="20"/>
-        </w:rPr>
-        <w:t>downtime</w:t>
-      </w:r>
-      <w:r>
-        <w:rPr>
-          <w:spacing w:val="15"/>
-          <w:w w:val="105"/>
-          <w:sz w:val="20"/>
-        </w:rPr>
-        <w:t> </w:t>
-      </w:r>
-      <w:r>
-        <w:rPr>
-          <w:w w:val="105"/>
-          <w:sz w:val="20"/>
-        </w:rPr>
-        <w:t>by</w:t>
-      </w:r>
-      <w:r>
-        <w:rPr>
-          <w:spacing w:val="16"/>
-          <w:w w:val="105"/>
-          <w:sz w:val="20"/>
-        </w:rPr>
-        <w:t> </w:t>
-      </w:r>
-      <w:r>
-        <w:rPr>
-          <w:w w:val="105"/>
-          <w:sz w:val="20"/>
-        </w:rPr>
-        <w:t>28%</w:t>
-      </w:r>
-      <w:r>
-        <w:rPr>
-          <w:spacing w:val="15"/>
-          <w:w w:val="105"/>
-          <w:sz w:val="20"/>
-        </w:rPr>
-        <w:t> </w:t>
-      </w:r>
-      <w:r>
-        <w:rPr>
-          <w:w w:val="105"/>
-          <w:sz w:val="20"/>
-        </w:rPr>
-        <w:t>via</w:t>
-      </w:r>
-      <w:r>
-        <w:rPr>
-          <w:spacing w:val="16"/>
-          <w:w w:val="105"/>
-          <w:sz w:val="20"/>
-        </w:rPr>
-        <w:t> </w:t>
-      </w:r>
-      <w:r>
-        <w:rPr>
-          <w:w w:val="105"/>
-          <w:sz w:val="20"/>
-        </w:rPr>
-        <w:t>data-driven</w:t>
-      </w:r>
-      <w:r>
-        <w:rPr>
-          <w:spacing w:val="15"/>
-          <w:w w:val="105"/>
-          <w:sz w:val="20"/>
-        </w:rPr>
-        <w:t> </w:t>
-      </w:r>
-      <w:r>
-        <w:rPr>
-          <w:w w:val="105"/>
-          <w:sz w:val="20"/>
-        </w:rPr>
-        <w:t>maintenance</w:t>
-      </w:r>
-      <w:r>
-        <w:rPr>
-          <w:spacing w:val="15"/>
-          <w:w w:val="105"/>
-          <w:sz w:val="20"/>
-        </w:rPr>
-        <w:t> </w:t>
-      </w:r>
-      <w:r>
-        <w:rPr>
-          <w:w w:val="105"/>
-          <w:sz w:val="20"/>
-        </w:rPr>
-        <w:t>scheduling</w:t>
-      </w:r>
-      <w:r>
-        <w:rPr>
-          <w:spacing w:val="16"/>
-          <w:w w:val="105"/>
-          <w:sz w:val="20"/>
-        </w:rPr>
-        <w:t> </w:t>
-      </w:r>
-      <w:r>
-        <w:rPr>
-          <w:w w:val="105"/>
-          <w:sz w:val="20"/>
-        </w:rPr>
-        <w:t>across</w:t>
-      </w:r>
-      <w:r>
-        <w:rPr>
-          <w:spacing w:val="15"/>
-          <w:w w:val="105"/>
-          <w:sz w:val="20"/>
-        </w:rPr>
-        <w:t> </w:t>
-      </w:r>
-      <w:r>
-        <w:rPr>
-          <w:w w:val="105"/>
-          <w:sz w:val="20"/>
-        </w:rPr>
-        <w:t>5,000+</w:t>
-      </w:r>
-      <w:r>
-        <w:rPr>
-          <w:spacing w:val="16"/>
-          <w:w w:val="105"/>
-          <w:sz w:val="20"/>
-        </w:rPr>
-        <w:t> </w:t>
-      </w:r>
-      <w:r>
-        <w:rPr>
-          <w:w w:val="105"/>
-          <w:sz w:val="20"/>
-        </w:rPr>
-        <w:t>simulated</w:t>
-      </w:r>
-      <w:r>
-        <w:rPr>
-          <w:spacing w:val="15"/>
-          <w:w w:val="105"/>
-          <w:sz w:val="20"/>
-        </w:rPr>
-        <w:t> </w:t>
-      </w:r>
-      <w:r>
-        <w:rPr>
-          <w:w w:val="105"/>
-          <w:sz w:val="20"/>
-        </w:rPr>
-        <w:t>well</w:t>
-      </w:r>
-      <w:r>
-        <w:rPr>
-          <w:spacing w:val="15"/>
-          <w:w w:val="105"/>
-          <w:sz w:val="20"/>
-        </w:rPr>
-        <w:t> </w:t>
-      </w:r>
-      <w:r>
-        <w:rPr>
-          <w:spacing w:val="-2"/>
-          <w:w w:val="105"/>
-          <w:sz w:val="20"/>
-        </w:rPr>
-        <w:t>operations.</w:t>
+        <w:t>Integrated OpenAI LLMs to automatically tailor base resumes to specific job descriptions based on parsed employer constraints.</w:t>
       </w:r>
     </w:p>
     <w:p>
@@ -6424,221 +5197,7 @@
           <w:sz w:val="20"/>
         </w:rPr>
       </w:pPr>
-      <w:r>
-        <w:rPr>
-          <w:b/>
-          <w:w w:val="110"/>
-          <w:sz w:val="20"/>
-        </w:rPr>
-        <w:t>Brain</w:t>
-      </w:r>
-      <w:r>
-        <w:rPr>
-          <w:b/>
-          <w:spacing w:val="18"/>
-          <w:w w:val="110"/>
-          <w:sz w:val="20"/>
-        </w:rPr>
-        <w:t> </w:t>
-      </w:r>
-      <w:r>
-        <w:rPr>
-          <w:b/>
-          <w:w w:val="110"/>
-          <w:sz w:val="20"/>
-        </w:rPr>
-        <w:t>Tumor</w:t>
-      </w:r>
-      <w:r>
-        <w:rPr>
-          <w:b/>
-          <w:spacing w:val="18"/>
-          <w:w w:val="110"/>
-          <w:sz w:val="20"/>
-        </w:rPr>
-        <w:t> </w:t>
-      </w:r>
-      <w:r>
-        <w:rPr>
-          <w:b/>
-          <w:w w:val="110"/>
-          <w:sz w:val="20"/>
-        </w:rPr>
-        <w:t>MRI</w:t>
-      </w:r>
-      <w:r>
-        <w:rPr>
-          <w:b/>
-          <w:spacing w:val="19"/>
-          <w:w w:val="110"/>
-          <w:sz w:val="20"/>
-        </w:rPr>
-        <w:t> </w:t>
-      </w:r>
-      <w:r>
-        <w:rPr>
-          <w:b/>
-          <w:w w:val="110"/>
-          <w:sz w:val="20"/>
-        </w:rPr>
-        <w:t>Classification</w:t>
-      </w:r>
-      <w:r>
-        <w:rPr>
-          <w:b/>
-          <w:spacing w:val="6"/>
-          <w:w w:val="110"/>
-          <w:sz w:val="20"/>
-        </w:rPr>
-        <w:t> </w:t>
-      </w:r>
-      <w:r>
-        <w:rPr>
-          <w:rFonts w:ascii="Arial"/>
-          <w:i/>
-          <w:w w:val="110"/>
-          <w:sz w:val="20"/>
-        </w:rPr>
-        <w:t>|</w:t>
-      </w:r>
-      <w:r>
-        <w:rPr>
-          <w:rFonts w:ascii="Arial"/>
-          <w:i/>
-          <w:spacing w:val="4"/>
-          <w:w w:val="110"/>
-          <w:sz w:val="20"/>
-        </w:rPr>
-        <w:t> </w:t>
-      </w:r>
-      <w:r>
-        <w:rPr>
-          <w:i/>
-          <w:w w:val="110"/>
-          <w:sz w:val="20"/>
-        </w:rPr>
-        <w:t>3D</w:t>
-      </w:r>
-      <w:r>
-        <w:rPr>
-          <w:i/>
-          <w:spacing w:val="13"/>
-          <w:w w:val="110"/>
-          <w:sz w:val="20"/>
-        </w:rPr>
-        <w:t> </w:t>
-      </w:r>
-      <w:r>
-        <w:rPr>
-          <w:i/>
-          <w:w w:val="110"/>
-          <w:sz w:val="20"/>
-        </w:rPr>
-        <w:t>CNNs,</w:t>
-      </w:r>
-      <w:r>
-        <w:rPr>
-          <w:i/>
-          <w:spacing w:val="14"/>
-          <w:w w:val="110"/>
-          <w:sz w:val="20"/>
-        </w:rPr>
-        <w:t> </w:t>
-      </w:r>
-      <w:r>
-        <w:rPr>
-          <w:i/>
-          <w:w w:val="110"/>
-          <w:sz w:val="20"/>
-        </w:rPr>
-        <w:t>PyTorch,</w:t>
-      </w:r>
-      <w:r>
-        <w:rPr>
-          <w:i/>
-          <w:spacing w:val="13"/>
-          <w:w w:val="110"/>
-          <w:sz w:val="20"/>
-        </w:rPr>
-        <w:t> </w:t>
-      </w:r>
-      <w:r>
-        <w:rPr>
-          <w:i/>
-          <w:w w:val="110"/>
-          <w:sz w:val="20"/>
-        </w:rPr>
-        <w:t>Flask</w:t>
-      </w:r>
-      <w:r>
-        <w:rPr>
-          <w:i/>
-          <w:spacing w:val="14"/>
-          <w:w w:val="110"/>
-          <w:sz w:val="20"/>
-        </w:rPr>
-        <w:t> </w:t>
-      </w:r>
-      <w:r>
-        <w:rPr>
-          <w:i/>
-          <w:w w:val="110"/>
-          <w:sz w:val="20"/>
-        </w:rPr>
-        <w:t>APIs,</w:t>
-      </w:r>
-      <w:r>
-        <w:rPr>
-          <w:i/>
-          <w:spacing w:val="13"/>
-          <w:w w:val="110"/>
-          <w:sz w:val="20"/>
-        </w:rPr>
-        <w:t> </w:t>
-      </w:r>
-      <w:r>
-        <w:rPr>
-          <w:i/>
-          <w:w w:val="110"/>
-          <w:sz w:val="20"/>
-        </w:rPr>
-        <w:t>MongoDB</w:t>
-      </w:r>
-      <w:r>
-        <w:rPr>
-          <w:i/>
-          <w:spacing w:val="14"/>
-          <w:w w:val="110"/>
-          <w:sz w:val="20"/>
-        </w:rPr>
-        <w:t> </w:t>
-      </w:r>
-      <w:r>
-        <w:rPr>
-          <w:i/>
-          <w:w w:val="110"/>
-          <w:sz w:val="20"/>
-        </w:rPr>
-        <w:t>Atlas,</w:t>
-      </w:r>
-      <w:r>
-        <w:rPr>
-          <w:i/>
-          <w:spacing w:val="13"/>
-          <w:w w:val="110"/>
-          <w:sz w:val="20"/>
-        </w:rPr>
-        <w:t> </w:t>
-      </w:r>
-      <w:r>
-        <w:rPr>
-          <w:i/>
-          <w:spacing w:val="-2"/>
-          <w:w w:val="110"/>
-          <w:sz w:val="20"/>
-        </w:rPr>
-        <w:t>Docker</w:t>
-      </w:r>
+      <w:r/>
     </w:p>
     <w:p>
       <w:pPr>
@@ -6660,224 +5219,7 @@
           <w:sz w:val="10"/>
         </w:rPr>
       </w:pPr>
-      <w:r>
-        <w:rPr>
-          <w:w w:val="105"/>
-          <w:sz w:val="20"/>
-        </w:rPr>
-        <w:t>Implemented</w:t>
-      </w:r>
-      <w:r>
-        <w:rPr>
-          <w:spacing w:val="13"/>
-          <w:w w:val="105"/>
-          <w:sz w:val="20"/>
-        </w:rPr>
-        <w:t> </w:t>
-      </w:r>
-      <w:r>
-        <w:rPr>
-          <w:w w:val="105"/>
-          <w:sz w:val="20"/>
-        </w:rPr>
-        <w:t>a</w:t>
-      </w:r>
-      <w:r>
-        <w:rPr>
-          <w:spacing w:val="12"/>
-          <w:w w:val="105"/>
-          <w:sz w:val="20"/>
-        </w:rPr>
-        <w:t> </w:t>
-      </w:r>
-      <w:r>
-        <w:rPr>
-          <w:w w:val="105"/>
-          <w:sz w:val="20"/>
-        </w:rPr>
-        <w:t>data</w:t>
-      </w:r>
-      <w:r>
-        <w:rPr>
-          <w:spacing w:val="12"/>
-          <w:w w:val="105"/>
-          <w:sz w:val="20"/>
-        </w:rPr>
-        <w:t> </w:t>
-      </w:r>
-      <w:r>
-        <w:rPr>
-          <w:w w:val="105"/>
-          <w:sz w:val="20"/>
-        </w:rPr>
-        <w:t>pipeline</w:t>
-      </w:r>
-      <w:r>
-        <w:rPr>
-          <w:spacing w:val="14"/>
-          <w:w w:val="105"/>
-          <w:sz w:val="20"/>
-        </w:rPr>
-        <w:t> </w:t>
-      </w:r>
-      <w:r>
-        <w:rPr>
-          <w:w w:val="105"/>
-          <w:sz w:val="20"/>
-        </w:rPr>
-        <w:t>for</w:t>
-      </w:r>
-      <w:r>
-        <w:rPr>
-          <w:spacing w:val="13"/>
-          <w:w w:val="105"/>
-          <w:sz w:val="20"/>
-        </w:rPr>
-        <w:t> </w:t>
-      </w:r>
-      <w:r>
-        <w:rPr>
-          <w:w w:val="105"/>
-          <w:sz w:val="20"/>
-        </w:rPr>
-        <w:t>MRI</w:t>
-      </w:r>
-      <w:r>
-        <w:rPr>
-          <w:spacing w:val="13"/>
-          <w:w w:val="105"/>
-          <w:sz w:val="20"/>
-        </w:rPr>
-        <w:t> </w:t>
-      </w:r>
-      <w:r>
-        <w:rPr>
-          <w:w w:val="105"/>
-          <w:sz w:val="20"/>
-        </w:rPr>
-        <w:t>inference,</w:t>
-      </w:r>
-      <w:r>
-        <w:rPr>
-          <w:spacing w:val="13"/>
-          <w:w w:val="105"/>
-          <w:sz w:val="20"/>
-        </w:rPr>
-        <w:t> </w:t>
-      </w:r>
-      <w:r>
-        <w:rPr>
-          <w:w w:val="105"/>
-          <w:sz w:val="20"/>
-        </w:rPr>
-        <w:t>achieving</w:t>
-      </w:r>
-      <w:r>
-        <w:rPr>
-          <w:spacing w:val="13"/>
-          <w:w w:val="105"/>
-          <w:sz w:val="20"/>
-        </w:rPr>
-        <w:t> </w:t>
-      </w:r>
-      <w:r>
-        <w:rPr>
-          <w:w w:val="105"/>
-          <w:sz w:val="20"/>
-        </w:rPr>
-        <w:t>94%</w:t>
-      </w:r>
-      <w:r>
-        <w:rPr>
-          <w:spacing w:val="13"/>
-          <w:w w:val="105"/>
-          <w:sz w:val="20"/>
-        </w:rPr>
-        <w:t> </w:t>
-      </w:r>
-      <w:r>
-        <w:rPr>
-          <w:w w:val="105"/>
-          <w:sz w:val="20"/>
-        </w:rPr>
-        <w:t>classification</w:t>
-      </w:r>
-      <w:r>
-        <w:rPr>
-          <w:spacing w:val="13"/>
-          <w:w w:val="105"/>
-          <w:sz w:val="20"/>
-        </w:rPr>
-        <w:t> </w:t>
-      </w:r>
-      <w:r>
-        <w:rPr>
-          <w:w w:val="105"/>
-          <w:sz w:val="20"/>
-        </w:rPr>
-        <w:t>accuracy</w:t>
-      </w:r>
-      <w:r>
-        <w:rPr>
-          <w:spacing w:val="14"/>
-          <w:w w:val="105"/>
-          <w:sz w:val="20"/>
-        </w:rPr>
-        <w:t> </w:t>
-      </w:r>
-      <w:r>
-        <w:rPr>
-          <w:w w:val="105"/>
-          <w:sz w:val="20"/>
-        </w:rPr>
-        <w:t>across</w:t>
-      </w:r>
-      <w:r>
-        <w:rPr>
-          <w:spacing w:val="13"/>
-          <w:w w:val="105"/>
-          <w:sz w:val="20"/>
-        </w:rPr>
-        <w:t> </w:t>
-      </w:r>
-      <w:r>
-        <w:rPr>
-          <w:w w:val="105"/>
-          <w:sz w:val="20"/>
-        </w:rPr>
-        <w:t>multiple</w:t>
-      </w:r>
-      <w:r>
-        <w:rPr>
-          <w:spacing w:val="13"/>
-          <w:w w:val="105"/>
-          <w:sz w:val="20"/>
-        </w:rPr>
-        <w:t> </w:t>
-      </w:r>
-      <w:r>
-        <w:rPr>
-          <w:w w:val="105"/>
-          <w:sz w:val="20"/>
-        </w:rPr>
-        <w:t>tumor</w:t>
-      </w:r>
-      <w:r>
-        <w:rPr>
-          <w:spacing w:val="13"/>
-          <w:w w:val="105"/>
-          <w:sz w:val="20"/>
-        </w:rPr>
-        <w:t> </w:t>
-      </w:r>
-      <w:r>
-        <w:rPr>
-          <w:spacing w:val="-2"/>
-          <w:w w:val="105"/>
-          <w:sz w:val="20"/>
-        </w:rPr>
-        <w:t>subtypes.</w:t>
-      </w:r>
+      <w:r/>
     </w:p>
     <w:p>
       <w:pPr>
@@ -6899,239 +5241,7 @@
           <w:sz w:val="10"/>
         </w:rPr>
       </w:pPr>
-      <w:r>
-        <w:rPr>
-          <w:w w:val="105"/>
-          <w:sz w:val="20"/>
-        </w:rPr>
-        <w:t>Logged</w:t>
-      </w:r>
-      <w:r>
-        <w:rPr>
-          <w:spacing w:val="16"/>
-          <w:w w:val="105"/>
-          <w:sz w:val="20"/>
-        </w:rPr>
-        <w:t> </w:t>
-      </w:r>
-      <w:r>
-        <w:rPr>
-          <w:w w:val="105"/>
-          <w:sz w:val="20"/>
-        </w:rPr>
-        <w:t>and</w:t>
-      </w:r>
-      <w:r>
-        <w:rPr>
-          <w:spacing w:val="16"/>
-          <w:w w:val="105"/>
-          <w:sz w:val="20"/>
-        </w:rPr>
-        <w:t> </w:t>
-      </w:r>
-      <w:r>
-        <w:rPr>
-          <w:w w:val="105"/>
-          <w:sz w:val="20"/>
-        </w:rPr>
-        <w:t>served</w:t>
-      </w:r>
-      <w:r>
-        <w:rPr>
-          <w:spacing w:val="17"/>
-          <w:w w:val="105"/>
-          <w:sz w:val="20"/>
-        </w:rPr>
-        <w:t> </w:t>
-      </w:r>
-      <w:r>
-        <w:rPr>
-          <w:w w:val="105"/>
-          <w:sz w:val="20"/>
-        </w:rPr>
-        <w:t>predictions</w:t>
-      </w:r>
-      <w:r>
-        <w:rPr>
-          <w:spacing w:val="16"/>
-          <w:w w:val="105"/>
-          <w:sz w:val="20"/>
-        </w:rPr>
-        <w:t> </w:t>
-      </w:r>
-      <w:r>
-        <w:rPr>
-          <w:w w:val="105"/>
-          <w:sz w:val="20"/>
-        </w:rPr>
-        <w:t>via</w:t>
-      </w:r>
-      <w:r>
-        <w:rPr>
-          <w:spacing w:val="17"/>
-          <w:w w:val="105"/>
-          <w:sz w:val="20"/>
-        </w:rPr>
-        <w:t> </w:t>
-      </w:r>
-      <w:r>
-        <w:rPr>
-          <w:w w:val="105"/>
-          <w:sz w:val="20"/>
-        </w:rPr>
-        <w:t>Flask</w:t>
-      </w:r>
-      <w:r>
-        <w:rPr>
-          <w:spacing w:val="16"/>
-          <w:w w:val="105"/>
-          <w:sz w:val="20"/>
-        </w:rPr>
-        <w:t> </w:t>
-      </w:r>
-      <w:r>
-        <w:rPr>
-          <w:w w:val="105"/>
-          <w:sz w:val="20"/>
-        </w:rPr>
-        <w:t>with</w:t>
-      </w:r>
-      <w:r>
-        <w:rPr>
-          <w:spacing w:val="17"/>
-          <w:w w:val="105"/>
-          <w:sz w:val="20"/>
-        </w:rPr>
-        <w:t> </w:t>
-      </w:r>
-      <w:r>
-        <w:rPr>
-          <w:w w:val="105"/>
-          <w:sz w:val="20"/>
-        </w:rPr>
-        <w:t>MongoDB</w:t>
-      </w:r>
-      <w:r>
-        <w:rPr>
-          <w:spacing w:val="16"/>
-          <w:w w:val="105"/>
-          <w:sz w:val="20"/>
-        </w:rPr>
-        <w:t> </w:t>
-      </w:r>
-      <w:r>
-        <w:rPr>
-          <w:w w:val="105"/>
-          <w:sz w:val="20"/>
-        </w:rPr>
-        <w:t>Atlas,</w:t>
-      </w:r>
-      <w:r>
-        <w:rPr>
-          <w:spacing w:val="17"/>
-          <w:w w:val="105"/>
-          <w:sz w:val="20"/>
-        </w:rPr>
-        <w:t> </w:t>
-      </w:r>
-      <w:r>
-        <w:rPr>
-          <w:w w:val="105"/>
-          <w:sz w:val="20"/>
-        </w:rPr>
-        <w:t>reducing</w:t>
-      </w:r>
-      <w:r>
-        <w:rPr>
-          <w:spacing w:val="16"/>
-          <w:w w:val="105"/>
-          <w:sz w:val="20"/>
-        </w:rPr>
-        <w:t> </w:t>
-      </w:r>
-      <w:r>
-        <w:rPr>
-          <w:w w:val="105"/>
-          <w:sz w:val="20"/>
-        </w:rPr>
-        <w:t>diagnostic</w:t>
-      </w:r>
-      <w:r>
-        <w:rPr>
-          <w:spacing w:val="17"/>
-          <w:w w:val="105"/>
-          <w:sz w:val="20"/>
-        </w:rPr>
-        <w:t> </w:t>
-      </w:r>
-      <w:r>
-        <w:rPr>
-          <w:w w:val="105"/>
-          <w:sz w:val="20"/>
-        </w:rPr>
-        <w:t>reporting</w:t>
-      </w:r>
-      <w:r>
-        <w:rPr>
-          <w:spacing w:val="16"/>
-          <w:w w:val="105"/>
-          <w:sz w:val="20"/>
-        </w:rPr>
-        <w:t> </w:t>
-      </w:r>
-      <w:r>
-        <w:rPr>
-          <w:w w:val="105"/>
-          <w:sz w:val="20"/>
-        </w:rPr>
-        <w:t>time</w:t>
-      </w:r>
-      <w:r>
-        <w:rPr>
-          <w:spacing w:val="17"/>
-          <w:w w:val="105"/>
-          <w:sz w:val="20"/>
-        </w:rPr>
-        <w:t> </w:t>
-      </w:r>
-      <w:r>
-        <w:rPr>
-          <w:w w:val="105"/>
-          <w:sz w:val="20"/>
-        </w:rPr>
-        <w:t>by</w:t>
-      </w:r>
-      <w:r>
-        <w:rPr>
-          <w:spacing w:val="16"/>
-          <w:w w:val="105"/>
-          <w:sz w:val="20"/>
-        </w:rPr>
-        <w:t> </w:t>
-      </w:r>
-      <w:r>
-        <w:rPr>
-          <w:w w:val="105"/>
-          <w:sz w:val="20"/>
-        </w:rPr>
-        <w:t>30%</w:t>
-      </w:r>
-      <w:r>
-        <w:rPr>
-          <w:spacing w:val="16"/>
-          <w:w w:val="105"/>
-          <w:sz w:val="20"/>
-        </w:rPr>
-        <w:t> </w:t>
-      </w:r>
-      <w:r>
-        <w:rPr>
-          <w:spacing w:val="-2"/>
-          <w:w w:val="105"/>
-          <w:sz w:val="20"/>
-        </w:rPr>
-        <w:t>overall.</w:t>
-      </w:r>
+      <w:r/>
     </w:p>
     <w:sectPr>
       <w:type w:val="continuous"/>

--- a/data/sample_resume.docx
+++ b/data/sample_resume.docx
@@ -1,175 +1,3007 @@
 
 <file path=word/document.xml><?xml version="1.0" encoding="utf-8"?>
-<w:document xmlns:mc="http://schemas.openxmlformats.org/markup-compatibility/2006" xmlns:ve="http://schemas.openxmlformats.org/markup-compatibility/2006" xmlns:o="urn:schemas-microsoft-com:office:office" xmlns:r="http://schemas.openxmlformats.org/officeDocument/2006/relationships" xmlns:m="http://schemas.openxmlformats.org/officeDocument/2006/math" xmlns:v="urn:schemas-microsoft-com:vml" xmlns:wp="http://schemas.openxmlformats.org/drawingml/2006/wordprocessingDrawing" xmlns:w10="urn:schemas-microsoft-com:office:word" xmlns:w="http://schemas.openxmlformats.org/wordprocessingml/2006/main" xmlns:wne="http://schemas.microsoft.com/office/word/2006/wordml" xmlns:a="http://schemas.openxmlformats.org/drawingml/2006/main" xmlns:pic="http://schemas.openxmlformats.org/drawingml/2006/picture" xmlns:wpg="http://schemas.microsoft.com/office/word/2010/wordprocessingGroup" xmlns:wps="http://schemas.microsoft.com/office/word/2010/wordprocessingShape" xmlns:w14="http://schemas.microsoft.com/office/word/2010/wordml" mc:Ignorable="w14" xml:space="preserve">
+<w:document xmlns:wpc="http://schemas.microsoft.com/office/word/2010/wordprocessingCanvas" xmlns:cx="http://schemas.microsoft.com/office/drawing/2014/chartex" xmlns:cx1="http://schemas.microsoft.com/office/drawing/2015/9/8/chartex" xmlns:cx2="http://schemas.microsoft.com/office/drawing/2015/10/21/chartex" xmlns:cx3="http://schemas.microsoft.com/office/drawing/2016/5/9/chartex" xmlns:cx4="http://schemas.microsoft.com/office/drawing/2016/5/10/chartex" xmlns:cx5="http://schemas.microsoft.com/office/drawing/2016/5/11/chartex" xmlns:cx6="http://schemas.microsoft.com/office/drawing/2016/5/12/chartex" xmlns:cx7="http://schemas.microsoft.com/office/drawing/2016/5/13/chartex" xmlns:cx8="http://schemas.microsoft.com/office/drawing/2016/5/14/chartex" xmlns:mc="http://schemas.openxmlformats.org/markup-compatibility/2006" xmlns:aink="http://schemas.microsoft.com/office/drawing/2016/ink" xmlns:am3d="http://schemas.microsoft.com/office/drawing/2017/model3d" xmlns:o="urn:schemas-microsoft-com:office:office" xmlns:oel="http://schemas.microsoft.com/office/2019/extlst" xmlns:r="http://schemas.openxmlformats.org/officeDocument/2006/relationships" xmlns:m="http://schemas.openxmlformats.org/officeDocument/2006/math" xmlns:v="urn:schemas-microsoft-com:vml" xmlns:wp14="http://schemas.microsoft.com/office/word/2010/wordprocessingDrawing" xmlns:wp="http://schemas.openxmlformats.org/drawingml/2006/wordprocessingDrawing" xmlns:w10="urn:schemas-microsoft-com:office:word" xmlns:w="http://schemas.openxmlformats.org/wordprocessingml/2006/main" xmlns:w14="http://schemas.microsoft.com/office/word/2010/wordml" xmlns:w15="http://schemas.microsoft.com/office/word/2012/wordml" xmlns:w16cex="http://schemas.microsoft.com/office/word/2018/wordml/cex" xmlns:w16cid="http://schemas.microsoft.com/office/word/2016/wordml/cid" xmlns:w16="http://schemas.microsoft.com/office/word/2018/wordml" xmlns:w16du="http://schemas.microsoft.com/office/word/2023/wordml/word16du" xmlns:w16sdtdh="http://schemas.microsoft.com/office/word/2020/wordml/sdtdatahash" xmlns:w16sdtfl="http://schemas.microsoft.com/office/word/2024/wordml/sdtformatlock" xmlns:w16se="http://schemas.microsoft.com/office/word/2015/wordml/symex" xmlns:wpg="http://schemas.microsoft.com/office/word/2010/wordprocessingGroup" xmlns:wpi="http://schemas.microsoft.com/office/word/2010/wordprocessingInk" xmlns:wne="http://schemas.microsoft.com/office/word/2006/wordml" xmlns:wps="http://schemas.microsoft.com/office/word/2010/wordprocessingShape" mc:Ignorable="w14 w15 w16se w16cid w16 w16cex w16sdtdh w16sdtfl w16du wp14">
   <w:body>
     <w:p>
-      <w:pPr/>
-      <w:r>
+      <w:pPr>
+        <w:pStyle w:val="Heading1"/>
+      </w:pPr>
+      <w:r>
+        <w:rPr>
+          <w:w w:val="115"/>
+        </w:rPr>
         <w:t>Alex Mercer</w:t>
       </w:r>
     </w:p>
     <w:p>
-      <w:r>
-        <w:t>Austin, TX | alex.mercer@email.com | (555) 123-4567 | linkedin.com/in/alex-mercer | github.com/alex-mercer</w:t>
-      </w:r>
-    </w:p>
-    <w:p>
-      <w:pPr/>
-      <w:r>
-        <w:t>PROFESSIONAL SUMMARY</w:t>
-      </w:r>
-    </w:p>
-    <w:p>
-      <w:r>
-        <w:t>Results-driven Machine Learning Engineer with 3+ years of experience in developing scalable backend systems, training predictive models, and deploying AI solutions. Proven ability to architect end-to-end data pipelines and integrate Large Language Models (LLMs) into production web applications.</w:t>
-      </w:r>
-    </w:p>
-    <w:p>
-      <w:pPr/>
-      <w:r>
-        <w:t>TECHNICAL SKILLS</w:t>
-      </w:r>
-    </w:p>
-    <w:p>
-      <w:r>
-        <w:t>Languages: Python, SQL, JavaScript, C++</w:t>
-      </w:r>
-    </w:p>
-    <w:p>
-      <w:r>
-        <w:t>Machine Learning: TensorFlow, PyTorch, Scikit-Learn, MLflow, Pandas, NumPy</w:t>
-      </w:r>
-    </w:p>
-    <w:p>
-      <w:r>
-        <w:t>Cloud &amp; Infrastructure: AWS (EC2, S3, SageMaker), Docker, Kubernetes, CI/CD pipelines</w:t>
-      </w:r>
-    </w:p>
-    <w:p>
-      <w:r>
-        <w:t>Concepts &amp; Tools: Natural Language Processing (NLP), REST APIs, Data Engineering, Git, Agile</w:t>
-      </w:r>
-    </w:p>
-    <w:p>
-      <w:pPr/>
-      <w:r>
-        <w:t>PROFESSIONAL EXPERIENCE</w:t>
-      </w:r>
-    </w:p>
-    <w:p>
-      <w:pPr/>
-      <w:r>
-        <w:t>TechNova Industries | Machine Learning Engineer</w:t>
-      </w:r>
-    </w:p>
-    <w:p>
-      <w:r>
-        <w:t>June 2022 – Present</w:t>
-      </w:r>
-    </w:p>
-    <w:p>
-      <w:r>
-        <w:t>• Developed and deployed deep learning classification models using PyTorch on AWS, improving automated routing accuracy by 18% in production workflows.</w:t>
-      </w:r>
-    </w:p>
-    <w:p>
-      <w:r>
-        <w:t>• Built scalable ETL data pipelines using Python and Pandas, processing over 500,000 financial records daily to feed into model training datasets.</w:t>
-      </w:r>
-    </w:p>
-    <w:p>
-      <w:r>
-        <w:t>• Orchestrated CI/CD deployment pipelines using Docker and GitHub Actions, reducing model deployment time by 40%.</w:t>
-      </w:r>
-    </w:p>
-    <w:p>
-      <w:pPr/>
-      <w:r>
-        <w:t>DataPulse Analytics | Data Engineering Intern</w:t>
-      </w:r>
-    </w:p>
-    <w:p>
-      <w:r>
+      <w:pPr>
+        <w:pStyle w:val="BodyText"/>
+        <w:spacing w:before="0" w:line="222" w:lineRule="exact"/>
+        <w:ind w:left="0" w:right="358" w:firstLine="0"/>
+        <w:jc w:val="center"/>
+      </w:pPr>
+      <w:r>
+        <w:rPr>
+          <w:w w:val="105"/>
+        </w:rPr>
+        <w:t>713-</w:t>
+      </w:r>
+      <w:r>
+        <w:rPr>
+          <w:w w:val="105"/>
+        </w:rPr>
+        <w:t>123</w:t>
+      </w:r>
+      <w:r>
+        <w:rPr>
+          <w:w w:val="105"/>
+        </w:rPr>
+        <w:t>-</w:t>
+      </w:r>
+      <w:r>
+        <w:rPr>
+          <w:w w:val="105"/>
+        </w:rPr>
+        <w:t>4567</w:t>
+      </w:r>
+      <w:r>
+        <w:rPr>
+          <w:w w:val="105"/>
+        </w:rPr>
+        <w:t xml:space="preserve"> | </w:t>
+      </w:r>
+      <w:r>
+        <w:rPr>
+          <w:w w:val="105"/>
+        </w:rPr>
+        <w:t>alex.mercer</w:t>
+      </w:r>
+      <w:r>
+        <w:rPr>
+          <w:w w:val="105"/>
+        </w:rPr>
+        <w:t>@gmail.com | linkedin.com/in/s</w:t>
+      </w:r>
+      <w:r>
+        <w:rPr>
+          <w:w w:val="105"/>
+        </w:rPr>
+        <w:t xml:space="preserve"> </w:t>
+      </w:r>
+      <w:r>
+        <w:rPr>
+          <w:w w:val="105"/>
+        </w:rPr>
+        <w:t>alex-mercer</w:t>
+      </w:r>
+      <w:r>
+        <w:t xml:space="preserve"> </w:t>
+      </w:r>
+      <w:r>
+        <w:rPr>
+          <w:w w:val="105"/>
+        </w:rPr>
+        <w:t>/ | github.co</w:t>
+      </w:r>
+      <w:proofErr w:type="spellStart"/>
+      <w:r>
+        <w:rPr>
+          <w:w w:val="105"/>
+        </w:rPr>
+        <w:t>m/</w:t>
+      </w:r>
+      <w:bookmarkStart w:id="0" w:name="_Hlk223184569"/>
+      <w:r>
+        <w:rPr>
+          <w:w w:val="105"/>
+        </w:rPr>
+        <w:t>al</w:t>
+      </w:r>
+      <w:proofErr w:type="spellEnd"/>
+      <w:r>
+        <w:rPr>
+          <w:w w:val="105"/>
+        </w:rPr>
+        <w:t>ex-mercer</w:t>
+      </w:r>
+      <w:r>
+        <w:t xml:space="preserve"> </w:t>
+      </w:r>
+      <w:bookmarkEnd w:id="0"/>
+    </w:p>
+    <w:p>
+      <w:pPr>
+        <w:pStyle w:val="Heading2"/>
+        <w:spacing w:before="128"/>
+      </w:pPr>
+      <w:r>
+        <w:rPr>
+          <w:noProof/>
+        </w:rPr>
+        <mc:AlternateContent>
+          <mc:Choice Requires="wps">
+            <w:drawing>
+              <wp:anchor distT="0" distB="0" distL="0" distR="0" simplePos="0" relativeHeight="487587840" behindDoc="1" locked="0" layoutInCell="1" allowOverlap="1" wp14:anchorId="525F41A5" wp14:editId="2B6633A1">
+                <wp:simplePos x="0" y="0"/>
+                <wp:positionH relativeFrom="page">
+                  <wp:posOffset>457200</wp:posOffset>
+                </wp:positionH>
+                <wp:positionV relativeFrom="paragraph">
+                  <wp:posOffset>279415</wp:posOffset>
+                </wp:positionV>
+                <wp:extent cx="6858000" cy="1270"/>
+                <wp:effectExtent l="0" t="0" r="0" b="0"/>
+                <wp:wrapTopAndBottom/>
+                <wp:docPr id="1" name="Graphic 1"/>
+                <wp:cNvGraphicFramePr>
+                  <a:graphicFrameLocks xmlns:a="http://schemas.openxmlformats.org/drawingml/2006/main"/>
+                </wp:cNvGraphicFramePr>
+                <a:graphic xmlns:a="http://schemas.openxmlformats.org/drawingml/2006/main">
+                  <a:graphicData uri="http://schemas.microsoft.com/office/word/2010/wordprocessingShape">
+                    <wps:wsp>
+                      <wps:cNvSpPr>
+                        <a:spLocks/>
+                      </wps:cNvSpPr>
+                      <wps:spPr>
+                        <a:xfrm>
+                          <a:off x="0" y="0"/>
+                          <a:ext cx="6858000" cy="1270"/>
+                        </a:xfrm>
+                        <a:custGeom>
+                          <a:avLst/>
+                          <a:gdLst/>
+                          <a:ahLst/>
+                          <a:cxnLst/>
+                          <a:rect l="l" t="t" r="r" b="b"/>
+                          <a:pathLst>
+                            <a:path w="6858000">
+                              <a:moveTo>
+                                <a:pt x="0" y="0"/>
+                              </a:moveTo>
+                              <a:lnTo>
+                                <a:pt x="6858000" y="0"/>
+                              </a:lnTo>
+                            </a:path>
+                          </a:pathLst>
+                        </a:custGeom>
+                        <a:ln w="5054">
+                          <a:solidFill>
+                            <a:srgbClr val="000000"/>
+                          </a:solidFill>
+                          <a:prstDash val="solid"/>
+                        </a:ln>
+                      </wps:spPr>
+                      <wps:bodyPr wrap="square" lIns="0" tIns="0" rIns="0" bIns="0" rtlCol="0">
+                        <a:prstTxWarp prst="textNoShape">
+                          <a:avLst/>
+                        </a:prstTxWarp>
+                        <a:noAutofit/>
+                      </wps:bodyPr>
+                    </wps:wsp>
+                  </a:graphicData>
+                </a:graphic>
+              </wp:anchor>
+            </w:drawing>
+          </mc:Choice>
+          <mc:Fallback xmlns:pic="http://schemas.openxmlformats.org/drawingml/2006/picture" xmlns:a="http://schemas.openxmlformats.org/drawingml/2006/main" xmlns:ve="http://schemas.openxmlformats.org/markup-compatibility/2006">
+            <w:pict>
+              <v:shape style="position:absolute;margin-left:36pt;margin-top:22.001253pt;width:540pt;height:.1pt;mso-position-horizontal-relative:page;mso-position-vertical-relative:paragraph;z-index:-15728640;mso-wrap-distance-left:0;mso-wrap-distance-right:0" id="docshape1" coordorigin="720,440" coordsize="10800,0" path="m720,440l11520,440e" filled="false" stroked="true" strokeweight=".398pt" strokecolor="#000000">
+                <v:path arrowok="t"/>
+                <v:stroke dashstyle="solid"/>
+                <w10:wrap type="topAndBottom"/>
+              </v:shape>
+            </w:pict>
+          </mc:Fallback>
+        </mc:AlternateContent>
+      </w:r>
+      <w:bookmarkStart w:id="1" w:name="Summary"/>
+      <w:bookmarkEnd w:id="1"/>
+      <w:r>
+        <w:rPr>
+          <w:spacing w:val="-2"/>
+          <w:w w:val="110"/>
+        </w:rPr>
+        <w:t>Summary</w:t>
+      </w:r>
+    </w:p>
+    <w:p>
+      <w:pPr>
+        <w:pStyle w:val="BodyText"/>
+        <w:spacing w:before="49" w:line="249" w:lineRule="auto"/>
+        <w:ind w:left="0" w:right="358" w:firstLine="0"/>
+        <w:jc w:val="both"/>
+      </w:pPr>
+      <w:r>
+        <w:t xml:space="preserve">Graduate Engineering Data Science student with experience across data analytics, data engineering, and applied analytics and </w:t>
+      </w:r>
+      <w:r>
+        <w:rPr>
+          <w:w w:val="110"/>
+        </w:rPr>
+        <w:t>modeling</w:t>
+      </w:r>
+      <w:r>
+        <w:rPr>
+          <w:spacing w:val="-9"/>
+          <w:w w:val="110"/>
+        </w:rPr>
+        <w:t xml:space="preserve"> </w:t>
+      </w:r>
+      <w:r>
+        <w:rPr>
+          <w:w w:val="110"/>
+        </w:rPr>
+        <w:t>in</w:t>
+      </w:r>
+      <w:r>
+        <w:rPr>
+          <w:spacing w:val="-9"/>
+          <w:w w:val="110"/>
+        </w:rPr>
+        <w:t xml:space="preserve"> </w:t>
+      </w:r>
+      <w:r>
+        <w:rPr>
+          <w:w w:val="110"/>
+        </w:rPr>
+        <w:t>academic</w:t>
+      </w:r>
+      <w:r>
+        <w:rPr>
+          <w:spacing w:val="-9"/>
+          <w:w w:val="110"/>
+        </w:rPr>
+        <w:t xml:space="preserve"> </w:t>
+      </w:r>
+      <w:r>
+        <w:rPr>
+          <w:w w:val="110"/>
+        </w:rPr>
+        <w:t>and</w:t>
+      </w:r>
+      <w:r>
+        <w:rPr>
+          <w:spacing w:val="-9"/>
+          <w:w w:val="110"/>
+        </w:rPr>
+        <w:t xml:space="preserve"> </w:t>
+      </w:r>
+      <w:r>
+        <w:rPr>
+          <w:w w:val="110"/>
+        </w:rPr>
+        <w:t>industry</w:t>
+      </w:r>
+      <w:r>
+        <w:rPr>
+          <w:spacing w:val="-9"/>
+          <w:w w:val="110"/>
+        </w:rPr>
+        <w:t xml:space="preserve"> </w:t>
+      </w:r>
+      <w:r>
+        <w:rPr>
+          <w:w w:val="110"/>
+        </w:rPr>
+        <w:t>settings.</w:t>
+      </w:r>
+      <w:r>
+        <w:rPr>
+          <w:spacing w:val="9"/>
+          <w:w w:val="110"/>
+        </w:rPr>
+        <w:t xml:space="preserve"> </w:t>
+      </w:r>
+      <w:r>
+        <w:rPr>
+          <w:w w:val="110"/>
+        </w:rPr>
+        <w:t>Skilled</w:t>
+      </w:r>
+      <w:r>
+        <w:rPr>
+          <w:spacing w:val="-9"/>
+          <w:w w:val="110"/>
+        </w:rPr>
+        <w:t xml:space="preserve"> </w:t>
+      </w:r>
+      <w:r>
+        <w:rPr>
+          <w:w w:val="110"/>
+        </w:rPr>
+        <w:t>in</w:t>
+      </w:r>
+      <w:r>
+        <w:rPr>
+          <w:spacing w:val="-9"/>
+          <w:w w:val="110"/>
+        </w:rPr>
+        <w:t xml:space="preserve"> </w:t>
+      </w:r>
+      <w:r>
+        <w:rPr>
+          <w:w w:val="110"/>
+        </w:rPr>
+        <w:t>building</w:t>
+      </w:r>
+      <w:r>
+        <w:rPr>
+          <w:spacing w:val="-9"/>
+          <w:w w:val="110"/>
+        </w:rPr>
+        <w:t xml:space="preserve"> </w:t>
+      </w:r>
+      <w:r>
+        <w:rPr>
+          <w:w w:val="110"/>
+        </w:rPr>
+        <w:t>end-to-end</w:t>
+      </w:r>
+      <w:r>
+        <w:rPr>
+          <w:spacing w:val="-9"/>
+          <w:w w:val="110"/>
+        </w:rPr>
+        <w:t xml:space="preserve"> </w:t>
+      </w:r>
+      <w:r>
+        <w:rPr>
+          <w:w w:val="110"/>
+        </w:rPr>
+        <w:t>data</w:t>
+      </w:r>
+      <w:r>
+        <w:rPr>
+          <w:spacing w:val="-9"/>
+          <w:w w:val="110"/>
+        </w:rPr>
+        <w:t xml:space="preserve"> </w:t>
+      </w:r>
+      <w:r>
+        <w:rPr>
+          <w:w w:val="110"/>
+        </w:rPr>
+        <w:t>pipelines,</w:t>
+      </w:r>
+      <w:r>
+        <w:rPr>
+          <w:spacing w:val="-9"/>
+          <w:w w:val="110"/>
+        </w:rPr>
+        <w:t xml:space="preserve"> </w:t>
+      </w:r>
+      <w:r>
+        <w:rPr>
+          <w:w w:val="110"/>
+        </w:rPr>
+        <w:t>performing</w:t>
+      </w:r>
+      <w:r>
+        <w:rPr>
+          <w:spacing w:val="-9"/>
+          <w:w w:val="110"/>
+        </w:rPr>
+        <w:t xml:space="preserve"> </w:t>
+      </w:r>
+      <w:r>
+        <w:rPr>
+          <w:w w:val="110"/>
+        </w:rPr>
+        <w:t>data</w:t>
+      </w:r>
+      <w:r>
+        <w:rPr>
+          <w:spacing w:val="-9"/>
+          <w:w w:val="110"/>
+        </w:rPr>
+        <w:t xml:space="preserve"> </w:t>
+      </w:r>
+      <w:r>
+        <w:rPr>
+          <w:w w:val="110"/>
+        </w:rPr>
+        <w:t>transformations, and delivering insights through dashboards, reporting, and scalable data workflows.</w:t>
+      </w:r>
+    </w:p>
+    <w:p>
+      <w:pPr>
+        <w:pStyle w:val="Heading2"/>
+        <w:spacing w:before="119"/>
+      </w:pPr>
+      <w:r>
+        <w:rPr>
+          <w:noProof/>
+        </w:rPr>
+        <mc:AlternateContent>
+          <mc:Choice Requires="wps">
+            <w:drawing>
+              <wp:anchor distT="0" distB="0" distL="0" distR="0" simplePos="0" relativeHeight="487588352" behindDoc="1" locked="0" layoutInCell="1" allowOverlap="1" wp14:anchorId="0AD7756B" wp14:editId="06C039C1">
+                <wp:simplePos x="0" y="0"/>
+                <wp:positionH relativeFrom="page">
+                  <wp:posOffset>457200</wp:posOffset>
+                </wp:positionH>
+                <wp:positionV relativeFrom="paragraph">
+                  <wp:posOffset>273571</wp:posOffset>
+                </wp:positionV>
+                <wp:extent cx="6858000" cy="1270"/>
+                <wp:effectExtent l="0" t="0" r="0" b="0"/>
+                <wp:wrapTopAndBottom/>
+                <wp:docPr id="2" name="Graphic 2"/>
+                <wp:cNvGraphicFramePr>
+                  <a:graphicFrameLocks xmlns:a="http://schemas.openxmlformats.org/drawingml/2006/main"/>
+                </wp:cNvGraphicFramePr>
+                <a:graphic xmlns:a="http://schemas.openxmlformats.org/drawingml/2006/main">
+                  <a:graphicData uri="http://schemas.microsoft.com/office/word/2010/wordprocessingShape">
+                    <wps:wsp>
+                      <wps:cNvSpPr>
+                        <a:spLocks/>
+                      </wps:cNvSpPr>
+                      <wps:spPr>
+                        <a:xfrm>
+                          <a:off x="0" y="0"/>
+                          <a:ext cx="6858000" cy="1270"/>
+                        </a:xfrm>
+                        <a:custGeom>
+                          <a:avLst/>
+                          <a:gdLst/>
+                          <a:ahLst/>
+                          <a:cxnLst/>
+                          <a:rect l="l" t="t" r="r" b="b"/>
+                          <a:pathLst>
+                            <a:path w="6858000">
+                              <a:moveTo>
+                                <a:pt x="0" y="0"/>
+                              </a:moveTo>
+                              <a:lnTo>
+                                <a:pt x="6858000" y="0"/>
+                              </a:lnTo>
+                            </a:path>
+                          </a:pathLst>
+                        </a:custGeom>
+                        <a:ln w="5054">
+                          <a:solidFill>
+                            <a:srgbClr val="000000"/>
+                          </a:solidFill>
+                          <a:prstDash val="solid"/>
+                        </a:ln>
+                      </wps:spPr>
+                      <wps:bodyPr wrap="square" lIns="0" tIns="0" rIns="0" bIns="0" rtlCol="0">
+                        <a:prstTxWarp prst="textNoShape">
+                          <a:avLst/>
+                        </a:prstTxWarp>
+                        <a:noAutofit/>
+                      </wps:bodyPr>
+                    </wps:wsp>
+                  </a:graphicData>
+                </a:graphic>
+              </wp:anchor>
+            </w:drawing>
+          </mc:Choice>
+          <mc:Fallback xmlns:pic="http://schemas.openxmlformats.org/drawingml/2006/picture" xmlns:a="http://schemas.openxmlformats.org/drawingml/2006/main" xmlns:ve="http://schemas.openxmlformats.org/markup-compatibility/2006">
+            <w:pict>
+              <v:shape style="position:absolute;margin-left:36pt;margin-top:21.541046pt;width:540pt;height:.1pt;mso-position-horizontal-relative:page;mso-position-vertical-relative:paragraph;z-index:-15728128;mso-wrap-distance-left:0;mso-wrap-distance-right:0" id="docshape2" coordorigin="720,431" coordsize="10800,0" path="m720,431l11520,431e" filled="false" stroked="true" strokeweight=".398pt" strokecolor="#000000">
+                <v:path arrowok="t"/>
+                <v:stroke dashstyle="solid"/>
+                <w10:wrap type="topAndBottom"/>
+              </v:shape>
+            </w:pict>
+          </mc:Fallback>
+        </mc:AlternateContent>
+      </w:r>
+      <w:bookmarkStart w:id="2" w:name="Professional_Experience"/>
+      <w:bookmarkEnd w:id="2"/>
+      <w:r>
+        <w:rPr>
+          <w:w w:val="110"/>
+        </w:rPr>
+        <w:t>Professional</w:t>
+      </w:r>
+      <w:r>
+        <w:rPr>
+          <w:spacing w:val="48"/>
+          <w:w w:val="110"/>
+        </w:rPr>
+        <w:t xml:space="preserve"> </w:t>
+      </w:r>
+      <w:r>
+        <w:rPr>
+          <w:spacing w:val="-2"/>
+          <w:w w:val="110"/>
+        </w:rPr>
+        <w:t>Experience</w:t>
+      </w:r>
+    </w:p>
+    <w:p>
+      <w:pPr>
+        <w:pStyle w:val="Heading3"/>
+        <w:tabs>
+          <w:tab w:val="left" w:pos="8658"/>
+        </w:tabs>
+      </w:pPr>
+      <w:r>
+        <w:rPr>
+          <w:w w:val="115"/>
+        </w:rPr>
+        <w:t>State University</w:t>
+      </w:r>
+      <w:r>
+        <w:rPr>
+          <w:w w:val="115"/>
+        </w:rPr>
+        <w:tab/>
+        <w:t>Mar 202</w:t>
+      </w:r>
+      <w:r>
+        <w:rPr>
+          <w:w w:val="115"/>
+        </w:rPr>
+        <w:t>2</w:t>
+      </w:r>
+      <w:r>
+        <w:rPr>
+          <w:w w:val="115"/>
+        </w:rPr>
+        <w:t xml:space="preserve"> – Dec 2025</w:t>
+      </w:r>
+    </w:p>
+    <w:p>
+      <w:pPr>
+        <w:spacing w:before="9"/>
+        <w:rPr>
+          <w:i/>
+          <w:sz w:val="20"/>
+        </w:rPr>
+      </w:pPr>
+      <w:r>
+        <w:rPr>
+          <w:i/>
+          <w:w w:val="105"/>
+          <w:sz w:val="20"/>
+        </w:rPr>
+        <w:t>Machine Learning Engineer</w:t>
+      </w:r>
+    </w:p>
+    <w:p>
+      <w:pPr>
+        <w:pStyle w:val="ListParagraph"/>
+        <w:numPr>
+          <w:ilvl w:val="0"/>
+          <w:numId w:val="1"/>
+        </w:numPr>
+        <w:tabs>
+          <w:tab w:val="left" w:pos="438"/>
+        </w:tabs>
+        <w:spacing w:before="45" w:line="249" w:lineRule="auto"/>
+        <w:ind w:right="356"/>
+        <w:rPr>
+          <w:rFonts w:ascii="Arial" w:hAnsi="Arial"/>
+          <w:i/>
+          <w:position w:val="3"/>
+          <w:sz w:val="10"/>
+        </w:rPr>
+      </w:pPr>
+      <w:r>
+        <w:rPr>
+          <w:w w:val="110"/>
+          <w:sz w:val="20"/>
+        </w:rPr>
+        <w:t xml:space="preserve">Developed and deployed deep learning classification models using </w:t>
+      </w:r>
+      <w:proofErr w:type="spellStart"/>
+      <w:r>
+        <w:rPr>
+          <w:w w:val="110"/>
+          <w:sz w:val="20"/>
+        </w:rPr>
+        <w:t>PyTorch</w:t>
+      </w:r>
+      <w:proofErr w:type="spellEnd"/>
+      <w:r>
+        <w:rPr>
+          <w:w w:val="110"/>
+          <w:sz w:val="20"/>
+        </w:rPr>
+        <w:t xml:space="preserve"> on AWS, improving automated structured storage, improving data availability and analysis readiness by 30%.</w:t>
+      </w:r>
+    </w:p>
+    <w:p>
+      <w:pPr>
+        <w:pStyle w:val="ListParagraph"/>
+        <w:numPr>
+          <w:ilvl w:val="0"/>
+          <w:numId w:val="1"/>
+        </w:numPr>
+        <w:tabs>
+          <w:tab w:val="left" w:pos="438"/>
+        </w:tabs>
+        <w:spacing w:line="249" w:lineRule="auto"/>
+        <w:ind w:right="358"/>
+        <w:rPr>
+          <w:rFonts w:ascii="Arial" w:hAnsi="Arial"/>
+          <w:i/>
+          <w:position w:val="3"/>
+          <w:sz w:val="10"/>
+        </w:rPr>
+      </w:pPr>
+      <w:r>
+        <w:rPr>
+          <w:w w:val="105"/>
+          <w:sz w:val="20"/>
+        </w:rPr>
+        <w:t>Built scalable ETL data pipelines using Python and Pandas, processing over 500,000 financial records daily to feed into model training datasets and predictive analytics.</w:t>
+      </w:r>
+    </w:p>
+    <w:p>
+      <w:pPr>
+        <w:pStyle w:val="ListParagraph"/>
+        <w:numPr>
+          <w:ilvl w:val="0"/>
+          <w:numId w:val="1"/>
+        </w:numPr>
+        <w:tabs>
+          <w:tab w:val="left" w:pos="438"/>
+        </w:tabs>
+        <w:spacing w:line="249" w:lineRule="auto"/>
+        <w:ind w:right="357"/>
+        <w:rPr>
+          <w:rFonts w:ascii="Arial" w:hAnsi="Arial"/>
+          <w:i/>
+          <w:position w:val="3"/>
+          <w:sz w:val="10"/>
+        </w:rPr>
+      </w:pPr>
+      <w:r>
+        <w:rPr>
+          <w:w w:val="110"/>
+          <w:sz w:val="20"/>
+        </w:rPr>
+        <w:t>Orchestrated CI/CD deployment pipelines using Docker and GitHub Actions, reducing model deployment time by 40% while ensuring stable builds across environments.</w:t>
+      </w:r>
+    </w:p>
+    <w:p>
+      <w:pPr>
+        <w:pStyle w:val="Heading3"/>
+        <w:tabs>
+          <w:tab w:val="left" w:pos="8645"/>
+        </w:tabs>
+        <w:spacing w:before="33"/>
+        <w:ind w:left="-1"/>
+      </w:pPr>
+      <w:r>
+        <w:rPr>
+          <w:w w:val="115"/>
+        </w:rPr>
+        <w:t>Ford</w:t>
+      </w:r>
+      <w:r>
+        <w:rPr>
+          <w:w w:val="115"/>
+        </w:rPr>
+        <w:t xml:space="preserve"> Motors</w:t>
+      </w:r>
+      <w:r>
+        <w:rPr>
+          <w:w w:val="115"/>
+        </w:rPr>
+        <w:t xml:space="preserve">                                                                                                                           </w:t>
+      </w:r>
+      <w:r>
+        <w:rPr>
+          <w:w w:val="115"/>
+        </w:rPr>
         <w:t>May 2021 – August 2021</w:t>
       </w:r>
     </w:p>
     <w:p>
-      <w:r>
-        <w:t>• Assisted in the architectural design of a cloud-based data lake using AWS S3 and Athena for big data analytical workloads.</w:t>
-      </w:r>
-    </w:p>
-    <w:p>
-      <w:r>
-        <w:t>• Optimized legacy enterprise SQL queries, reducing weekly report generation times across 3 different departments by approximately 45%.</w:t>
-      </w:r>
-    </w:p>
-    <w:p>
-      <w:r>
-        <w:t>• Built internal Streamlit dashboards for real-time visualization of key machine learning performance metrics.</w:t>
-      </w:r>
-    </w:p>
-    <w:p>
-      <w:pPr/>
-      <w:r>
-        <w:t>ACADEMIC PROJECTS</w:t>
-      </w:r>
-    </w:p>
-    <w:p>
-      <w:r>
-        <w:t>Job Application AI Agent | Python, SerpAPI, Pandas, Streamlit</w:t>
-      </w:r>
-    </w:p>
-    <w:p>
-      <w:r>
-        <w:t>• Designed an autonomous agent using Python and SerpAPI to aggregate job postings and dynamically filter candidate pipelines based on constraints.</w:t>
-      </w:r>
-    </w:p>
-    <w:p>
-      <w:r>
-        <w:t>• Implemented a custom ranking algorithm matching skills and locations, increasing relevant job discovery by 40% against naive searches.</w:t>
-      </w:r>
-    </w:p>
-    <w:p>
-      <w:r>
-        <w:t>• Integrated OpenAI LLMs to automatically tailor base resumes to specific job descriptions based on parsed employer requirements.</w:t>
-      </w:r>
-    </w:p>
-    <w:p>
-      <w:pPr/>
-      <w:r>
-        <w:t>EDUCATION</w:t>
-      </w:r>
-    </w:p>
-    <w:p>
-      <w:r>
+      <w:pPr>
+        <w:spacing w:before="10"/>
+        <w:ind w:left="-1"/>
+        <w:rPr>
+          <w:i/>
+          <w:sz w:val="20"/>
+        </w:rPr>
+      </w:pPr>
+      <w:r>
+        <w:rPr>
+          <w:i/>
+          <w:w w:val="110"/>
+          <w:sz w:val="20"/>
+        </w:rPr>
+        <w:t>Data Engineering Intern</w:t>
+      </w:r>
+    </w:p>
+    <w:p>
+      <w:pPr>
+        <w:pStyle w:val="ListParagraph"/>
+        <w:numPr>
+          <w:ilvl w:val="0"/>
+          <w:numId w:val="1"/>
+        </w:numPr>
+        <w:tabs>
+          <w:tab w:val="left" w:pos="438"/>
+        </w:tabs>
+        <w:spacing w:before="44" w:line="249" w:lineRule="auto"/>
+        <w:ind w:right="358"/>
+        <w:rPr>
+          <w:rFonts w:ascii="Arial" w:hAnsi="Arial"/>
+          <w:i/>
+          <w:position w:val="3"/>
+          <w:sz w:val="10"/>
+        </w:rPr>
+      </w:pPr>
+      <w:r>
+        <w:rPr>
+          <w:w w:val="110"/>
+          <w:sz w:val="20"/>
+        </w:rPr>
+        <w:t xml:space="preserve">Assisted in the architectural design of a cloud-based data lake using AWS S3 and Athena for analytical workloads, orchestrated with Airflow and standardized via </w:t>
+      </w:r>
+      <w:proofErr w:type="spellStart"/>
+      <w:r>
+        <w:rPr>
+          <w:w w:val="110"/>
+          <w:sz w:val="20"/>
+        </w:rPr>
+        <w:t>dbt</w:t>
+      </w:r>
+      <w:proofErr w:type="spellEnd"/>
+      <w:r>
+        <w:rPr>
+          <w:w w:val="110"/>
+          <w:sz w:val="20"/>
+        </w:rPr>
+        <w:t>, improving forecasting reliability by 19%.</w:t>
+      </w:r>
+    </w:p>
+    <w:p>
+      <w:pPr>
+        <w:pStyle w:val="ListParagraph"/>
+        <w:numPr>
+          <w:ilvl w:val="0"/>
+          <w:numId w:val="1"/>
+        </w:numPr>
+        <w:tabs>
+          <w:tab w:val="left" w:pos="438"/>
+        </w:tabs>
+        <w:spacing w:line="249" w:lineRule="auto"/>
+        <w:ind w:right="360"/>
+        <w:rPr>
+          <w:rFonts w:ascii="Arial" w:hAnsi="Arial"/>
+          <w:i/>
+          <w:position w:val="3"/>
+          <w:sz w:val="10"/>
+        </w:rPr>
+      </w:pPr>
+      <w:r>
+        <w:rPr>
+          <w:w w:val="110"/>
+          <w:sz w:val="20"/>
+        </w:rPr>
+        <w:t>Developed</w:t>
+      </w:r>
+      <w:r>
+        <w:rPr>
+          <w:spacing w:val="-11"/>
+          <w:w w:val="110"/>
+          <w:sz w:val="20"/>
+        </w:rPr>
+        <w:t xml:space="preserve"> </w:t>
+      </w:r>
+      <w:r>
+        <w:rPr>
+          <w:w w:val="110"/>
+          <w:sz w:val="20"/>
+        </w:rPr>
+        <w:t>time-series</w:t>
+      </w:r>
+      <w:r>
+        <w:rPr>
+          <w:spacing w:val="-11"/>
+          <w:w w:val="110"/>
+          <w:sz w:val="20"/>
+        </w:rPr>
+        <w:t xml:space="preserve"> </w:t>
+      </w:r>
+      <w:r>
+        <w:rPr>
+          <w:w w:val="110"/>
+          <w:sz w:val="20"/>
+        </w:rPr>
+        <w:t>analytics</w:t>
+      </w:r>
+      <w:r>
+        <w:rPr>
+          <w:spacing w:val="-11"/>
+          <w:w w:val="110"/>
+          <w:sz w:val="20"/>
+        </w:rPr>
+        <w:t xml:space="preserve"> </w:t>
+      </w:r>
+      <w:r>
+        <w:rPr>
+          <w:w w:val="110"/>
+          <w:sz w:val="20"/>
+        </w:rPr>
+        <w:t>pipelines</w:t>
+      </w:r>
+      <w:r>
+        <w:rPr>
+          <w:spacing w:val="-11"/>
+          <w:w w:val="110"/>
+          <w:sz w:val="20"/>
+        </w:rPr>
+        <w:t xml:space="preserve"> </w:t>
+      </w:r>
+      <w:r>
+        <w:rPr>
+          <w:w w:val="110"/>
+          <w:sz w:val="20"/>
+        </w:rPr>
+        <w:t>in</w:t>
+      </w:r>
+      <w:r>
+        <w:rPr>
+          <w:spacing w:val="-10"/>
+          <w:w w:val="110"/>
+          <w:sz w:val="20"/>
+        </w:rPr>
+        <w:t xml:space="preserve"> </w:t>
+      </w:r>
+      <w:r>
+        <w:rPr>
+          <w:w w:val="110"/>
+          <w:sz w:val="20"/>
+        </w:rPr>
+        <w:t>Databricks,</w:t>
+      </w:r>
+      <w:r>
+        <w:rPr>
+          <w:spacing w:val="-11"/>
+          <w:w w:val="110"/>
+          <w:sz w:val="20"/>
+        </w:rPr>
+        <w:t xml:space="preserve"> </w:t>
+      </w:r>
+      <w:r>
+        <w:rPr>
+          <w:w w:val="110"/>
+          <w:sz w:val="20"/>
+        </w:rPr>
+        <w:t>processing</w:t>
+      </w:r>
+      <w:r>
+        <w:rPr>
+          <w:spacing w:val="-11"/>
+          <w:w w:val="110"/>
+          <w:sz w:val="20"/>
+        </w:rPr>
+        <w:t xml:space="preserve"> </w:t>
+      </w:r>
+      <w:r>
+        <w:rPr>
+          <w:w w:val="110"/>
+          <w:sz w:val="20"/>
+        </w:rPr>
+        <w:t>structured</w:t>
+      </w:r>
+      <w:r>
+        <w:rPr>
+          <w:spacing w:val="-11"/>
+          <w:w w:val="110"/>
+          <w:sz w:val="20"/>
+        </w:rPr>
+        <w:t xml:space="preserve"> </w:t>
+      </w:r>
+      <w:r>
+        <w:rPr>
+          <w:w w:val="110"/>
+          <w:sz w:val="20"/>
+        </w:rPr>
+        <w:t>manufacturing</w:t>
+      </w:r>
+      <w:r>
+        <w:rPr>
+          <w:spacing w:val="-11"/>
+          <w:w w:val="110"/>
+          <w:sz w:val="20"/>
+        </w:rPr>
+        <w:t xml:space="preserve"> </w:t>
+      </w:r>
+      <w:r>
+        <w:rPr>
+          <w:w w:val="110"/>
+          <w:sz w:val="20"/>
+        </w:rPr>
+        <w:t>and</w:t>
+      </w:r>
+      <w:r>
+        <w:rPr>
+          <w:spacing w:val="-10"/>
+          <w:w w:val="110"/>
+          <w:sz w:val="20"/>
+        </w:rPr>
+        <w:t xml:space="preserve"> </w:t>
+      </w:r>
+      <w:r>
+        <w:rPr>
+          <w:w w:val="110"/>
+          <w:sz w:val="20"/>
+        </w:rPr>
+        <w:t>sales</w:t>
+      </w:r>
+      <w:r>
+        <w:rPr>
+          <w:spacing w:val="-11"/>
+          <w:w w:val="110"/>
+          <w:sz w:val="20"/>
+        </w:rPr>
+        <w:t xml:space="preserve"> </w:t>
+      </w:r>
+      <w:r>
+        <w:rPr>
+          <w:w w:val="110"/>
+          <w:sz w:val="20"/>
+        </w:rPr>
+        <w:t>data,</w:t>
+      </w:r>
+      <w:r>
+        <w:rPr>
+          <w:spacing w:val="-11"/>
+          <w:w w:val="110"/>
+          <w:sz w:val="20"/>
+        </w:rPr>
+        <w:t xml:space="preserve"> </w:t>
+      </w:r>
+      <w:r>
+        <w:rPr>
+          <w:w w:val="110"/>
+          <w:sz w:val="20"/>
+        </w:rPr>
+        <w:t>achieving by 45% while achieving 92% historical accuracy.</w:t>
+      </w:r>
+    </w:p>
+    <w:p>
+      <w:pPr>
+        <w:pStyle w:val="ListParagraph"/>
+        <w:numPr>
+          <w:ilvl w:val="0"/>
+          <w:numId w:val="1"/>
+        </w:numPr>
+        <w:tabs>
+          <w:tab w:val="left" w:pos="438"/>
+        </w:tabs>
+        <w:spacing w:line="249" w:lineRule="auto"/>
+        <w:ind w:right="358"/>
+        <w:rPr>
+          <w:rFonts w:ascii="Arial" w:hAnsi="Arial"/>
+          <w:i/>
+          <w:position w:val="3"/>
+          <w:sz w:val="10"/>
+        </w:rPr>
+      </w:pPr>
+      <w:r>
+        <w:rPr>
+          <w:w w:val="110"/>
+          <w:sz w:val="20"/>
+        </w:rPr>
+        <w:t xml:space="preserve">Built internal </w:t>
+      </w:r>
+      <w:proofErr w:type="spellStart"/>
+      <w:r>
+        <w:rPr>
+          <w:w w:val="110"/>
+          <w:sz w:val="20"/>
+        </w:rPr>
+        <w:t>Streamlit</w:t>
+      </w:r>
+      <w:proofErr w:type="spellEnd"/>
+      <w:r>
+        <w:rPr>
+          <w:w w:val="110"/>
+          <w:sz w:val="20"/>
+        </w:rPr>
+        <w:t xml:space="preserve"> dashboards for real-time visualization of key machine learning performance </w:t>
+      </w:r>
+      <w:proofErr w:type="spellStart"/>
+      <w:r>
+        <w:rPr>
+          <w:w w:val="110"/>
+          <w:sz w:val="20"/>
+        </w:rPr>
+        <w:t>KPIshelping</w:t>
+      </w:r>
+      <w:proofErr w:type="spellEnd"/>
+      <w:r>
+        <w:rPr>
+          <w:w w:val="110"/>
+          <w:sz w:val="20"/>
+        </w:rPr>
+        <w:t xml:space="preserve"> operations and commercial teams identify anomalies effectively.</w:t>
+      </w:r>
+    </w:p>
+    <w:p>
+      <w:pPr>
+        <w:pStyle w:val="Heading3"/>
+        <w:tabs>
+          <w:tab w:val="left" w:pos="8711"/>
+        </w:tabs>
+        <w:spacing w:before="34"/>
+        <w:ind w:left="-1"/>
+      </w:pPr>
+      <w:proofErr w:type="spellStart"/>
+      <w:r>
+        <w:rPr>
+          <w:w w:val="115"/>
+        </w:rPr>
+        <w:t>TechNova</w:t>
+      </w:r>
+      <w:proofErr w:type="spellEnd"/>
+      <w:r>
+        <w:rPr>
+          <w:w w:val="115"/>
+        </w:rPr>
+        <w:t xml:space="preserve"> Industries</w:t>
+      </w:r>
+      <w:r>
+        <w:rPr>
+          <w:w w:val="115"/>
+        </w:rPr>
+        <w:tab/>
+        <w:t>Jan 2022 – Apr 2022</w:t>
+      </w:r>
+    </w:p>
+    <w:p>
+      <w:pPr>
+        <w:spacing w:before="9"/>
+        <w:ind w:left="-1"/>
+        <w:rPr>
+          <w:i/>
+          <w:sz w:val="20"/>
+        </w:rPr>
+      </w:pPr>
+      <w:r>
+        <w:rPr>
+          <w:i/>
+          <w:w w:val="105"/>
+          <w:sz w:val="20"/>
+        </w:rPr>
+        <w:t>Software Developer Intern</w:t>
+      </w:r>
+    </w:p>
+    <w:p>
+      <w:pPr>
+        <w:pStyle w:val="ListParagraph"/>
+        <w:numPr>
+          <w:ilvl w:val="0"/>
+          <w:numId w:val="1"/>
+        </w:numPr>
+        <w:tabs>
+          <w:tab w:val="left" w:pos="438"/>
+        </w:tabs>
+        <w:spacing w:before="45" w:line="249" w:lineRule="auto"/>
+        <w:ind w:right="359"/>
+        <w:rPr>
+          <w:rFonts w:ascii="Arial" w:hAnsi="Arial"/>
+          <w:i/>
+          <w:position w:val="3"/>
+          <w:sz w:val="10"/>
+        </w:rPr>
+      </w:pPr>
+      <w:r>
+        <w:rPr>
+          <w:w w:val="110"/>
+          <w:sz w:val="20"/>
+        </w:rPr>
+        <w:t>Developed internal automation scripts in Python, saving the engineering team 15 hours of manual work weekly and enforcing strict schema rules, improving reliability of downstream workloads.</w:t>
+      </w:r>
+    </w:p>
+    <w:p>
+      <w:pPr>
+        <w:pStyle w:val="ListParagraph"/>
+        <w:numPr>
+          <w:ilvl w:val="0"/>
+          <w:numId w:val="1"/>
+        </w:numPr>
+        <w:tabs>
+          <w:tab w:val="left" w:pos="438"/>
+        </w:tabs>
+        <w:spacing w:before="17" w:line="249" w:lineRule="auto"/>
+        <w:ind w:right="357"/>
+        <w:rPr>
+          <w:rFonts w:ascii="Arial" w:hAnsi="Arial"/>
+          <w:i/>
+          <w:position w:val="3"/>
+          <w:sz w:val="10"/>
+        </w:rPr>
+      </w:pPr>
+      <w:r>
+        <w:rPr>
+          <w:w w:val="110"/>
+          <w:sz w:val="20"/>
+        </w:rPr>
+        <w:t>Assisted senior developers in maintaining RESTful APIs using Flask, linked to React.js interfaces, sustaining 99.9% uptime 99.9% uptime while reducing manual intervention.</w:t>
+      </w:r>
+    </w:p>
+    <w:p>
+      <w:pPr>
+        <w:pStyle w:val="ListParagraph"/>
+        <w:numPr>
+          <w:ilvl w:val="0"/>
+          <w:numId w:val="1"/>
+        </w:numPr>
+        <w:tabs>
+          <w:tab w:val="left" w:pos="437"/>
+        </w:tabs>
+        <w:ind w:left="437" w:hanging="172"/>
+        <w:rPr>
+          <w:rFonts w:ascii="Arial" w:hAnsi="Arial"/>
+          <w:i/>
+          <w:position w:val="3"/>
+          <w:sz w:val="10"/>
+        </w:rPr>
+      </w:pPr>
+      <w:r>
+        <w:rPr>
+          <w:w w:val="110"/>
+          <w:sz w:val="20"/>
+        </w:rPr>
+        <w:t>Automated deployments with Docker, ensuring stable builds across staging and production environments.</w:t>
+      </w:r>
+    </w:p>
+    <w:p>
+      <w:pPr>
+        <w:pStyle w:val="Heading2"/>
+        <w:spacing w:before="144"/>
+        <w:ind w:left="-1"/>
+      </w:pPr>
+      <w:r>
+        <w:rPr>
+          <w:noProof/>
+        </w:rPr>
+        <mc:AlternateContent>
+          <mc:Choice Requires="wps">
+            <w:drawing>
+              <wp:anchor distT="0" distB="0" distL="0" distR="0" simplePos="0" relativeHeight="487588864" behindDoc="1" locked="0" layoutInCell="1" allowOverlap="1" wp14:anchorId="17745737" wp14:editId="65429200">
+                <wp:simplePos x="0" y="0"/>
+                <wp:positionH relativeFrom="page">
+                  <wp:posOffset>457200</wp:posOffset>
+                </wp:positionH>
+                <wp:positionV relativeFrom="paragraph">
+                  <wp:posOffset>289700</wp:posOffset>
+                </wp:positionV>
+                <wp:extent cx="6858000" cy="1270"/>
+                <wp:effectExtent l="0" t="0" r="0" b="0"/>
+                <wp:wrapTopAndBottom/>
+                <wp:docPr id="3" name="Graphic 3"/>
+                <wp:cNvGraphicFramePr>
+                  <a:graphicFrameLocks xmlns:a="http://schemas.openxmlformats.org/drawingml/2006/main"/>
+                </wp:cNvGraphicFramePr>
+                <a:graphic xmlns:a="http://schemas.openxmlformats.org/drawingml/2006/main">
+                  <a:graphicData uri="http://schemas.microsoft.com/office/word/2010/wordprocessingShape">
+                    <wps:wsp>
+                      <wps:cNvSpPr>
+                        <a:spLocks/>
+                      </wps:cNvSpPr>
+                      <wps:spPr>
+                        <a:xfrm>
+                          <a:off x="0" y="0"/>
+                          <a:ext cx="6858000" cy="1270"/>
+                        </a:xfrm>
+                        <a:custGeom>
+                          <a:avLst/>
+                          <a:gdLst/>
+                          <a:ahLst/>
+                          <a:cxnLst/>
+                          <a:rect l="l" t="t" r="r" b="b"/>
+                          <a:pathLst>
+                            <a:path w="6858000">
+                              <a:moveTo>
+                                <a:pt x="0" y="0"/>
+                              </a:moveTo>
+                              <a:lnTo>
+                                <a:pt x="6858000" y="0"/>
+                              </a:lnTo>
+                            </a:path>
+                          </a:pathLst>
+                        </a:custGeom>
+                        <a:ln w="5054">
+                          <a:solidFill>
+                            <a:srgbClr val="000000"/>
+                          </a:solidFill>
+                          <a:prstDash val="solid"/>
+                        </a:ln>
+                      </wps:spPr>
+                      <wps:bodyPr wrap="square" lIns="0" tIns="0" rIns="0" bIns="0" rtlCol="0">
+                        <a:prstTxWarp prst="textNoShape">
+                          <a:avLst/>
+                        </a:prstTxWarp>
+                        <a:noAutofit/>
+                      </wps:bodyPr>
+                    </wps:wsp>
+                  </a:graphicData>
+                </a:graphic>
+              </wp:anchor>
+            </w:drawing>
+          </mc:Choice>
+          <mc:Fallback xmlns:pic="http://schemas.openxmlformats.org/drawingml/2006/picture" xmlns:a="http://schemas.openxmlformats.org/drawingml/2006/main" xmlns:ve="http://schemas.openxmlformats.org/markup-compatibility/2006">
+            <w:pict>
+              <v:shape style="position:absolute;margin-left:36pt;margin-top:22.811087pt;width:540pt;height:.1pt;mso-position-horizontal-relative:page;mso-position-vertical-relative:paragraph;z-index:-15727616;mso-wrap-distance-left:0;mso-wrap-distance-right:0" id="docshape3" coordorigin="720,456" coordsize="10800,0" path="m720,456l11520,456e" filled="false" stroked="true" strokeweight=".398pt" strokecolor="#000000">
+                <v:path arrowok="t"/>
+                <v:stroke dashstyle="solid"/>
+                <w10:wrap type="topAndBottom"/>
+              </v:shape>
+            </w:pict>
+          </mc:Fallback>
+        </mc:AlternateContent>
+      </w:r>
+      <w:bookmarkStart w:id="3" w:name="Technical_Skills"/>
+      <w:bookmarkEnd w:id="3"/>
+      <w:r>
+        <w:rPr>
+          <w:w w:val="110"/>
+        </w:rPr>
+        <w:t>Technical</w:t>
+      </w:r>
+      <w:r>
+        <w:rPr>
+          <w:spacing w:val="15"/>
+          <w:w w:val="110"/>
+        </w:rPr>
+        <w:t xml:space="preserve"> </w:t>
+      </w:r>
+      <w:r>
+        <w:rPr>
+          <w:spacing w:val="-2"/>
+          <w:w w:val="110"/>
+        </w:rPr>
+        <w:t>Skills</w:t>
+      </w:r>
+    </w:p>
+    <w:p>
+      <w:pPr>
+        <w:pStyle w:val="ListParagraph"/>
+        <w:numPr>
+          <w:ilvl w:val="0"/>
+          <w:numId w:val="1"/>
+        </w:numPr>
+        <w:tabs>
+          <w:tab w:val="left" w:pos="497"/>
+        </w:tabs>
+        <w:spacing w:before="54"/>
+        <w:ind w:left="497" w:hanging="172"/>
+        <w:rPr>
+          <w:rFonts w:ascii="Arial" w:hAnsi="Arial"/>
+          <w:i/>
+          <w:position w:val="2"/>
+          <w:sz w:val="10"/>
+        </w:rPr>
+      </w:pPr>
+      <w:r>
+        <w:rPr>
+          <w:b/>
+          <w:w w:val="115"/>
+          <w:sz w:val="18"/>
+        </w:rPr>
+        <w:t>Programming</w:t>
+      </w:r>
+      <w:r>
+        <w:rPr>
+          <w:b/>
+          <w:spacing w:val="1"/>
+          <w:w w:val="115"/>
+          <w:sz w:val="18"/>
+        </w:rPr>
+        <w:t xml:space="preserve"> </w:t>
+      </w:r>
+      <w:r>
+        <w:rPr>
+          <w:b/>
+          <w:w w:val="115"/>
+          <w:sz w:val="18"/>
+        </w:rPr>
+        <w:t>Languages</w:t>
+      </w:r>
+      <w:r>
+        <w:rPr>
+          <w:b/>
+          <w:spacing w:val="1"/>
+          <w:w w:val="115"/>
+          <w:sz w:val="18"/>
+        </w:rPr>
+        <w:t xml:space="preserve"> </w:t>
+      </w:r>
+      <w:r>
+        <w:rPr>
+          <w:b/>
+          <w:w w:val="115"/>
+          <w:sz w:val="18"/>
+        </w:rPr>
+        <w:t>&amp;</w:t>
+      </w:r>
+      <w:r>
+        <w:rPr>
+          <w:b/>
+          <w:spacing w:val="1"/>
+          <w:w w:val="115"/>
+          <w:sz w:val="18"/>
+        </w:rPr>
+        <w:t xml:space="preserve"> </w:t>
+      </w:r>
+      <w:r>
+        <w:rPr>
+          <w:b/>
+          <w:w w:val="115"/>
+          <w:sz w:val="18"/>
+        </w:rPr>
+        <w:t>Tools</w:t>
+      </w:r>
+      <w:r>
+        <w:rPr>
+          <w:b/>
+          <w:spacing w:val="-6"/>
+          <w:w w:val="115"/>
+          <w:sz w:val="18"/>
+        </w:rPr>
+        <w:t xml:space="preserve"> </w:t>
+      </w:r>
+      <w:r>
+        <w:rPr>
+          <w:w w:val="115"/>
+          <w:sz w:val="18"/>
+        </w:rPr>
+        <w:t>-</w:t>
+      </w:r>
+      <w:r>
+        <w:rPr>
+          <w:spacing w:val="-5"/>
+          <w:w w:val="115"/>
+          <w:sz w:val="18"/>
+        </w:rPr>
+        <w:t xml:space="preserve"> </w:t>
+      </w:r>
+      <w:r>
+        <w:rPr>
+          <w:w w:val="115"/>
+          <w:sz w:val="18"/>
+        </w:rPr>
+        <w:t>Python,</w:t>
+      </w:r>
+      <w:r>
+        <w:rPr>
+          <w:spacing w:val="-6"/>
+          <w:w w:val="115"/>
+          <w:sz w:val="18"/>
+        </w:rPr>
+        <w:t xml:space="preserve"> </w:t>
+      </w:r>
+      <w:r>
+        <w:rPr>
+          <w:w w:val="115"/>
+          <w:sz w:val="18"/>
+        </w:rPr>
+        <w:t>SQL,</w:t>
+      </w:r>
+      <w:r>
+        <w:rPr>
+          <w:spacing w:val="-5"/>
+          <w:w w:val="115"/>
+          <w:sz w:val="18"/>
+        </w:rPr>
+        <w:t xml:space="preserve"> </w:t>
+      </w:r>
+      <w:r>
+        <w:rPr>
+          <w:w w:val="115"/>
+          <w:sz w:val="18"/>
+        </w:rPr>
+        <w:t>R,</w:t>
+      </w:r>
+      <w:r>
+        <w:rPr>
+          <w:spacing w:val="-6"/>
+          <w:w w:val="115"/>
+          <w:sz w:val="18"/>
+        </w:rPr>
+        <w:t xml:space="preserve"> </w:t>
+      </w:r>
+      <w:r>
+        <w:rPr>
+          <w:w w:val="115"/>
+          <w:sz w:val="18"/>
+        </w:rPr>
+        <w:t>Java,</w:t>
+      </w:r>
+      <w:r>
+        <w:rPr>
+          <w:spacing w:val="-5"/>
+          <w:w w:val="115"/>
+          <w:sz w:val="18"/>
+        </w:rPr>
+        <w:t xml:space="preserve"> </w:t>
+      </w:r>
+      <w:proofErr w:type="spellStart"/>
+      <w:r>
+        <w:rPr>
+          <w:w w:val="115"/>
+          <w:sz w:val="18"/>
+        </w:rPr>
+        <w:t>Streamlit</w:t>
+      </w:r>
+      <w:proofErr w:type="spellEnd"/>
+      <w:r>
+        <w:rPr>
+          <w:w w:val="115"/>
+          <w:sz w:val="18"/>
+        </w:rPr>
+        <w:t>,</w:t>
+      </w:r>
+      <w:r>
+        <w:rPr>
+          <w:spacing w:val="-6"/>
+          <w:w w:val="115"/>
+          <w:sz w:val="18"/>
+        </w:rPr>
+        <w:t xml:space="preserve"> </w:t>
+      </w:r>
+      <w:r>
+        <w:rPr>
+          <w:w w:val="115"/>
+          <w:sz w:val="18"/>
+        </w:rPr>
+        <w:t>Flask,</w:t>
+      </w:r>
+      <w:r>
+        <w:rPr>
+          <w:spacing w:val="-5"/>
+          <w:w w:val="115"/>
+          <w:sz w:val="18"/>
+        </w:rPr>
+        <w:t xml:space="preserve"> </w:t>
+      </w:r>
+      <w:r>
+        <w:rPr>
+          <w:w w:val="115"/>
+          <w:sz w:val="18"/>
+        </w:rPr>
+        <w:t>AWS</w:t>
+      </w:r>
+      <w:r>
+        <w:rPr>
+          <w:spacing w:val="-6"/>
+          <w:w w:val="115"/>
+          <w:sz w:val="18"/>
+        </w:rPr>
+        <w:t xml:space="preserve"> </w:t>
+      </w:r>
+      <w:r>
+        <w:rPr>
+          <w:w w:val="115"/>
+          <w:sz w:val="18"/>
+        </w:rPr>
+        <w:t>SageMaker,</w:t>
+      </w:r>
+      <w:r>
+        <w:rPr>
+          <w:spacing w:val="-5"/>
+          <w:w w:val="115"/>
+          <w:sz w:val="18"/>
+        </w:rPr>
+        <w:t xml:space="preserve"> </w:t>
+      </w:r>
+      <w:r>
+        <w:rPr>
+          <w:w w:val="115"/>
+          <w:sz w:val="18"/>
+        </w:rPr>
+        <w:t>Git,</w:t>
+      </w:r>
+      <w:r>
+        <w:rPr>
+          <w:spacing w:val="-6"/>
+          <w:w w:val="115"/>
+          <w:sz w:val="18"/>
+        </w:rPr>
+        <w:t xml:space="preserve"> </w:t>
+      </w:r>
+      <w:r>
+        <w:rPr>
+          <w:w w:val="115"/>
+          <w:sz w:val="18"/>
+        </w:rPr>
+        <w:t>MS</w:t>
+      </w:r>
+      <w:r>
+        <w:rPr>
+          <w:spacing w:val="-5"/>
+          <w:w w:val="115"/>
+          <w:sz w:val="18"/>
+        </w:rPr>
+        <w:t xml:space="preserve"> </w:t>
+      </w:r>
+      <w:r>
+        <w:rPr>
+          <w:spacing w:val="-2"/>
+          <w:w w:val="115"/>
+          <w:sz w:val="18"/>
+        </w:rPr>
+        <w:t>Excel</w:t>
+      </w:r>
+    </w:p>
+    <w:p>
+      <w:pPr>
+        <w:pStyle w:val="ListParagraph"/>
+        <w:numPr>
+          <w:ilvl w:val="0"/>
+          <w:numId w:val="1"/>
+        </w:numPr>
+        <w:tabs>
+          <w:tab w:val="left" w:pos="497"/>
+        </w:tabs>
+        <w:spacing w:before="52"/>
+        <w:ind w:left="497" w:hanging="172"/>
+        <w:rPr>
+          <w:rFonts w:ascii="Arial" w:hAnsi="Arial"/>
+          <w:i/>
+          <w:position w:val="2"/>
+          <w:sz w:val="10"/>
+        </w:rPr>
+      </w:pPr>
+      <w:r>
+        <w:rPr>
+          <w:b/>
+          <w:w w:val="110"/>
+          <w:sz w:val="18"/>
+        </w:rPr>
+        <w:t>Data</w:t>
+      </w:r>
+      <w:r>
+        <w:rPr>
+          <w:b/>
+          <w:spacing w:val="33"/>
+          <w:w w:val="110"/>
+          <w:sz w:val="18"/>
+        </w:rPr>
+        <w:t xml:space="preserve"> </w:t>
+      </w:r>
+      <w:r>
+        <w:rPr>
+          <w:b/>
+          <w:w w:val="110"/>
+          <w:sz w:val="18"/>
+        </w:rPr>
+        <w:t>Engineering</w:t>
+      </w:r>
+      <w:r>
+        <w:rPr>
+          <w:b/>
+          <w:spacing w:val="34"/>
+          <w:w w:val="110"/>
+          <w:sz w:val="18"/>
+        </w:rPr>
+        <w:t xml:space="preserve"> </w:t>
+      </w:r>
+      <w:r>
+        <w:rPr>
+          <w:b/>
+          <w:w w:val="110"/>
+          <w:sz w:val="18"/>
+        </w:rPr>
+        <w:t>&amp;</w:t>
+      </w:r>
+      <w:r>
+        <w:rPr>
+          <w:b/>
+          <w:spacing w:val="34"/>
+          <w:w w:val="110"/>
+          <w:sz w:val="18"/>
+        </w:rPr>
+        <w:t xml:space="preserve"> </w:t>
+      </w:r>
+      <w:r>
+        <w:rPr>
+          <w:b/>
+          <w:w w:val="110"/>
+          <w:sz w:val="18"/>
+        </w:rPr>
+        <w:t>Deployment</w:t>
+      </w:r>
+      <w:r>
+        <w:rPr>
+          <w:b/>
+          <w:spacing w:val="23"/>
+          <w:w w:val="110"/>
+          <w:sz w:val="18"/>
+        </w:rPr>
+        <w:t xml:space="preserve"> </w:t>
+      </w:r>
+      <w:r>
+        <w:rPr>
+          <w:w w:val="110"/>
+          <w:sz w:val="18"/>
+        </w:rPr>
+        <w:t>-</w:t>
+      </w:r>
+      <w:r>
+        <w:rPr>
+          <w:spacing w:val="23"/>
+          <w:w w:val="110"/>
+          <w:sz w:val="18"/>
+        </w:rPr>
+        <w:t xml:space="preserve"> </w:t>
+      </w:r>
+      <w:r>
+        <w:rPr>
+          <w:w w:val="110"/>
+          <w:sz w:val="18"/>
+        </w:rPr>
+        <w:t>Airflow,</w:t>
+      </w:r>
+      <w:r>
+        <w:rPr>
+          <w:spacing w:val="23"/>
+          <w:w w:val="110"/>
+          <w:sz w:val="18"/>
+        </w:rPr>
+        <w:t xml:space="preserve"> </w:t>
+      </w:r>
+      <w:r>
+        <w:rPr>
+          <w:w w:val="110"/>
+          <w:sz w:val="18"/>
+        </w:rPr>
+        <w:t>DBT,</w:t>
+      </w:r>
+      <w:r>
+        <w:rPr>
+          <w:spacing w:val="23"/>
+          <w:w w:val="110"/>
+          <w:sz w:val="18"/>
+        </w:rPr>
+        <w:t xml:space="preserve"> </w:t>
+      </w:r>
+      <w:r>
+        <w:rPr>
+          <w:w w:val="110"/>
+          <w:sz w:val="18"/>
+        </w:rPr>
+        <w:t>Spark,</w:t>
+      </w:r>
+      <w:r>
+        <w:rPr>
+          <w:spacing w:val="23"/>
+          <w:w w:val="110"/>
+          <w:sz w:val="18"/>
+        </w:rPr>
+        <w:t xml:space="preserve"> </w:t>
+      </w:r>
+      <w:r>
+        <w:rPr>
+          <w:w w:val="110"/>
+          <w:sz w:val="18"/>
+        </w:rPr>
+        <w:t>Docker,</w:t>
+      </w:r>
+      <w:r>
+        <w:rPr>
+          <w:spacing w:val="23"/>
+          <w:w w:val="110"/>
+          <w:sz w:val="18"/>
+        </w:rPr>
+        <w:t xml:space="preserve"> </w:t>
+      </w:r>
+      <w:r>
+        <w:rPr>
+          <w:w w:val="110"/>
+          <w:sz w:val="18"/>
+        </w:rPr>
+        <w:t>Kubernetes,</w:t>
+      </w:r>
+      <w:r>
+        <w:rPr>
+          <w:spacing w:val="23"/>
+          <w:w w:val="110"/>
+          <w:sz w:val="18"/>
+        </w:rPr>
+        <w:t xml:space="preserve"> </w:t>
+      </w:r>
+      <w:r>
+        <w:rPr>
+          <w:w w:val="110"/>
+          <w:sz w:val="18"/>
+        </w:rPr>
+        <w:t>GitHub</w:t>
+      </w:r>
+      <w:r>
+        <w:rPr>
+          <w:spacing w:val="23"/>
+          <w:w w:val="110"/>
+          <w:sz w:val="18"/>
+        </w:rPr>
+        <w:t xml:space="preserve"> </w:t>
+      </w:r>
+      <w:r>
+        <w:rPr>
+          <w:w w:val="110"/>
+          <w:sz w:val="18"/>
+        </w:rPr>
+        <w:t>Actions,</w:t>
+      </w:r>
+      <w:r>
+        <w:rPr>
+          <w:spacing w:val="24"/>
+          <w:w w:val="110"/>
+          <w:sz w:val="18"/>
+        </w:rPr>
+        <w:t xml:space="preserve"> </w:t>
+      </w:r>
+      <w:r>
+        <w:rPr>
+          <w:w w:val="110"/>
+          <w:sz w:val="18"/>
+        </w:rPr>
+        <w:t>ETL</w:t>
+      </w:r>
+      <w:r>
+        <w:rPr>
+          <w:spacing w:val="23"/>
+          <w:w w:val="110"/>
+          <w:sz w:val="18"/>
+        </w:rPr>
+        <w:t xml:space="preserve"> </w:t>
+      </w:r>
+      <w:r>
+        <w:rPr>
+          <w:spacing w:val="-2"/>
+          <w:w w:val="110"/>
+          <w:sz w:val="18"/>
+        </w:rPr>
+        <w:t>Pipelines</w:t>
+      </w:r>
+    </w:p>
+    <w:p>
+      <w:pPr>
+        <w:pStyle w:val="ListParagraph"/>
+        <w:numPr>
+          <w:ilvl w:val="0"/>
+          <w:numId w:val="1"/>
+        </w:numPr>
+        <w:tabs>
+          <w:tab w:val="left" w:pos="497"/>
+        </w:tabs>
+        <w:spacing w:before="52"/>
+        <w:ind w:left="497" w:hanging="172"/>
+        <w:rPr>
+          <w:rFonts w:ascii="Arial" w:hAnsi="Arial"/>
+          <w:i/>
+          <w:position w:val="2"/>
+          <w:sz w:val="10"/>
+        </w:rPr>
+      </w:pPr>
+      <w:r>
+        <w:rPr>
+          <w:b/>
+          <w:w w:val="110"/>
+          <w:sz w:val="18"/>
+        </w:rPr>
+        <w:t>Databases</w:t>
+      </w:r>
+      <w:r>
+        <w:rPr>
+          <w:b/>
+          <w:spacing w:val="24"/>
+          <w:w w:val="110"/>
+          <w:sz w:val="18"/>
+        </w:rPr>
+        <w:t xml:space="preserve"> </w:t>
+      </w:r>
+      <w:r>
+        <w:rPr>
+          <w:b/>
+          <w:w w:val="110"/>
+          <w:sz w:val="18"/>
+        </w:rPr>
+        <w:t>&amp;</w:t>
+      </w:r>
+      <w:r>
+        <w:rPr>
+          <w:b/>
+          <w:spacing w:val="25"/>
+          <w:w w:val="110"/>
+          <w:sz w:val="18"/>
+        </w:rPr>
+        <w:t xml:space="preserve"> </w:t>
+      </w:r>
+      <w:r>
+        <w:rPr>
+          <w:b/>
+          <w:w w:val="110"/>
+          <w:sz w:val="18"/>
+        </w:rPr>
+        <w:t>Visualization</w:t>
+      </w:r>
+      <w:r>
+        <w:rPr>
+          <w:b/>
+          <w:spacing w:val="15"/>
+          <w:w w:val="110"/>
+          <w:sz w:val="18"/>
+        </w:rPr>
+        <w:t xml:space="preserve"> </w:t>
+      </w:r>
+      <w:r>
+        <w:rPr>
+          <w:w w:val="110"/>
+          <w:sz w:val="18"/>
+        </w:rPr>
+        <w:t>-PostgreSQL,</w:t>
+      </w:r>
+      <w:r>
+        <w:rPr>
+          <w:spacing w:val="15"/>
+          <w:w w:val="110"/>
+          <w:sz w:val="18"/>
+        </w:rPr>
+        <w:t xml:space="preserve"> </w:t>
+      </w:r>
+      <w:r>
+        <w:rPr>
+          <w:w w:val="110"/>
+          <w:sz w:val="18"/>
+        </w:rPr>
+        <w:t>AWS</w:t>
+      </w:r>
+      <w:r>
+        <w:rPr>
+          <w:spacing w:val="15"/>
+          <w:w w:val="110"/>
+          <w:sz w:val="18"/>
+        </w:rPr>
+        <w:t xml:space="preserve"> </w:t>
+      </w:r>
+      <w:r>
+        <w:rPr>
+          <w:w w:val="110"/>
+          <w:sz w:val="18"/>
+        </w:rPr>
+        <w:t>RDS,</w:t>
+      </w:r>
+      <w:r>
+        <w:rPr>
+          <w:spacing w:val="16"/>
+          <w:w w:val="110"/>
+          <w:sz w:val="18"/>
+        </w:rPr>
+        <w:t xml:space="preserve"> </w:t>
+      </w:r>
+      <w:r>
+        <w:rPr>
+          <w:w w:val="110"/>
+          <w:sz w:val="18"/>
+        </w:rPr>
+        <w:t>MongoDB</w:t>
+      </w:r>
+      <w:r>
+        <w:rPr>
+          <w:spacing w:val="15"/>
+          <w:w w:val="110"/>
+          <w:sz w:val="18"/>
+        </w:rPr>
+        <w:t xml:space="preserve"> </w:t>
+      </w:r>
+      <w:r>
+        <w:rPr>
+          <w:w w:val="110"/>
+          <w:sz w:val="18"/>
+        </w:rPr>
+        <w:t>Atlas,</w:t>
+      </w:r>
+      <w:r>
+        <w:rPr>
+          <w:spacing w:val="15"/>
+          <w:w w:val="110"/>
+          <w:sz w:val="18"/>
+        </w:rPr>
+        <w:t xml:space="preserve"> </w:t>
+      </w:r>
+      <w:r>
+        <w:rPr>
+          <w:w w:val="110"/>
+          <w:sz w:val="18"/>
+        </w:rPr>
+        <w:t>MySQL,</w:t>
+      </w:r>
+      <w:r>
+        <w:rPr>
+          <w:spacing w:val="15"/>
+          <w:w w:val="110"/>
+          <w:sz w:val="18"/>
+        </w:rPr>
+        <w:t xml:space="preserve"> </w:t>
+      </w:r>
+      <w:r>
+        <w:rPr>
+          <w:w w:val="110"/>
+          <w:sz w:val="18"/>
+        </w:rPr>
+        <w:t>Power</w:t>
+      </w:r>
+      <w:r>
+        <w:rPr>
+          <w:spacing w:val="15"/>
+          <w:w w:val="110"/>
+          <w:sz w:val="18"/>
+        </w:rPr>
+        <w:t xml:space="preserve"> </w:t>
+      </w:r>
+      <w:r>
+        <w:rPr>
+          <w:w w:val="110"/>
+          <w:sz w:val="18"/>
+        </w:rPr>
+        <w:t>BI,</w:t>
+      </w:r>
+      <w:r>
+        <w:rPr>
+          <w:spacing w:val="15"/>
+          <w:w w:val="110"/>
+          <w:sz w:val="18"/>
+        </w:rPr>
+        <w:t xml:space="preserve"> </w:t>
+      </w:r>
+      <w:r>
+        <w:rPr>
+          <w:spacing w:val="-2"/>
+          <w:w w:val="110"/>
+          <w:sz w:val="18"/>
+        </w:rPr>
+        <w:t>Tableau</w:t>
+      </w:r>
+    </w:p>
+    <w:p>
+      <w:pPr>
+        <w:pStyle w:val="ListParagraph"/>
+        <w:numPr>
+          <w:ilvl w:val="0"/>
+          <w:numId w:val="1"/>
+        </w:numPr>
+        <w:tabs>
+          <w:tab w:val="left" w:pos="497"/>
+        </w:tabs>
+        <w:spacing w:before="52"/>
+        <w:ind w:left="497" w:hanging="172"/>
+        <w:rPr>
+          <w:rFonts w:ascii="Arial" w:hAnsi="Arial"/>
+          <w:i/>
+          <w:position w:val="2"/>
+          <w:sz w:val="10"/>
+        </w:rPr>
+      </w:pPr>
+      <w:r>
+        <w:rPr>
+          <w:b/>
+          <w:w w:val="110"/>
+          <w:sz w:val="18"/>
+        </w:rPr>
+        <w:t>Data</w:t>
+      </w:r>
+      <w:r>
+        <w:rPr>
+          <w:b/>
+          <w:spacing w:val="34"/>
+          <w:w w:val="110"/>
+          <w:sz w:val="18"/>
+        </w:rPr>
+        <w:t xml:space="preserve"> </w:t>
+      </w:r>
+      <w:r>
+        <w:rPr>
+          <w:b/>
+          <w:w w:val="110"/>
+          <w:sz w:val="18"/>
+        </w:rPr>
+        <w:t>Modeling</w:t>
+      </w:r>
+      <w:r>
+        <w:rPr>
+          <w:b/>
+          <w:spacing w:val="34"/>
+          <w:w w:val="110"/>
+          <w:sz w:val="18"/>
+        </w:rPr>
+        <w:t xml:space="preserve"> </w:t>
+      </w:r>
+      <w:r>
+        <w:rPr>
+          <w:b/>
+          <w:w w:val="110"/>
+          <w:sz w:val="18"/>
+        </w:rPr>
+        <w:t>&amp;</w:t>
+      </w:r>
+      <w:r>
+        <w:rPr>
+          <w:b/>
+          <w:spacing w:val="34"/>
+          <w:w w:val="110"/>
+          <w:sz w:val="18"/>
+        </w:rPr>
+        <w:t xml:space="preserve"> </w:t>
+      </w:r>
+      <w:r>
+        <w:rPr>
+          <w:b/>
+          <w:w w:val="110"/>
+          <w:sz w:val="18"/>
+        </w:rPr>
+        <w:t>Processing</w:t>
+      </w:r>
+      <w:r>
+        <w:rPr>
+          <w:b/>
+          <w:spacing w:val="31"/>
+          <w:w w:val="110"/>
+          <w:sz w:val="18"/>
+        </w:rPr>
+        <w:t xml:space="preserve"> -</w:t>
+      </w:r>
+      <w:r>
+        <w:rPr>
+          <w:spacing w:val="24"/>
+          <w:w w:val="110"/>
+          <w:sz w:val="18"/>
+        </w:rPr>
+        <w:t xml:space="preserve"> </w:t>
+      </w:r>
+      <w:r>
+        <w:rPr>
+          <w:w w:val="110"/>
+          <w:sz w:val="18"/>
+        </w:rPr>
+        <w:t>Data</w:t>
+      </w:r>
+      <w:r>
+        <w:rPr>
+          <w:spacing w:val="23"/>
+          <w:w w:val="110"/>
+          <w:sz w:val="18"/>
+        </w:rPr>
+        <w:t xml:space="preserve"> </w:t>
+      </w:r>
+      <w:r>
+        <w:rPr>
+          <w:w w:val="110"/>
+          <w:sz w:val="18"/>
+        </w:rPr>
+        <w:t>Modeling,</w:t>
+      </w:r>
+      <w:r>
+        <w:rPr>
+          <w:spacing w:val="24"/>
+          <w:w w:val="110"/>
+          <w:sz w:val="18"/>
+        </w:rPr>
+        <w:t xml:space="preserve"> </w:t>
+      </w:r>
+      <w:r>
+        <w:rPr>
+          <w:w w:val="110"/>
+          <w:sz w:val="18"/>
+        </w:rPr>
+        <w:t>Data</w:t>
+      </w:r>
+      <w:r>
+        <w:rPr>
+          <w:spacing w:val="23"/>
+          <w:w w:val="110"/>
+          <w:sz w:val="18"/>
+        </w:rPr>
+        <w:t xml:space="preserve"> </w:t>
+      </w:r>
+      <w:r>
+        <w:rPr>
+          <w:w w:val="110"/>
+          <w:sz w:val="18"/>
+        </w:rPr>
+        <w:t>Quality</w:t>
+      </w:r>
+      <w:r>
+        <w:rPr>
+          <w:spacing w:val="24"/>
+          <w:w w:val="110"/>
+          <w:sz w:val="18"/>
+        </w:rPr>
+        <w:t xml:space="preserve"> </w:t>
+      </w:r>
+      <w:r>
+        <w:rPr>
+          <w:w w:val="110"/>
+          <w:sz w:val="18"/>
+        </w:rPr>
+        <w:t>Checks,</w:t>
+      </w:r>
+      <w:r>
+        <w:rPr>
+          <w:spacing w:val="23"/>
+          <w:w w:val="110"/>
+          <w:sz w:val="18"/>
+        </w:rPr>
+        <w:t xml:space="preserve"> </w:t>
+      </w:r>
+      <w:r>
+        <w:rPr>
+          <w:w w:val="110"/>
+          <w:sz w:val="18"/>
+        </w:rPr>
+        <w:t>Batch</w:t>
+      </w:r>
+      <w:r>
+        <w:rPr>
+          <w:spacing w:val="24"/>
+          <w:w w:val="110"/>
+          <w:sz w:val="18"/>
+        </w:rPr>
+        <w:t xml:space="preserve"> </w:t>
+      </w:r>
+      <w:r>
+        <w:rPr>
+          <w:w w:val="110"/>
+          <w:sz w:val="18"/>
+        </w:rPr>
+        <w:t>Processing,</w:t>
+      </w:r>
+      <w:r>
+        <w:rPr>
+          <w:spacing w:val="23"/>
+          <w:w w:val="110"/>
+          <w:sz w:val="18"/>
+        </w:rPr>
+        <w:t xml:space="preserve"> </w:t>
+      </w:r>
+      <w:r>
+        <w:rPr>
+          <w:w w:val="110"/>
+          <w:sz w:val="18"/>
+        </w:rPr>
+        <w:t>JSON,</w:t>
+      </w:r>
+      <w:r>
+        <w:rPr>
+          <w:spacing w:val="24"/>
+          <w:w w:val="110"/>
+          <w:sz w:val="18"/>
+        </w:rPr>
+        <w:t xml:space="preserve"> </w:t>
+      </w:r>
+      <w:r>
+        <w:rPr>
+          <w:spacing w:val="-2"/>
+          <w:w w:val="110"/>
+          <w:sz w:val="18"/>
+        </w:rPr>
+        <w:t>Parquet</w:t>
+      </w:r>
+    </w:p>
+    <w:p>
+      <w:pPr>
+        <w:pStyle w:val="ListParagraph"/>
+        <w:numPr>
+          <w:ilvl w:val="0"/>
+          <w:numId w:val="1"/>
+        </w:numPr>
+        <w:tabs>
+          <w:tab w:val="left" w:pos="497"/>
+        </w:tabs>
+        <w:spacing w:before="52"/>
+        <w:ind w:left="497" w:hanging="172"/>
+        <w:rPr>
+          <w:rFonts w:ascii="Arial" w:hAnsi="Arial"/>
+          <w:i/>
+          <w:position w:val="2"/>
+          <w:sz w:val="10"/>
+        </w:rPr>
+      </w:pPr>
+      <w:r>
+        <w:rPr>
+          <w:b/>
+          <w:w w:val="110"/>
+          <w:sz w:val="18"/>
+        </w:rPr>
+        <w:t>Relevant</w:t>
+      </w:r>
+      <w:r>
+        <w:rPr>
+          <w:b/>
+          <w:spacing w:val="29"/>
+          <w:w w:val="110"/>
+          <w:sz w:val="18"/>
+        </w:rPr>
+        <w:t xml:space="preserve"> </w:t>
+      </w:r>
+      <w:r>
+        <w:rPr>
+          <w:b/>
+          <w:w w:val="110"/>
+          <w:sz w:val="18"/>
+        </w:rPr>
+        <w:t>Skills</w:t>
+      </w:r>
+      <w:r>
+        <w:rPr>
+          <w:b/>
+          <w:spacing w:val="19"/>
+          <w:w w:val="110"/>
+          <w:sz w:val="18"/>
+        </w:rPr>
+        <w:t xml:space="preserve"> </w:t>
+      </w:r>
+      <w:r>
+        <w:rPr>
+          <w:w w:val="110"/>
+          <w:sz w:val="18"/>
+        </w:rPr>
+        <w:t>-</w:t>
+      </w:r>
+      <w:r>
+        <w:rPr>
+          <w:spacing w:val="19"/>
+          <w:w w:val="110"/>
+          <w:sz w:val="18"/>
+        </w:rPr>
+        <w:t xml:space="preserve"> </w:t>
+      </w:r>
+      <w:r>
+        <w:rPr>
+          <w:w w:val="110"/>
+          <w:sz w:val="18"/>
+        </w:rPr>
+        <w:t>Analytical</w:t>
+      </w:r>
+      <w:r>
+        <w:rPr>
+          <w:spacing w:val="19"/>
+          <w:w w:val="110"/>
+          <w:sz w:val="18"/>
+        </w:rPr>
+        <w:t xml:space="preserve"> </w:t>
+      </w:r>
+      <w:r>
+        <w:rPr>
+          <w:w w:val="110"/>
+          <w:sz w:val="18"/>
+        </w:rPr>
+        <w:t>Thinking,</w:t>
+      </w:r>
+      <w:r>
+        <w:rPr>
+          <w:spacing w:val="20"/>
+          <w:w w:val="110"/>
+          <w:sz w:val="18"/>
+        </w:rPr>
+        <w:t xml:space="preserve"> </w:t>
+      </w:r>
+      <w:r>
+        <w:rPr>
+          <w:w w:val="110"/>
+          <w:sz w:val="18"/>
+        </w:rPr>
+        <w:t>Communication,</w:t>
+      </w:r>
+      <w:r>
+        <w:rPr>
+          <w:spacing w:val="19"/>
+          <w:w w:val="110"/>
+          <w:sz w:val="18"/>
+        </w:rPr>
+        <w:t xml:space="preserve"> </w:t>
+      </w:r>
+      <w:r>
+        <w:rPr>
+          <w:w w:val="110"/>
+          <w:sz w:val="18"/>
+        </w:rPr>
+        <w:t>Team</w:t>
+      </w:r>
+      <w:r>
+        <w:rPr>
+          <w:spacing w:val="19"/>
+          <w:w w:val="110"/>
+          <w:sz w:val="18"/>
+        </w:rPr>
+        <w:t xml:space="preserve"> </w:t>
+      </w:r>
+      <w:r>
+        <w:rPr>
+          <w:w w:val="110"/>
+          <w:sz w:val="18"/>
+        </w:rPr>
+        <w:t>Collaboration,</w:t>
+      </w:r>
+      <w:r>
+        <w:rPr>
+          <w:spacing w:val="19"/>
+          <w:w w:val="110"/>
+          <w:sz w:val="18"/>
+        </w:rPr>
+        <w:t xml:space="preserve"> </w:t>
+      </w:r>
+      <w:r>
+        <w:rPr>
+          <w:w w:val="110"/>
+          <w:sz w:val="18"/>
+        </w:rPr>
+        <w:t>Project</w:t>
+      </w:r>
+      <w:r>
+        <w:rPr>
+          <w:spacing w:val="19"/>
+          <w:w w:val="110"/>
+          <w:sz w:val="18"/>
+        </w:rPr>
+        <w:t xml:space="preserve"> </w:t>
+      </w:r>
+      <w:r>
+        <w:rPr>
+          <w:w w:val="110"/>
+          <w:sz w:val="18"/>
+        </w:rPr>
+        <w:t>Management,</w:t>
+      </w:r>
+      <w:r>
+        <w:rPr>
+          <w:spacing w:val="19"/>
+          <w:w w:val="110"/>
+          <w:sz w:val="18"/>
+        </w:rPr>
+        <w:t xml:space="preserve"> </w:t>
+      </w:r>
+      <w:r>
+        <w:rPr>
+          <w:w w:val="110"/>
+          <w:sz w:val="18"/>
+        </w:rPr>
+        <w:t>Continuous</w:t>
+      </w:r>
+      <w:r>
+        <w:rPr>
+          <w:spacing w:val="20"/>
+          <w:w w:val="110"/>
+          <w:sz w:val="18"/>
+        </w:rPr>
+        <w:t xml:space="preserve"> </w:t>
+      </w:r>
+      <w:r>
+        <w:rPr>
+          <w:spacing w:val="-2"/>
+          <w:w w:val="110"/>
+          <w:sz w:val="18"/>
+        </w:rPr>
+        <w:t>Learning</w:t>
+      </w:r>
+    </w:p>
+    <w:p>
+      <w:pPr>
+        <w:pStyle w:val="Heading2"/>
+        <w:spacing w:before="93"/>
+      </w:pPr>
+      <w:r>
+        <w:rPr>
+          <w:noProof/>
+        </w:rPr>
+        <mc:AlternateContent>
+          <mc:Choice Requires="wps">
+            <w:drawing>
+              <wp:anchor distT="0" distB="0" distL="0" distR="0" simplePos="0" relativeHeight="487589376" behindDoc="1" locked="0" layoutInCell="1" allowOverlap="1" wp14:anchorId="45E7EC9B" wp14:editId="6D6CD1A5">
+                <wp:simplePos x="0" y="0"/>
+                <wp:positionH relativeFrom="page">
+                  <wp:posOffset>457200</wp:posOffset>
+                </wp:positionH>
+                <wp:positionV relativeFrom="paragraph">
+                  <wp:posOffset>256951</wp:posOffset>
+                </wp:positionV>
+                <wp:extent cx="6858000" cy="1270"/>
+                <wp:effectExtent l="0" t="0" r="0" b="0"/>
+                <wp:wrapTopAndBottom/>
+                <wp:docPr id="4" name="Graphic 4"/>
+                <wp:cNvGraphicFramePr>
+                  <a:graphicFrameLocks xmlns:a="http://schemas.openxmlformats.org/drawingml/2006/main"/>
+                </wp:cNvGraphicFramePr>
+                <a:graphic xmlns:a="http://schemas.openxmlformats.org/drawingml/2006/main">
+                  <a:graphicData uri="http://schemas.microsoft.com/office/word/2010/wordprocessingShape">
+                    <wps:wsp>
+                      <wps:cNvSpPr>
+                        <a:spLocks/>
+                      </wps:cNvSpPr>
+                      <wps:spPr>
+                        <a:xfrm>
+                          <a:off x="0" y="0"/>
+                          <a:ext cx="6858000" cy="1270"/>
+                        </a:xfrm>
+                        <a:custGeom>
+                          <a:avLst/>
+                          <a:gdLst/>
+                          <a:ahLst/>
+                          <a:cxnLst/>
+                          <a:rect l="l" t="t" r="r" b="b"/>
+                          <a:pathLst>
+                            <a:path w="6858000">
+                              <a:moveTo>
+                                <a:pt x="0" y="0"/>
+                              </a:moveTo>
+                              <a:lnTo>
+                                <a:pt x="6858000" y="0"/>
+                              </a:lnTo>
+                            </a:path>
+                          </a:pathLst>
+                        </a:custGeom>
+                        <a:ln w="5054">
+                          <a:solidFill>
+                            <a:srgbClr val="000000"/>
+                          </a:solidFill>
+                          <a:prstDash val="solid"/>
+                        </a:ln>
+                      </wps:spPr>
+                      <wps:bodyPr wrap="square" lIns="0" tIns="0" rIns="0" bIns="0" rtlCol="0">
+                        <a:prstTxWarp prst="textNoShape">
+                          <a:avLst/>
+                        </a:prstTxWarp>
+                        <a:noAutofit/>
+                      </wps:bodyPr>
+                    </wps:wsp>
+                  </a:graphicData>
+                </a:graphic>
+              </wp:anchor>
+            </w:drawing>
+          </mc:Choice>
+          <mc:Fallback xmlns:pic="http://schemas.openxmlformats.org/drawingml/2006/picture" xmlns:a="http://schemas.openxmlformats.org/drawingml/2006/main" xmlns:ve="http://schemas.openxmlformats.org/markup-compatibility/2006">
+            <w:pict>
+              <v:shape style="position:absolute;margin-left:36pt;margin-top:20.232395pt;width:540pt;height:.1pt;mso-position-horizontal-relative:page;mso-position-vertical-relative:paragraph;z-index:-15727104;mso-wrap-distance-left:0;mso-wrap-distance-right:0" id="docshape4" coordorigin="720,405" coordsize="10800,0" path="m720,405l11520,405e" filled="false" stroked="true" strokeweight=".398pt" strokecolor="#000000">
+                <v:path arrowok="t"/>
+                <v:stroke dashstyle="solid"/>
+                <w10:wrap type="topAndBottom"/>
+              </v:shape>
+            </w:pict>
+          </mc:Fallback>
+        </mc:AlternateContent>
+      </w:r>
+      <w:bookmarkStart w:id="4" w:name="Education"/>
+      <w:bookmarkEnd w:id="4"/>
+      <w:r>
+        <w:rPr>
+          <w:spacing w:val="-2"/>
+          <w:w w:val="110"/>
+        </w:rPr>
+        <w:t>Education</w:t>
+      </w:r>
+    </w:p>
+    <w:p>
+      <w:pPr>
+        <w:pStyle w:val="Heading3"/>
+        <w:tabs>
+          <w:tab w:val="left" w:pos="8605"/>
+        </w:tabs>
+      </w:pPr>
+      <w:r>
+        <w:rPr>
+          <w:w w:val="115"/>
+        </w:rPr>
+        <w:t>State University</w:t>
+      </w:r>
+      <w:r>
+        <w:rPr>
+          <w:w w:val="115"/>
+        </w:rPr>
+        <w:tab/>
+        <w:t>Aug 20</w:t>
+      </w:r>
+      <w:r>
+        <w:rPr>
+          <w:w w:val="115"/>
+        </w:rPr>
+        <w:t>20</w:t>
+      </w:r>
+      <w:r>
+        <w:rPr>
+          <w:w w:val="115"/>
+        </w:rPr>
+        <w:t xml:space="preserve"> – May 202</w:t>
+      </w:r>
+      <w:r>
+        <w:rPr>
+          <w:w w:val="115"/>
+        </w:rPr>
+        <w:t>2</w:t>
+      </w:r>
+    </w:p>
+    <w:p>
+      <w:pPr>
+        <w:tabs>
+          <w:tab w:val="left" w:pos="9484"/>
+        </w:tabs>
+        <w:spacing w:before="9"/>
+        <w:rPr>
+          <w:i/>
+          <w:sz w:val="20"/>
+        </w:rPr>
+      </w:pPr>
+      <w:r>
+        <w:rPr>
+          <w:i/>
+          <w:w w:val="105"/>
+          <w:sz w:val="20"/>
+        </w:rPr>
         <w:t>Bachelor of Science in Computer Science</w:t>
       </w:r>
-    </w:p>
-    <w:p>
-      <w:r>
-        <w:t>University of Technology | Austin, TX</w:t>
-      </w:r>
-    </w:p>
-    <w:p>
-      <w:r>
-        <w:t>Graduated: May 2022</w:t>
+      <w:r>
+        <w:rPr>
+          <w:i/>
+          <w:w w:val="105"/>
+          <w:sz w:val="20"/>
+        </w:rPr>
+        <w:tab/>
+        <w:t>GPA: 3.8/4.0</w:t>
+      </w:r>
+    </w:p>
+    <w:p>
+      <w:pPr>
+        <w:pStyle w:val="Heading3"/>
+        <w:tabs>
+          <w:tab w:val="left" w:pos="8604"/>
+        </w:tabs>
+        <w:spacing w:before="51"/>
+      </w:pPr>
+      <w:r>
+        <w:rPr>
+          <w:w w:val="115"/>
+        </w:rPr>
+        <w:t>City College</w:t>
+      </w:r>
+      <w:r>
+        <w:rPr>
+          <w:w w:val="115"/>
+        </w:rPr>
+        <w:tab/>
+        <w:t>Aug 2016 – May 2020</w:t>
+      </w:r>
+    </w:p>
+    <w:p>
+      <w:pPr>
+        <w:tabs>
+          <w:tab w:val="left" w:pos="9485"/>
+        </w:tabs>
+        <w:spacing w:before="9"/>
+        <w:rPr>
+          <w:i/>
+          <w:sz w:val="20"/>
+        </w:rPr>
+      </w:pPr>
+      <w:r>
+        <w:rPr>
+          <w:i/>
+          <w:w w:val="105"/>
+          <w:sz w:val="20"/>
+        </w:rPr>
+        <w:t>Associate Degree in Software Engineering</w:t>
+      </w:r>
+      <w:r>
+        <w:rPr>
+          <w:i/>
+          <w:w w:val="105"/>
+          <w:sz w:val="20"/>
+        </w:rPr>
+        <w:tab/>
+        <w:t>GPA: 3.7/4.0</w:t>
+      </w:r>
+    </w:p>
+    <w:p>
+      <w:pPr>
+        <w:pStyle w:val="Heading2"/>
+        <w:spacing w:before="93"/>
+      </w:pPr>
+      <w:r>
+        <w:rPr>
+          <w:noProof/>
+        </w:rPr>
+        <mc:AlternateContent>
+          <mc:Choice Requires="wps">
+            <w:drawing>
+              <wp:anchor distT="0" distB="0" distL="0" distR="0" simplePos="0" relativeHeight="487591424" behindDoc="1" locked="0" layoutInCell="1" allowOverlap="1" wp14:anchorId="57551393" wp14:editId="2A37ED0D">
+                <wp:simplePos x="0" y="0"/>
+                <wp:positionH relativeFrom="page">
+                  <wp:posOffset>457200</wp:posOffset>
+                </wp:positionH>
+                <wp:positionV relativeFrom="paragraph">
+                  <wp:posOffset>257175</wp:posOffset>
+                </wp:positionV>
+                <wp:extent cx="6858000" cy="1270"/>
+                <wp:effectExtent l="0" t="0" r="12700" b="11430"/>
+                <wp:wrapTopAndBottom/>
+                <wp:docPr id="1233021" name="Freeform 5"/>
+                <wp:cNvGraphicFramePr>
+                  <a:graphicFrameLocks xmlns:a="http://schemas.openxmlformats.org/drawingml/2006/main"/>
+                </wp:cNvGraphicFramePr>
+                <a:graphic xmlns:a="http://schemas.openxmlformats.org/drawingml/2006/main">
+                  <a:graphicData uri="http://schemas.microsoft.com/office/word/2010/wordprocessingShape">
+                    <wps:wsp>
+                      <wps:cNvSpPr>
+                        <a:spLocks/>
+                      </wps:cNvSpPr>
+                      <wps:spPr>
+                        <a:xfrm>
+                          <a:off x="0" y="0"/>
+                          <a:ext cx="6858000" cy="1270"/>
+                        </a:xfrm>
+                        <a:custGeom>
+                          <a:avLst/>
+                          <a:gdLst/>
+                          <a:ahLst/>
+                          <a:cxnLst/>
+                          <a:rect l="l" t="t" r="r" b="b"/>
+                          <a:pathLst>
+                            <a:path w="6858000">
+                              <a:moveTo>
+                                <a:pt x="0" y="0"/>
+                              </a:moveTo>
+                              <a:lnTo>
+                                <a:pt x="6858000" y="0"/>
+                              </a:lnTo>
+                            </a:path>
+                          </a:pathLst>
+                        </a:custGeom>
+                        <a:ln w="5054">
+                          <a:solidFill>
+                            <a:srgbClr val="000000"/>
+                          </a:solidFill>
+                          <a:prstDash val="solid"/>
+                        </a:ln>
+                      </wps:spPr>
+                      <wps:bodyPr vertOverflow="clip" horzOverflow="clip" wrap="square" lIns="0" tIns="0" rIns="0" bIns="0" rtlCol="0">
+                        <a:prstTxWarp prst="textNoShape">
+                          <a:avLst/>
+                        </a:prstTxWarp>
+                        <a:noAutofit/>
+                      </wps:bodyPr>
+                    </wps:wsp>
+                  </a:graphicData>
+                </a:graphic>
+                <wp14:sizeRelH relativeFrom="page">
+                  <wp14:pctWidth>0</wp14:pctWidth>
+                </wp14:sizeRelH>
+                <wp14:sizeRelV relativeFrom="page">
+                  <wp14:pctHeight>0</wp14:pctHeight>
+                </wp14:sizeRelV>
+              </wp:anchor>
+            </w:drawing>
+          </mc:Choice>
+          <mc:Fallback>
+            <w:pict>
+              <v:shape w14:anchorId="1FFB0556" id="Freeform 5" o:spid="_x0000_s1026" style="position:absolute;margin-left:36pt;margin-top:20.25pt;width:540pt;height:.1pt;z-index:-15725056;visibility:visible;mso-wrap-style:square;mso-width-percent:0;mso-height-percent:0;mso-wrap-distance-left:0;mso-wrap-distance-top:0;mso-wrap-distance-right:0;mso-wrap-distance-bottom:0;mso-position-horizontal:absolute;mso-position-horizontal-relative:page;mso-position-vertical:absolute;mso-position-vertical-relative:text;mso-width-percent:0;mso-height-percent:0;mso-width-relative:page;mso-height-relative:page;v-text-anchor:top" coordsize="6858000,1270" o:gfxdata="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" path="m,l6858000,e" filled="f" strokeweight=".14039mm">
+                <v:path arrowok="t"/>
+                <w10:wrap type="topAndBottom" anchorx="page"/>
+              </v:shape>
+            </w:pict>
+          </mc:Fallback>
+        </mc:AlternateContent>
+      </w:r>
+      <w:r>
+        <w:rPr>
+          <w:spacing w:val="-2"/>
+          <w:w w:val="110"/>
+        </w:rPr>
+        <w:t>Academic Projects</w:t>
+      </w:r>
+    </w:p>
+    <w:p>
+      <w:pPr>
+        <w:spacing w:before="47"/>
+        <w:rPr>
+          <w:i/>
+          <w:sz w:val="20"/>
+        </w:rPr>
+      </w:pPr>
+      <w:r>
+        <w:rPr>
+          <w:b/>
+          <w:w w:val="115"/>
+          <w:sz w:val="20"/>
+        </w:rPr>
+        <w:t xml:space="preserve">Job Application AI Agent | Python, </w:t>
+      </w:r>
+      <w:proofErr w:type="spellStart"/>
+      <w:r>
+        <w:rPr>
+          <w:b/>
+          <w:w w:val="115"/>
+          <w:sz w:val="20"/>
+        </w:rPr>
+        <w:t>SerpAPI</w:t>
+      </w:r>
+      <w:proofErr w:type="spellEnd"/>
+      <w:r>
+        <w:rPr>
+          <w:b/>
+          <w:w w:val="115"/>
+          <w:sz w:val="20"/>
+        </w:rPr>
+        <w:t xml:space="preserve">, Pandas, </w:t>
+      </w:r>
+      <w:proofErr w:type="spellStart"/>
+      <w:r>
+        <w:rPr>
+          <w:b/>
+          <w:w w:val="115"/>
+          <w:sz w:val="20"/>
+        </w:rPr>
+        <w:t>Streamlit</w:t>
+      </w:r>
+      <w:proofErr w:type="spellEnd"/>
+      <w:r>
+        <w:rPr>
+          <w:b/>
+          <w:w w:val="115"/>
+          <w:sz w:val="20"/>
+        </w:rPr>
+        <w:t>, LLMs</w:t>
+      </w:r>
+    </w:p>
+    <w:p>
+      <w:pPr>
+        <w:pStyle w:val="ListParagraph"/>
+        <w:numPr>
+          <w:ilvl w:val="0"/>
+          <w:numId w:val="1"/>
+        </w:numPr>
+        <w:tabs>
+          <w:tab w:val="left" w:pos="438"/>
+        </w:tabs>
+        <w:spacing w:before="55" w:line="249" w:lineRule="auto"/>
+        <w:ind w:right="357"/>
+        <w:rPr>
+          <w:rFonts w:ascii="Arial" w:hAnsi="Arial"/>
+          <w:i/>
+          <w:position w:val="3"/>
+          <w:sz w:val="10"/>
+        </w:rPr>
+      </w:pPr>
+      <w:r>
+        <w:rPr>
+          <w:w w:val="105"/>
+          <w:sz w:val="20"/>
+        </w:rPr>
+        <w:t xml:space="preserve">Designed an autonomous agent using Python and </w:t>
+      </w:r>
+      <w:proofErr w:type="spellStart"/>
+      <w:r>
+        <w:rPr>
+          <w:w w:val="105"/>
+          <w:sz w:val="20"/>
+        </w:rPr>
+        <w:t>SerpAPI</w:t>
+      </w:r>
+      <w:proofErr w:type="spellEnd"/>
+      <w:r>
+        <w:rPr>
+          <w:w w:val="105"/>
+          <w:sz w:val="20"/>
+        </w:rPr>
+        <w:t xml:space="preserve"> to aggregate job postings and dynamically filter candidate pipelines, reducing manual search time by 80%.</w:t>
+      </w:r>
+    </w:p>
+    <w:p>
+      <w:pPr>
+        <w:pStyle w:val="ListParagraph"/>
+        <w:numPr>
+          <w:ilvl w:val="0"/>
+          <w:numId w:val="1"/>
+        </w:numPr>
+        <w:tabs>
+          <w:tab w:val="left" w:pos="438"/>
+        </w:tabs>
+        <w:spacing w:line="249" w:lineRule="auto"/>
+        <w:ind w:right="357"/>
+        <w:rPr>
+          <w:rFonts w:ascii="Arial" w:hAnsi="Arial"/>
+          <w:i/>
+          <w:position w:val="3"/>
+          <w:sz w:val="10"/>
+        </w:rPr>
+      </w:pPr>
+      <w:r>
+        <w:rPr>
+          <w:w w:val="105"/>
+          <w:sz w:val="20"/>
+        </w:rPr>
+        <w:t>Implemented a custom ranking algorithm matching skills and locations, increasing relevant job discovery by 40% against naive searches, validating matches via interactive dashboards.</w:t>
+      </w:r>
+    </w:p>
+    <w:p>
+      <w:pPr>
+        <w:spacing w:before="71"/>
+        <w:rPr>
+          <w:i/>
+          <w:sz w:val="20"/>
+        </w:rPr>
+      </w:pPr>
+      <w:r>
+        <w:rPr>
+          <w:b/>
+          <w:spacing w:val="-2"/>
+          <w:w w:val="115"/>
+          <w:sz w:val="20"/>
+        </w:rPr>
+        <w:t xml:space="preserve">Predictive Analytics Dashboard | Machine Learning, </w:t>
+      </w:r>
+      <w:proofErr w:type="spellStart"/>
+      <w:r>
+        <w:rPr>
+          <w:b/>
+          <w:spacing w:val="-2"/>
+          <w:w w:val="115"/>
+          <w:sz w:val="20"/>
+        </w:rPr>
+        <w:t>Streamlit</w:t>
+      </w:r>
+      <w:proofErr w:type="spellEnd"/>
+    </w:p>
+    <w:p>
+      <w:pPr>
+        <w:pStyle w:val="ListParagraph"/>
+        <w:numPr>
+          <w:ilvl w:val="0"/>
+          <w:numId w:val="1"/>
+        </w:numPr>
+        <w:tabs>
+          <w:tab w:val="left" w:pos="437"/>
+        </w:tabs>
+        <w:spacing w:before="56"/>
+        <w:ind w:left="437" w:hanging="172"/>
+        <w:rPr>
+          <w:rFonts w:ascii="Arial" w:hAnsi="Arial"/>
+          <w:i/>
+          <w:position w:val="3"/>
+          <w:sz w:val="10"/>
+        </w:rPr>
+      </w:pPr>
+      <w:r>
+        <w:rPr>
+          <w:w w:val="105"/>
+          <w:sz w:val="20"/>
+        </w:rPr>
+        <w:t>Built end-to-end data pipeline for user behavior sensor data, improving retention lead time by 7 days through early detection.</w:t>
+      </w:r>
+    </w:p>
+    <w:p>
+      <w:pPr>
+        <w:pStyle w:val="ListParagraph"/>
+        <w:numPr>
+          <w:ilvl w:val="0"/>
+          <w:numId w:val="1"/>
+        </w:numPr>
+        <w:tabs>
+          <w:tab w:val="left" w:pos="437"/>
+        </w:tabs>
+        <w:spacing w:before="27"/>
+        <w:ind w:left="437" w:hanging="172"/>
+        <w:rPr>
+          <w:rFonts w:ascii="Arial" w:hAnsi="Arial"/>
+          <w:i/>
+          <w:position w:val="3"/>
+          <w:sz w:val="10"/>
+        </w:rPr>
+      </w:pPr>
+      <w:r>
+        <w:rPr>
+          <w:w w:val="105"/>
+          <w:sz w:val="20"/>
+        </w:rPr>
+        <w:t>Reduced churn by 28% via data-driven intervention scheduling across 5,000+ simulated user operations.</w:t>
+      </w:r>
+    </w:p>
+    <w:p>
+      <w:pPr>
+        <w:spacing w:before="80"/>
+        <w:rPr>
+          <w:i/>
+          <w:sz w:val="20"/>
+        </w:rPr>
+      </w:pPr>
+      <w:r>
+        <w:rPr>
+          <w:b/>
+          <w:w w:val="110"/>
+          <w:sz w:val="20"/>
+        </w:rPr>
+        <w:t xml:space="preserve">Customer Churn Prediction Model | </w:t>
+      </w:r>
+      <w:proofErr w:type="spellStart"/>
+      <w:r>
+        <w:rPr>
+          <w:b/>
+          <w:w w:val="110"/>
+          <w:sz w:val="20"/>
+        </w:rPr>
+        <w:t>XGBoost</w:t>
+      </w:r>
+      <w:proofErr w:type="spellEnd"/>
+      <w:r>
+        <w:rPr>
+          <w:b/>
+          <w:w w:val="110"/>
+          <w:sz w:val="20"/>
+        </w:rPr>
+        <w:t>, Scikit-Learn</w:t>
+      </w:r>
+    </w:p>
+    <w:p>
+      <w:pPr>
+        <w:pStyle w:val="ListParagraph"/>
+        <w:numPr>
+          <w:ilvl w:val="0"/>
+          <w:numId w:val="1"/>
+        </w:numPr>
+        <w:tabs>
+          <w:tab w:val="left" w:pos="437"/>
+        </w:tabs>
+        <w:spacing w:before="56"/>
+        <w:ind w:left="437" w:hanging="172"/>
+        <w:rPr>
+          <w:rFonts w:ascii="Arial" w:hAnsi="Arial"/>
+          <w:i/>
+          <w:position w:val="3"/>
+          <w:sz w:val="10"/>
+        </w:rPr>
+      </w:pPr>
+      <w:r>
+        <w:rPr>
+          <w:w w:val="105"/>
+          <w:sz w:val="20"/>
+        </w:rPr>
+        <w:t>Developed a predictive model identifying high-risk churn customers with 89% AUC across multiple user subtypes.</w:t>
+      </w:r>
+    </w:p>
+    <w:p>
+      <w:pPr>
+        <w:pStyle w:val="ListParagraph"/>
+        <w:numPr>
+          <w:ilvl w:val="0"/>
+          <w:numId w:val="1"/>
+        </w:numPr>
+        <w:tabs>
+          <w:tab w:val="left" w:pos="437"/>
+        </w:tabs>
+        <w:spacing w:before="27"/>
+        <w:ind w:left="437" w:hanging="172"/>
+        <w:rPr>
+          <w:rFonts w:ascii="Arial" w:hAnsi="Arial"/>
+          <w:i/>
+          <w:position w:val="3"/>
+          <w:sz w:val="10"/>
+        </w:rPr>
+      </w:pPr>
+      <w:r>
+        <w:rPr>
+          <w:w w:val="105"/>
+          <w:sz w:val="20"/>
+        </w:rPr>
+        <w:t>Deployed inference API that integrated with CRM system to automate retention email flagging, saving 30% reporting time.</w:t>
       </w:r>
     </w:p>
     <w:sectPr>
       <w:type w:val="continuous"/>
       <w:pgSz w:w="12240" w:h="15840"/>
-      <w:pgMar w:top="620" w:bottom="280" w:left="720" w:right="360"/>
+      <w:pgMar w:top="620" w:right="360" w:bottom="280" w:left="720" w:header="720" w:footer="720" w:gutter="0"/>
+      <w:cols w:space="720"/>
     </w:sectPr>
   </w:body>
 </w:document>
 </file>
 
 <file path=word/numbering.xml><?xml version="1.0" encoding="utf-8"?>
-<w:numbering xmlns:ve="http://schemas.openxmlformats.org/markup-compatibility/2006" xmlns:o="urn:schemas-microsoft-com:office:office" xmlns:r="http://schemas.openxmlformats.org/officeDocument/2006/relationships" xmlns:m="http://schemas.openxmlformats.org/officeDocument/2006/math" xmlns:v="urn:schemas-microsoft-com:vml" xmlns:wp="http://schemas.openxmlformats.org/drawingml/2006/wordprocessingDrawing" xmlns:w10="urn:schemas-microsoft-com:office:word" xmlns:w="http://schemas.openxmlformats.org/wordprocessingml/2006/main" xmlns:wne="http://schemas.microsoft.com/office/word/2006/wordml">
-  <w:abstractNum w:abstractNumId="0">
+<w:numbering xmlns:wpc="http://schemas.microsoft.com/office/word/2010/wordprocessingCanvas" xmlns:cx="http://schemas.microsoft.com/office/drawing/2014/chartex" xmlns:cx1="http://schemas.microsoft.com/office/drawing/2015/9/8/chartex" xmlns:cx2="http://schemas.microsoft.com/office/drawing/2015/10/21/chartex" xmlns:cx3="http://schemas.microsoft.com/office/drawing/2016/5/9/chartex" xmlns:cx4="http://schemas.microsoft.com/office/drawing/2016/5/10/chartex" xmlns:cx5="http://schemas.microsoft.com/office/drawing/2016/5/11/chartex" xmlns:cx6="http://schemas.microsoft.com/office/drawing/2016/5/12/chartex" xmlns:cx7="http://schemas.microsoft.com/office/drawing/2016/5/13/chartex" xmlns:cx8="http://schemas.microsoft.com/office/drawing/2016/5/14/chartex" xmlns:mc="http://schemas.openxmlformats.org/markup-compatibility/2006" xmlns:aink="http://schemas.microsoft.com/office/drawing/2016/ink" xmlns:am3d="http://schemas.microsoft.com/office/drawing/2017/model3d" xmlns:o="urn:schemas-microsoft-com:office:office" xmlns:oel="http://schemas.microsoft.com/office/2019/extlst" xmlns:r="http://schemas.openxmlformats.org/officeDocument/2006/relationships" xmlns:m="http://schemas.openxmlformats.org/officeDocument/2006/math" xmlns:v="urn:schemas-microsoft-com:vml" xmlns:wp14="http://schemas.microsoft.com/office/word/2010/wordprocessingDrawing" xmlns:wp="http://schemas.openxmlformats.org/drawingml/2006/wordprocessingDrawing" xmlns:w10="urn:schemas-microsoft-com:office:word" xmlns:w="http://schemas.openxmlformats.org/wordprocessingml/2006/main" xmlns:w14="http://schemas.microsoft.com/office/word/2010/wordml" xmlns:w15="http://schemas.microsoft.com/office/word/2012/wordml" xmlns:w16cex="http://schemas.microsoft.com/office/word/2018/wordml/cex" xmlns:w16cid="http://schemas.microsoft.com/office/word/2016/wordml/cid" xmlns:w16="http://schemas.microsoft.com/office/word/2018/wordml" xmlns:w16du="http://schemas.microsoft.com/office/word/2023/wordml/word16du" xmlns:w16sdtdh="http://schemas.microsoft.com/office/word/2020/wordml/sdtdatahash" xmlns:w16sdtfl="http://schemas.microsoft.com/office/word/2024/wordml/sdtformatlock" xmlns:w16se="http://schemas.microsoft.com/office/word/2015/wordml/symex" xmlns:wpg="http://schemas.microsoft.com/office/word/2010/wordprocessingGroup" xmlns:wpi="http://schemas.microsoft.com/office/word/2010/wordprocessingInk" xmlns:wne="http://schemas.microsoft.com/office/word/2006/wordml" xmlns:wps="http://schemas.microsoft.com/office/word/2010/wordprocessingShape" mc:Ignorable="w14 w15 w16se w16cid w16 w16cex w16sdtdh w16sdtfl w16du wp14">
+  <w:abstractNum w:abstractNumId="0" w15:restartNumberingAfterBreak="0">
+    <w:nsid w:val="2C3404FD"/>
     <w:multiLevelType w:val="hybridMultilevel"/>
-    <w:lvl w:ilvl="0">
-      <w:start w:val="0"/>
+    <w:tmpl w:val="23DC0566"/>
+    <w:lvl w:ilvl="0" w:tplc="641A9238">
       <w:numFmt w:val="bullet"/>
       <w:lvlText w:val="•"/>
       <w:lvlJc w:val="left"/>
@@ -177,14 +3009,13 @@
         <w:ind w:left="438" w:hanging="173"/>
       </w:pPr>
       <w:rPr>
-        <w:rFonts w:hint="default" w:ascii="Arial" w:hAnsi="Arial" w:eastAsia="Arial" w:cs="Arial"/>
+        <w:rFonts w:ascii="Arial" w:eastAsia="Arial" w:hAnsi="Arial" w:cs="Arial" w:hint="default"/>
         <w:spacing w:val="0"/>
         <w:w w:val="209"/>
         <w:lang w:val="en-US" w:eastAsia="en-US" w:bidi="ar-SA"/>
       </w:rPr>
     </w:lvl>
-    <w:lvl w:ilvl="1">
-      <w:start w:val="0"/>
+    <w:lvl w:ilvl="1" w:tplc="1BB06DE8">
       <w:numFmt w:val="bullet"/>
       <w:lvlText w:val="•"/>
       <w:lvlJc w:val="left"/>
@@ -196,8 +3027,7 @@
         <w:lang w:val="en-US" w:eastAsia="en-US" w:bidi="ar-SA"/>
       </w:rPr>
     </w:lvl>
-    <w:lvl w:ilvl="2">
-      <w:start w:val="0"/>
+    <w:lvl w:ilvl="2" w:tplc="C2223644">
       <w:numFmt w:val="bullet"/>
       <w:lvlText w:val="•"/>
       <w:lvlJc w:val="left"/>
@@ -209,8 +3039,7 @@
         <w:lang w:val="en-US" w:eastAsia="en-US" w:bidi="ar-SA"/>
       </w:rPr>
     </w:lvl>
-    <w:lvl w:ilvl="3">
-      <w:start w:val="0"/>
+    <w:lvl w:ilvl="3" w:tplc="41269B2A">
       <w:numFmt w:val="bullet"/>
       <w:lvlText w:val="•"/>
       <w:lvlJc w:val="left"/>
@@ -222,8 +3051,7 @@
         <w:lang w:val="en-US" w:eastAsia="en-US" w:bidi="ar-SA"/>
       </w:rPr>
     </w:lvl>
-    <w:lvl w:ilvl="4">
-      <w:start w:val="0"/>
+    <w:lvl w:ilvl="4" w:tplc="321EFFD4">
       <w:numFmt w:val="bullet"/>
       <w:lvlText w:val="•"/>
       <w:lvlJc w:val="left"/>
@@ -235,8 +3063,7 @@
         <w:lang w:val="en-US" w:eastAsia="en-US" w:bidi="ar-SA"/>
       </w:rPr>
     </w:lvl>
-    <w:lvl w:ilvl="5">
-      <w:start w:val="0"/>
+    <w:lvl w:ilvl="5" w:tplc="3728627A">
       <w:numFmt w:val="bullet"/>
       <w:lvlText w:val="•"/>
       <w:lvlJc w:val="left"/>
@@ -248,8 +3075,7 @@
         <w:lang w:val="en-US" w:eastAsia="en-US" w:bidi="ar-SA"/>
       </w:rPr>
     </w:lvl>
-    <w:lvl w:ilvl="6">
-      <w:start w:val="0"/>
+    <w:lvl w:ilvl="6" w:tplc="744265EC">
       <w:numFmt w:val="bullet"/>
       <w:lvlText w:val="•"/>
       <w:lvlJc w:val="left"/>
@@ -261,8 +3087,7 @@
         <w:lang w:val="en-US" w:eastAsia="en-US" w:bidi="ar-SA"/>
       </w:rPr>
     </w:lvl>
-    <w:lvl w:ilvl="7">
-      <w:start w:val="0"/>
+    <w:lvl w:ilvl="7" w:tplc="92D2F468">
       <w:numFmt w:val="bullet"/>
       <w:lvlText w:val="•"/>
       <w:lvlJc w:val="left"/>
@@ -274,8 +3099,7 @@
         <w:lang w:val="en-US" w:eastAsia="en-US" w:bidi="ar-SA"/>
       </w:rPr>
     </w:lvl>
-    <w:lvl w:ilvl="8">
-      <w:start w:val="0"/>
+    <w:lvl w:ilvl="8" w:tplc="E3246C3E">
       <w:numFmt w:val="bullet"/>
       <w:lvlText w:val="•"/>
       <w:lvlJc w:val="left"/>
@@ -288,21 +3112,21 @@
       </w:rPr>
     </w:lvl>
   </w:abstractNum>
-  <w:num w:numId="1">
+  <w:num w:numId="1" w16cid:durableId="25566836">
     <w:abstractNumId w:val="0"/>
   </w:num>
 </w:numbering>
 </file>
 
 <file path=word/styles.xml><?xml version="1.0" encoding="utf-8"?>
-<w:styles xmlns:r="http://schemas.openxmlformats.org/officeDocument/2006/relationships" xmlns:w="http://schemas.openxmlformats.org/wordprocessingml/2006/main">
+<w:styles xmlns:mc="http://schemas.openxmlformats.org/markup-compatibility/2006" xmlns:r="http://schemas.openxmlformats.org/officeDocument/2006/relationships" xmlns:w="http://schemas.openxmlformats.org/wordprocessingml/2006/main" xmlns:w14="http://schemas.microsoft.com/office/word/2010/wordml" xmlns:w15="http://schemas.microsoft.com/office/word/2012/wordml" xmlns:w16cex="http://schemas.microsoft.com/office/word/2018/wordml/cex" xmlns:w16cid="http://schemas.microsoft.com/office/word/2016/wordml/cid" xmlns:w16="http://schemas.microsoft.com/office/word/2018/wordml" xmlns:w16du="http://schemas.microsoft.com/office/word/2023/wordml/word16du" xmlns:w16sdtdh="http://schemas.microsoft.com/office/word/2020/wordml/sdtdatahash" xmlns:w16sdtfl="http://schemas.microsoft.com/office/word/2024/wordml/sdtformatlock" xmlns:w16se="http://schemas.microsoft.com/office/word/2015/wordml/symex" mc:Ignorable="w14 w15 w16se w16cid w16 w16cex w16sdtdh w16sdtfl w16du">
   <w:docDefaults>
     <w:rPrDefault>
       <w:rPr>
-        <w:rFonts w:cstheme="minorBidi" w:hAnsiTheme="minorHAnsi" w:eastAsiaTheme="minorHAnsi" w:asciiTheme="minorHAnsi"/>
+        <w:rFonts w:asciiTheme="minorHAnsi" w:eastAsiaTheme="minorHAnsi" w:hAnsiTheme="minorHAnsi" w:cstheme="minorBidi"/>
         <w:sz w:val="22"/>
         <w:szCs w:val="22"/>
-        <w:lang w:val="en-US" w:bidi="ar-SA" w:eastAsia="en-US"/>
+        <w:lang w:val="en-US" w:eastAsia="en-US" w:bidi="ar-SA"/>
       </w:rPr>
     </w:rPrDefault>
     <w:pPrDefault>
@@ -310,51 +3134,475 @@
         <w:widowControl w:val="0"/>
         <w:autoSpaceDE w:val="0"/>
         <w:autoSpaceDN w:val="0"/>
-        <w:spacing w:lineRule="auto" w:line="240" w:before="0" w:after="0"/>
-        <w:ind w:left="0" w:right="0"/>
-        <w:jc w:val="left"/>
       </w:pPr>
     </w:pPrDefault>
   </w:docDefaults>
-  <w:style w:styleId="DefaultParagraphFont" w:default="1" w:type="character">
+  <w:latentStyles w:defLockedState="0" w:defUIPriority="99" w:defSemiHidden="0" w:defUnhideWhenUsed="0" w:defQFormat="0" w:count="376">
+    <w:lsdException w:name="Normal" w:uiPriority="0" w:qFormat="1"/>
+    <w:lsdException w:name="heading 1" w:uiPriority="9" w:qFormat="1"/>
+    <w:lsdException w:name="heading 2" w:semiHidden="1" w:uiPriority="9" w:unhideWhenUsed="1" w:qFormat="1"/>
+    <w:lsdException w:name="heading 3" w:semiHidden="1" w:uiPriority="9" w:unhideWhenUsed="1" w:qFormat="1"/>
+    <w:lsdException w:name="heading 4" w:semiHidden="1" w:uiPriority="9" w:unhideWhenUsed="1" w:qFormat="1"/>
+    <w:lsdException w:name="heading 5" w:semiHidden="1" w:uiPriority="9" w:unhideWhenUsed="1" w:qFormat="1"/>
+    <w:lsdException w:name="heading 6" w:semiHidden="1" w:uiPriority="9" w:unhideWhenUsed="1" w:qFormat="1"/>
+    <w:lsdException w:name="heading 7" w:semiHidden="1" w:uiPriority="9" w:unhideWhenUsed="1" w:qFormat="1"/>
+    <w:lsdException w:name="heading 8" w:semiHidden="1" w:uiPriority="9" w:unhideWhenUsed="1" w:qFormat="1"/>
+    <w:lsdException w:name="heading 9" w:semiHidden="1" w:uiPriority="9" w:unhideWhenUsed="1" w:qFormat="1"/>
+    <w:lsdException w:name="index 1" w:semiHidden="1" w:unhideWhenUsed="1"/>
+    <w:lsdException w:name="index 2" w:semiHidden="1" w:unhideWhenUsed="1"/>
+    <w:lsdException w:name="index 3" w:semiHidden="1" w:unhideWhenUsed="1"/>
+    <w:lsdException w:name="index 4" w:semiHidden="1" w:unhideWhenUsed="1"/>
+    <w:lsdException w:name="index 5" w:semiHidden="1" w:unhideWhenUsed="1"/>
+    <w:lsdException w:name="index 6" w:semiHidden="1" w:unhideWhenUsed="1"/>
+    <w:lsdException w:name="index 7" w:semiHidden="1" w:unhideWhenUsed="1"/>
+    <w:lsdException w:name="index 8" w:semiHidden="1" w:unhideWhenUsed="1"/>
+    <w:lsdException w:name="index 9" w:semiHidden="1" w:unhideWhenUsed="1"/>
+    <w:lsdException w:name="toc 1" w:semiHidden="1" w:uiPriority="39" w:unhideWhenUsed="1"/>
+    <w:lsdException w:name="toc 2" w:semiHidden="1" w:uiPriority="39" w:unhideWhenUsed="1"/>
+    <w:lsdException w:name="toc 3" w:semiHidden="1" w:uiPriority="39" w:unhideWhenUsed="1"/>
+    <w:lsdException w:name="toc 4" w:semiHidden="1" w:uiPriority="39" w:unhideWhenUsed="1"/>
+    <w:lsdException w:name="toc 5" w:semiHidden="1" w:uiPriority="39" w:unhideWhenUsed="1"/>
+    <w:lsdException w:name="toc 6" w:semiHidden="1" w:uiPriority="39" w:unhideWhenUsed="1"/>
+    <w:lsdException w:name="toc 7" w:semiHidden="1" w:uiPriority="39" w:unhideWhenUsed="1"/>
+    <w:lsdException w:name="toc 8" w:semiHidden="1" w:uiPriority="39" w:unhideWhenUsed="1"/>
+    <w:lsdException w:name="toc 9" w:semiHidden="1" w:uiPriority="39" w:unhideWhenUsed="1"/>
+    <w:lsdException w:name="Normal Indent" w:semiHidden="1" w:unhideWhenUsed="1"/>
+    <w:lsdException w:name="footnote text" w:semiHidden="1" w:unhideWhenUsed="1"/>
+    <w:lsdException w:name="annotation text" w:semiHidden="1" w:unhideWhenUsed="1"/>
+    <w:lsdException w:name="header" w:semiHidden="1" w:unhideWhenUsed="1"/>
+    <w:lsdException w:name="footer" w:semiHidden="1" w:unhideWhenUsed="1"/>
+    <w:lsdException w:name="index heading" w:semiHidden="1" w:unhideWhenUsed="1"/>
+    <w:lsdException w:name="caption" w:semiHidden="1" w:uiPriority="35" w:unhideWhenUsed="1" w:qFormat="1"/>
+    <w:lsdException w:name="table of figures" w:semiHidden="1" w:unhideWhenUsed="1"/>
+    <w:lsdException w:name="envelope address" w:semiHidden="1" w:unhideWhenUsed="1"/>
+    <w:lsdException w:name="envelope return" w:semiHidden="1" w:unhideWhenUsed="1"/>
+    <w:lsdException w:name="footnote reference" w:semiHidden="1" w:unhideWhenUsed="1"/>
+    <w:lsdException w:name="annotation reference" w:semiHidden="1" w:unhideWhenUsed="1"/>
+    <w:lsdException w:name="line number" w:semiHidden="1" w:unhideWhenUsed="1"/>
+    <w:lsdException w:name="page number" w:semiHidden="1" w:unhideWhenUsed="1"/>
+    <w:lsdException w:name="endnote reference" w:semiHidden="1" w:unhideWhenUsed="1"/>
+    <w:lsdException w:name="endnote text" w:semiHidden="1" w:unhideWhenUsed="1"/>
+    <w:lsdException w:name="table of authorities" w:semiHidden="1" w:unhideWhenUsed="1"/>
+    <w:lsdException w:name="macro" w:semiHidden="1" w:unhideWhenUsed="1"/>
+    <w:lsdException w:name="toa heading" w:semiHidden="1" w:unhideWhenUsed="1"/>
+    <w:lsdException w:name="List" w:semiHidden="1" w:unhideWhenUsed="1"/>
+    <w:lsdException w:name="List Bullet" w:semiHidden="1" w:unhideWhenUsed="1"/>
+    <w:lsdException w:name="List Number" w:semiHidden="1" w:unhideWhenUsed="1"/>
+    <w:lsdException w:name="List 2" w:semiHidden="1" w:unhideWhenUsed="1"/>
+    <w:lsdException w:name="List 3" w:semiHidden="1" w:unhideWhenUsed="1"/>
+    <w:lsdException w:name="List 4" w:semiHidden="1" w:unhideWhenUsed="1"/>
+    <w:lsdException w:name="List 5" w:semiHidden="1" w:unhideWhenUsed="1"/>
+    <w:lsdException w:name="List Bullet 2" w:semiHidden="1" w:unhideWhenUsed="1"/>
+    <w:lsdException w:name="List Bullet 3" w:semiHidden="1" w:unhideWhenUsed="1"/>
+    <w:lsdException w:name="List Bullet 4" w:semiHidden="1" w:unhideWhenUsed="1"/>
+    <w:lsdException w:name="List Bullet 5" w:semiHidden="1" w:unhideWhenUsed="1"/>
+    <w:lsdException w:name="List Number 2" w:semiHidden="1" w:unhideWhenUsed="1"/>
+    <w:lsdException w:name="List Number 3" w:semiHidden="1" w:unhideWhenUsed="1"/>
+    <w:lsdException w:name="List Number 4" w:semiHidden="1" w:unhideWhenUsed="1"/>
+    <w:lsdException w:name="List Number 5" w:semiHidden="1" w:unhideWhenUsed="1"/>
+    <w:lsdException w:name="Title" w:uiPriority="10" w:qFormat="1"/>
+    <w:lsdException w:name="Closing" w:semiHidden="1" w:unhideWhenUsed="1"/>
+    <w:lsdException w:name="Signature" w:semiHidden="1" w:unhideWhenUsed="1"/>
+    <w:lsdException w:name="Default Paragraph Font" w:semiHidden="1" w:uiPriority="1" w:unhideWhenUsed="1"/>
+    <w:lsdException w:name="Body Text" w:semiHidden="1" w:unhideWhenUsed="1"/>
+    <w:lsdException w:name="Body Text Indent" w:semiHidden="1" w:unhideWhenUsed="1"/>
+    <w:lsdException w:name="List Continue" w:semiHidden="1" w:unhideWhenUsed="1"/>
+    <w:lsdException w:name="List Continue 2" w:semiHidden="1" w:unhideWhenUsed="1"/>
+    <w:lsdException w:name="List Continue 3" w:semiHidden="1" w:unhideWhenUsed="1"/>
+    <w:lsdException w:name="List Continue 4" w:semiHidden="1" w:unhideWhenUsed="1"/>
+    <w:lsdException w:name="List Continue 5" w:semiHidden="1" w:unhideWhenUsed="1"/>
+    <w:lsdException w:name="Message Header" w:semiHidden="1" w:unhideWhenUsed="1"/>
+    <w:lsdException w:name="Subtitle" w:uiPriority="11" w:qFormat="1"/>
+    <w:lsdException w:name="Salutation" w:semiHidden="1" w:unhideWhenUsed="1"/>
+    <w:lsdException w:name="Date" w:semiHidden="1" w:unhideWhenUsed="1"/>
+    <w:lsdException w:name="Body Text First Indent" w:semiHidden="1" w:unhideWhenUsed="1"/>
+    <w:lsdException w:name="Body Text First Indent 2" w:semiHidden="1" w:unhideWhenUsed="1"/>
+    <w:lsdException w:name="Note Heading" w:semiHidden="1" w:unhideWhenUsed="1"/>
+    <w:lsdException w:name="Body Text 2" w:semiHidden="1" w:unhideWhenUsed="1"/>
+    <w:lsdException w:name="Body Text 3" w:semiHidden="1" w:unhideWhenUsed="1"/>
+    <w:lsdException w:name="Body Text Indent 2" w:semiHidden="1" w:unhideWhenUsed="1"/>
+    <w:lsdException w:name="Body Text Indent 3" w:semiHidden="1" w:unhideWhenUsed="1"/>
+    <w:lsdException w:name="Block Text" w:semiHidden="1" w:unhideWhenUsed="1"/>
+    <w:lsdException w:name="Hyperlink" w:semiHidden="1" w:unhideWhenUsed="1"/>
+    <w:lsdException w:name="FollowedHyperlink" w:semiHidden="1" w:unhideWhenUsed="1"/>
+    <w:lsdException w:name="Strong" w:uiPriority="22" w:qFormat="1"/>
+    <w:lsdException w:name="Emphasis" w:uiPriority="20" w:qFormat="1"/>
+    <w:lsdException w:name="Document Map" w:semiHidden="1" w:unhideWhenUsed="1"/>
+    <w:lsdException w:name="Plain Text" w:semiHidden="1" w:unhideWhenUsed="1"/>
+    <w:lsdException w:name="E-mail Signature" w:semiHidden="1" w:unhideWhenUsed="1"/>
+    <w:lsdException w:name="HTML Top of Form" w:semiHidden="1" w:unhideWhenUsed="1"/>
+    <w:lsdException w:name="HTML Bottom of Form" w:semiHidden="1" w:unhideWhenUsed="1"/>
+    <w:lsdException w:name="Normal (Web)" w:semiHidden="1" w:unhideWhenUsed="1"/>
+    <w:lsdException w:name="HTML Acronym" w:semiHidden="1" w:unhideWhenUsed="1"/>
+    <w:lsdException w:name="HTML Address" w:semiHidden="1" w:unhideWhenUsed="1"/>
+    <w:lsdException w:name="HTML Cite" w:semiHidden="1" w:unhideWhenUsed="1"/>
+    <w:lsdException w:name="HTML Code" w:semiHidden="1" w:unhideWhenUsed="1"/>
+    <w:lsdException w:name="HTML Definition" w:semiHidden="1" w:unhideWhenUsed="1"/>
+    <w:lsdException w:name="HTML Keyboard" w:semiHidden="1" w:unhideWhenUsed="1"/>
+    <w:lsdException w:name="HTML Preformatted" w:semiHidden="1" w:unhideWhenUsed="1"/>
+    <w:lsdException w:name="HTML Sample" w:semiHidden="1" w:unhideWhenUsed="1"/>
+    <w:lsdException w:name="HTML Typewriter" w:semiHidden="1" w:unhideWhenUsed="1"/>
+    <w:lsdException w:name="HTML Variable" w:semiHidden="1" w:unhideWhenUsed="1"/>
+    <w:lsdException w:name="Normal Table" w:semiHidden="1" w:unhideWhenUsed="1"/>
+    <w:lsdException w:name="annotation subject" w:semiHidden="1" w:unhideWhenUsed="1"/>
+    <w:lsdException w:name="No List" w:semiHidden="1" w:unhideWhenUsed="1"/>
+    <w:lsdException w:name="Outline List 1" w:semiHidden="1" w:unhideWhenUsed="1"/>
+    <w:lsdException w:name="Outline List 2" w:semiHidden="1" w:unhideWhenUsed="1"/>
+    <w:lsdException w:name="Outline List 3" w:semiHidden="1" w:unhideWhenUsed="1"/>
+    <w:lsdException w:name="Table Simple 1" w:semiHidden="1" w:unhideWhenUsed="1"/>
+    <w:lsdException w:name="Table Simple 2" w:semiHidden="1" w:unhideWhenUsed="1"/>
+    <w:lsdException w:name="Table Simple 3" w:semiHidden="1" w:unhideWhenUsed="1"/>
+    <w:lsdException w:name="Table Classic 1" w:semiHidden="1" w:unhideWhenUsed="1"/>
+    <w:lsdException w:name="Table Classic 2" w:semiHidden="1" w:unhideWhenUsed="1"/>
+    <w:lsdException w:name="Table Classic 3" w:semiHidden="1" w:unhideWhenUsed="1"/>
+    <w:lsdException w:name="Table Classic 4" w:semiHidden="1" w:unhideWhenUsed="1"/>
+    <w:lsdException w:name="Table Colorful 1" w:semiHidden="1" w:unhideWhenUsed="1"/>
+    <w:lsdException w:name="Table Colorful 2" w:semiHidden="1" w:unhideWhenUsed="1"/>
+    <w:lsdException w:name="Table Colorful 3" w:semiHidden="1" w:unhideWhenUsed="1"/>
+    <w:lsdException w:name="Table Columns 1" w:semiHidden="1" w:unhideWhenUsed="1"/>
+    <w:lsdException w:name="Table Columns 2" w:semiHidden="1" w:unhideWhenUsed="1"/>
+    <w:lsdException w:name="Table Columns 3" w:semiHidden="1" w:unhideWhenUsed="1"/>
+    <w:lsdException w:name="Table Columns 4" w:semiHidden="1" w:unhideWhenUsed="1"/>
+    <w:lsdException w:name="Table Columns 5" w:semiHidden="1" w:unhideWhenUsed="1"/>
+    <w:lsdException w:name="Table Grid 1" w:semiHidden="1" w:unhideWhenUsed="1"/>
+    <w:lsdException w:name="Table Grid 2" w:semiHidden="1" w:unhideWhenUsed="1"/>
+    <w:lsdException w:name="Table Grid 3" w:semiHidden="1" w:unhideWhenUsed="1"/>
+    <w:lsdException w:name="Table Grid 4" w:semiHidden="1" w:unhideWhenUsed="1"/>
+    <w:lsdException w:name="Table Grid 5" w:semiHidden="1" w:unhideWhenUsed="1"/>
+    <w:lsdException w:name="Table Grid 6" w:semiHidden="1" w:unhideWhenUsed="1"/>
+    <w:lsdException w:name="Table Grid 7" w:semiHidden="1" w:unhideWhenUsed="1"/>
+    <w:lsdException w:name="Table Grid 8" w:semiHidden="1" w:unhideWhenUsed="1"/>
+    <w:lsdException w:name="Table List 1" w:semiHidden="1" w:unhideWhenUsed="1"/>
+    <w:lsdException w:name="Table List 2" w:semiHidden="1" w:unhideWhenUsed="1"/>
+    <w:lsdException w:name="Table List 3" w:semiHidden="1" w:unhideWhenUsed="1"/>
+    <w:lsdException w:name="Table List 4" w:semiHidden="1" w:unhideWhenUsed="1"/>
+    <w:lsdException w:name="Table List 5" w:semiHidden="1" w:unhideWhenUsed="1"/>
+    <w:lsdException w:name="Table List 6" w:semiHidden="1" w:unhideWhenUsed="1"/>
+    <w:lsdException w:name="Table List 7" w:semiHidden="1" w:unhideWhenUsed="1"/>
+    <w:lsdException w:name="Table List 8" w:semiHidden="1" w:unhideWhenUsed="1"/>
+    <w:lsdException w:name="Table 3D effects 1" w:semiHidden="1" w:unhideWhenUsed="1"/>
+    <w:lsdException w:name="Table 3D effects 2" w:semiHidden="1" w:unhideWhenUsed="1"/>
+    <w:lsdException w:name="Table 3D effects 3" w:semiHidden="1" w:unhideWhenUsed="1"/>
+    <w:lsdException w:name="Table Contemporary" w:semiHidden="1" w:unhideWhenUsed="1"/>
+    <w:lsdException w:name="Table Elegant" w:semiHidden="1" w:unhideWhenUsed="1"/>
+    <w:lsdException w:name="Table Professional" w:semiHidden="1" w:unhideWhenUsed="1"/>
+    <w:lsdException w:name="Table Subtle 1" w:semiHidden="1" w:unhideWhenUsed="1"/>
+    <w:lsdException w:name="Table Subtle 2" w:semiHidden="1" w:unhideWhenUsed="1"/>
+    <w:lsdException w:name="Table Web 1" w:semiHidden="1" w:unhideWhenUsed="1"/>
+    <w:lsdException w:name="Table Web 2" w:semiHidden="1" w:unhideWhenUsed="1"/>
+    <w:lsdException w:name="Table Web 3" w:semiHidden="1" w:unhideWhenUsed="1"/>
+    <w:lsdException w:name="Balloon Text" w:semiHidden="1" w:unhideWhenUsed="1"/>
+    <w:lsdException w:name="Table Grid" w:uiPriority="39"/>
+    <w:lsdException w:name="Table Theme" w:semiHidden="1" w:unhideWhenUsed="1"/>
+    <w:lsdException w:name="Placeholder Text" w:semiHidden="1"/>
+    <w:lsdException w:name="No Spacing" w:uiPriority="1" w:qFormat="1"/>
+    <w:lsdException w:name="Light Shading" w:uiPriority="60"/>
+    <w:lsdException w:name="Light List" w:uiPriority="61"/>
+    <w:lsdException w:name="Light Grid" w:uiPriority="62"/>
+    <w:lsdException w:name="Medium Shading 1" w:uiPriority="63"/>
+    <w:lsdException w:name="Medium Shading 2" w:uiPriority="64"/>
+    <w:lsdException w:name="Medium List 1" w:uiPriority="65"/>
+    <w:lsdException w:name="Medium List 2" w:uiPriority="66"/>
+    <w:lsdException w:name="Medium Grid 1" w:uiPriority="67"/>
+    <w:lsdException w:name="Medium Grid 2" w:uiPriority="68"/>
+    <w:lsdException w:name="Medium Grid 3" w:uiPriority="69"/>
+    <w:lsdException w:name="Dark List" w:uiPriority="70"/>
+    <w:lsdException w:name="Colorful Shading" w:uiPriority="71"/>
+    <w:lsdException w:name="Colorful List" w:uiPriority="72"/>
+    <w:lsdException w:name="Colorful Grid" w:uiPriority="73"/>
+    <w:lsdException w:name="Light Shading Accent 1" w:uiPriority="60"/>
+    <w:lsdException w:name="Light List Accent 1" w:uiPriority="61"/>
+    <w:lsdException w:name="Light Grid Accent 1" w:uiPriority="62"/>
+    <w:lsdException w:name="Medium Shading 1 Accent 1" w:uiPriority="63"/>
+    <w:lsdException w:name="Medium Shading 2 Accent 1" w:uiPriority="64"/>
+    <w:lsdException w:name="Medium List 1 Accent 1" w:uiPriority="65"/>
+    <w:lsdException w:name="Revision" w:semiHidden="1"/>
+    <w:lsdException w:name="List Paragraph" w:uiPriority="34" w:qFormat="1"/>
+    <w:lsdException w:name="Quote" w:uiPriority="29" w:qFormat="1"/>
+    <w:lsdException w:name="Intense Quote" w:uiPriority="30" w:qFormat="1"/>
+    <w:lsdException w:name="Medium List 2 Accent 1" w:uiPriority="66"/>
+    <w:lsdException w:name="Medium Grid 1 Accent 1" w:uiPriority="67"/>
+    <w:lsdException w:name="Medium Grid 2 Accent 1" w:uiPriority="68"/>
+    <w:lsdException w:name="Medium Grid 3 Accent 1" w:uiPriority="69"/>
+    <w:lsdException w:name="Dark List Accent 1" w:uiPriority="70"/>
+    <w:lsdException w:name="Colorful Shading Accent 1" w:uiPriority="71"/>
+    <w:lsdException w:name="Colorful List Accent 1" w:uiPriority="72"/>
+    <w:lsdException w:name="Colorful Grid Accent 1" w:uiPriority="73"/>
+    <w:lsdException w:name="Light Shading Accent 2" w:uiPriority="60"/>
+    <w:lsdException w:name="Light List Accent 2" w:uiPriority="61"/>
+    <w:lsdException w:name="Light Grid Accent 2" w:uiPriority="62"/>
+    <w:lsdException w:name="Medium Shading 1 Accent 2" w:uiPriority="63"/>
+    <w:lsdException w:name="Medium Shading 2 Accent 2" w:uiPriority="64"/>
+    <w:lsdException w:name="Medium List 1 Accent 2" w:uiPriority="65"/>
+    <w:lsdException w:name="Medium List 2 Accent 2" w:uiPriority="66"/>
+    <w:lsdException w:name="Medium Grid 1 Accent 2" w:uiPriority="67"/>
+    <w:lsdException w:name="Medium Grid 2 Accent 2" w:uiPriority="68"/>
+    <w:lsdException w:name="Medium Grid 3 Accent 2" w:uiPriority="69"/>
+    <w:lsdException w:name="Dark List Accent 2" w:uiPriority="70"/>
+    <w:lsdException w:name="Colorful Shading Accent 2" w:uiPriority="71"/>
+    <w:lsdException w:name="Colorful List Accent 2" w:uiPriority="72"/>
+    <w:lsdException w:name="Colorful Grid Accent 2" w:uiPriority="73"/>
+    <w:lsdException w:name="Light Shading Accent 3" w:uiPriority="60"/>
+    <w:lsdException w:name="Light List Accent 3" w:uiPriority="61"/>
+    <w:lsdException w:name="Light Grid Accent 3" w:uiPriority="62"/>
+    <w:lsdException w:name="Medium Shading 1 Accent 3" w:uiPriority="63"/>
+    <w:lsdException w:name="Medium Shading 2 Accent 3" w:uiPriority="64"/>
+    <w:lsdException w:name="Medium List 1 Accent 3" w:uiPriority="65"/>
+    <w:lsdException w:name="Medium List 2 Accent 3" w:uiPriority="66"/>
+    <w:lsdException w:name="Medium Grid 1 Accent 3" w:uiPriority="67"/>
+    <w:lsdException w:name="Medium Grid 2 Accent 3" w:uiPriority="68"/>
+    <w:lsdException w:name="Medium Grid 3 Accent 3" w:uiPriority="69"/>
+    <w:lsdException w:name="Dark List Accent 3" w:uiPriority="70"/>
+    <w:lsdException w:name="Colorful Shading Accent 3" w:uiPriority="71"/>
+    <w:lsdException w:name="Colorful List Accent 3" w:uiPriority="72"/>
+    <w:lsdException w:name="Colorful Grid Accent 3" w:uiPriority="73"/>
+    <w:lsdException w:name="Light Shading Accent 4" w:uiPriority="60"/>
+    <w:lsdException w:name="Light List Accent 4" w:uiPriority="61"/>
+    <w:lsdException w:name="Light Grid Accent 4" w:uiPriority="62"/>
+    <w:lsdException w:name="Medium Shading 1 Accent 4" w:uiPriority="63"/>
+    <w:lsdException w:name="Medium Shading 2 Accent 4" w:uiPriority="64"/>
+    <w:lsdException w:name="Medium List 1 Accent 4" w:uiPriority="65"/>
+    <w:lsdException w:name="Medium List 2 Accent 4" w:uiPriority="66"/>
+    <w:lsdException w:name="Medium Grid 1 Accent 4" w:uiPriority="67"/>
+    <w:lsdException w:name="Medium Grid 2 Accent 4" w:uiPriority="68"/>
+    <w:lsdException w:name="Medium Grid 3 Accent 4" w:uiPriority="69"/>
+    <w:lsdException w:name="Dark List Accent 4" w:uiPriority="70"/>
+    <w:lsdException w:name="Colorful Shading Accent 4" w:uiPriority="71"/>
+    <w:lsdException w:name="Colorful List Accent 4" w:uiPriority="72"/>
+    <w:lsdException w:name="Colorful Grid Accent 4" w:uiPriority="73"/>
+    <w:lsdException w:name="Light Shading Accent 5" w:uiPriority="60"/>
+    <w:lsdException w:name="Light List Accent 5" w:uiPriority="61"/>
+    <w:lsdException w:name="Light Grid Accent 5" w:uiPriority="62"/>
+    <w:lsdException w:name="Medium Shading 1 Accent 5" w:uiPriority="63"/>
+    <w:lsdException w:name="Medium Shading 2 Accent 5" w:uiPriority="64"/>
+    <w:lsdException w:name="Medium List 1 Accent 5" w:uiPriority="65"/>
+    <w:lsdException w:name="Medium List 2 Accent 5" w:uiPriority="66"/>
+    <w:lsdException w:name="Medium Grid 1 Accent 5" w:uiPriority="67"/>
+    <w:lsdException w:name="Medium Grid 2 Accent 5" w:uiPriority="68"/>
+    <w:lsdException w:name="Medium Grid 3 Accent 5" w:uiPriority="69"/>
+    <w:lsdException w:name="Dark List Accent 5" w:uiPriority="70"/>
+    <w:lsdException w:name="Colorful Shading Accent 5" w:uiPriority="71"/>
+    <w:lsdException w:name="Colorful List Accent 5" w:uiPriority="72"/>
+    <w:lsdException w:name="Colorful Grid Accent 5" w:uiPriority="73"/>
+    <w:lsdException w:name="Light Shading Accent 6" w:uiPriority="60"/>
+    <w:lsdException w:name="Light List Accent 6" w:uiPriority="61"/>
+    <w:lsdException w:name="Light Grid Accent 6" w:uiPriority="62"/>
+    <w:lsdException w:name="Medium Shading 1 Accent 6" w:uiPriority="63"/>
+    <w:lsdException w:name="Medium Shading 2 Accent 6" w:uiPriority="64"/>
+    <w:lsdException w:name="Medium List 1 Accent 6" w:uiPriority="65"/>
+    <w:lsdException w:name="Medium List 2 Accent 6" w:uiPriority="66"/>
+    <w:lsdException w:name="Medium Grid 1 Accent 6" w:uiPriority="67"/>
+    <w:lsdException w:name="Medium Grid 2 Accent 6" w:uiPriority="68"/>
+    <w:lsdException w:name="Medium Grid 3 Accent 6" w:uiPriority="69"/>
+    <w:lsdException w:name="Dark List Accent 6" w:uiPriority="70"/>
+    <w:lsdException w:name="Colorful Shading Accent 6" w:uiPriority="71"/>
+    <w:lsdException w:name="Colorful List Accent 6" w:uiPriority="72"/>
+    <w:lsdException w:name="Colorful Grid Accent 6" w:uiPriority="73"/>
+    <w:lsdException w:name="Subtle Emphasis" w:uiPriority="19" w:qFormat="1"/>
+    <w:lsdException w:name="Intense Emphasis" w:uiPriority="21" w:qFormat="1"/>
+    <w:lsdException w:name="Subtle Reference" w:uiPriority="31" w:qFormat="1"/>
+    <w:lsdException w:name="Intense Reference" w:uiPriority="32" w:qFormat="1"/>
+    <w:lsdException w:name="Book Title" w:uiPriority="33" w:qFormat="1"/>
+    <w:lsdException w:name="Bibliography" w:semiHidden="1" w:uiPriority="37" w:unhideWhenUsed="1"/>
+    <w:lsdException w:name="TOC Heading" w:semiHidden="1" w:uiPriority="39" w:unhideWhenUsed="1" w:qFormat="1"/>
+    <w:lsdException w:name="Plain Table 1" w:uiPriority="41"/>
+    <w:lsdException w:name="Plain Table 2" w:uiPriority="42"/>
+    <w:lsdException w:name="Plain Table 3" w:uiPriority="43"/>
+    <w:lsdException w:name="Plain Table 4" w:uiPriority="44"/>
+    <w:lsdException w:name="Plain Table 5" w:uiPriority="45"/>
+    <w:lsdException w:name="Grid Table Light" w:uiPriority="40"/>
+    <w:lsdException w:name="Grid Table 1 Light" w:uiPriority="46"/>
+    <w:lsdException w:name="Grid Table 2" w:uiPriority="47"/>
+    <w:lsdException w:name="Grid Table 3" w:uiPriority="48"/>
+    <w:lsdException w:name="Grid Table 4" w:uiPriority="49"/>
+    <w:lsdException w:name="Grid Table 5 Dark" w:uiPriority="50"/>
+    <w:lsdException w:name="Grid Table 6 Colorful" w:uiPriority="51"/>
+    <w:lsdException w:name="Grid Table 7 Colorful" w:uiPriority="52"/>
+    <w:lsdException w:name="Grid Table 1 Light Accent 1" w:uiPriority="46"/>
+    <w:lsdException w:name="Grid Table 2 Accent 1" w:uiPriority="47"/>
+    <w:lsdException w:name="Grid Table 3 Accent 1" w:uiPriority="48"/>
+    <w:lsdException w:name="Grid Table 4 Accent 1" w:uiPriority="49"/>
+    <w:lsdException w:name="Grid Table 5 Dark Accent 1" w:uiPriority="50"/>
+    <w:lsdException w:name="Grid Table 6 Colorful Accent 1" w:uiPriority="51"/>
+    <w:lsdException w:name="Grid Table 7 Colorful Accent 1" w:uiPriority="52"/>
+    <w:lsdException w:name="Grid Table 1 Light Accent 2" w:uiPriority="46"/>
+    <w:lsdException w:name="Grid Table 2 Accent 2" w:uiPriority="47"/>
+    <w:lsdException w:name="Grid Table 3 Accent 2" w:uiPriority="48"/>
+    <w:lsdException w:name="Grid Table 4 Accent 2" w:uiPriority="49"/>
+    <w:lsdException w:name="Grid Table 5 Dark Accent 2" w:uiPriority="50"/>
+    <w:lsdException w:name="Grid Table 6 Colorful Accent 2" w:uiPriority="51"/>
+    <w:lsdException w:name="Grid Table 7 Colorful Accent 2" w:uiPriority="52"/>
+    <w:lsdException w:name="Grid Table 1 Light Accent 3" w:uiPriority="46"/>
+    <w:lsdException w:name="Grid Table 2 Accent 3" w:uiPriority="47"/>
+    <w:lsdException w:name="Grid Table 3 Accent 3" w:uiPriority="48"/>
+    <w:lsdException w:name="Grid Table 4 Accent 3" w:uiPriority="49"/>
+    <w:lsdException w:name="Grid Table 5 Dark Accent 3" w:uiPriority="50"/>
+    <w:lsdException w:name="Grid Table 6 Colorful Accent 3" w:uiPriority="51"/>
+    <w:lsdException w:name="Grid Table 7 Colorful Accent 3" w:uiPriority="52"/>
+    <w:lsdException w:name="Grid Table 1 Light Accent 4" w:uiPriority="46"/>
+    <w:lsdException w:name="Grid Table 2 Accent 4" w:uiPriority="47"/>
+    <w:lsdException w:name="Grid Table 3 Accent 4" w:uiPriority="48"/>
+    <w:lsdException w:name="Grid Table 4 Accent 4" w:uiPriority="49"/>
+    <w:lsdException w:name="Grid Table 5 Dark Accent 4" w:uiPriority="50"/>
+    <w:lsdException w:name="Grid Table 6 Colorful Accent 4" w:uiPriority="51"/>
+    <w:lsdException w:name="Grid Table 7 Colorful Accent 4" w:uiPriority="52"/>
+    <w:lsdException w:name="Grid Table 1 Light Accent 5" w:uiPriority="46"/>
+    <w:lsdException w:name="Grid Table 2 Accent 5" w:uiPriority="47"/>
+    <w:lsdException w:name="Grid Table 3 Accent 5" w:uiPriority="48"/>
+    <w:lsdException w:name="Grid Table 4 Accent 5" w:uiPriority="49"/>
+    <w:lsdException w:name="Grid Table 5 Dark Accent 5" w:uiPriority="50"/>
+    <w:lsdException w:name="Grid Table 6 Colorful Accent 5" w:uiPriority="51"/>
+    <w:lsdException w:name="Grid Table 7 Colorful Accent 5" w:uiPriority="52"/>
+    <w:lsdException w:name="Grid Table 1 Light Accent 6" w:uiPriority="46"/>
+    <w:lsdException w:name="Grid Table 2 Accent 6" w:uiPriority="47"/>
+    <w:lsdException w:name="Grid Table 3 Accent 6" w:uiPriority="48"/>
+    <w:lsdException w:name="Grid Table 4 Accent 6" w:uiPriority="49"/>
+    <w:lsdException w:name="Grid Table 5 Dark Accent 6" w:uiPriority="50"/>
+    <w:lsdException w:name="Grid Table 6 Colorful Accent 6" w:uiPriority="51"/>
+    <w:lsdException w:name="Grid Table 7 Colorful Accent 6" w:uiPriority="52"/>
+    <w:lsdException w:name="List Table 1 Light" w:uiPriority="46"/>
+    <w:lsdException w:name="List Table 2" w:uiPriority="47"/>
+    <w:lsdException w:name="List Table 3" w:uiPriority="48"/>
+    <w:lsdException w:name="List Table 4" w:uiPriority="49"/>
+    <w:lsdException w:name="List Table 5 Dark" w:uiPriority="50"/>
+    <w:lsdException w:name="List Table 6 Colorful" w:uiPriority="51"/>
+    <w:lsdException w:name="List Table 7 Colorful" w:uiPriority="52"/>
+    <w:lsdException w:name="List Table 1 Light Accent 1" w:uiPriority="46"/>
+    <w:lsdException w:name="List Table 2 Accent 1" w:uiPriority="47"/>
+    <w:lsdException w:name="List Table 3 Accent 1" w:uiPriority="48"/>
+    <w:lsdException w:name="List Table 4 Accent 1" w:uiPriority="49"/>
+    <w:lsdException w:name="List Table 5 Dark Accent 1" w:uiPriority="50"/>
+    <w:lsdException w:name="List Table 6 Colorful Accent 1" w:uiPriority="51"/>
+    <w:lsdException w:name="List Table 7 Colorful Accent 1" w:uiPriority="52"/>
+    <w:lsdException w:name="List Table 1 Light Accent 2" w:uiPriority="46"/>
+    <w:lsdException w:name="List Table 2 Accent 2" w:uiPriority="47"/>
+    <w:lsdException w:name="List Table 3 Accent 2" w:uiPriority="48"/>
+    <w:lsdException w:name="List Table 4 Accent 2" w:uiPriority="49"/>
+    <w:lsdException w:name="List Table 5 Dark Accent 2" w:uiPriority="50"/>
+    <w:lsdException w:name="List Table 6 Colorful Accent 2" w:uiPriority="51"/>
+    <w:lsdException w:name="List Table 7 Colorful Accent 2" w:uiPriority="52"/>
+    <w:lsdException w:name="List Table 1 Light Accent 3" w:uiPriority="46"/>
+    <w:lsdException w:name="List Table 2 Accent 3" w:uiPriority="47"/>
+    <w:lsdException w:name="List Table 3 Accent 3" w:uiPriority="48"/>
+    <w:lsdException w:name="List Table 4 Accent 3" w:uiPriority="49"/>
+    <w:lsdException w:name="List Table 5 Dark Accent 3" w:uiPriority="50"/>
+    <w:lsdException w:name="List Table 6 Colorful Accent 3" w:uiPriority="51"/>
+    <w:lsdException w:name="List Table 7 Colorful Accent 3" w:uiPriority="52"/>
+    <w:lsdException w:name="List Table 1 Light Accent 4" w:uiPriority="46"/>
+    <w:lsdException w:name="List Table 2 Accent 4" w:uiPriority="47"/>
+    <w:lsdException w:name="List Table 3 Accent 4" w:uiPriority="48"/>
+    <w:lsdException w:name="List Table 4 Accent 4" w:uiPriority="49"/>
+    <w:lsdException w:name="List Table 5 Dark Accent 4" w:uiPriority="50"/>
+    <w:lsdException w:name="List Table 6 Colorful Accent 4" w:uiPriority="51"/>
+    <w:lsdException w:name="List Table 7 Colorful Accent 4" w:uiPriority="52"/>
+    <w:lsdException w:name="List Table 1 Light Accent 5" w:uiPriority="46"/>
+    <w:lsdException w:name="List Table 2 Accent 5" w:uiPriority="47"/>
+    <w:lsdException w:name="List Table 3 Accent 5" w:uiPriority="48"/>
+    <w:lsdException w:name="List Table 4 Accent 5" w:uiPriority="49"/>
+    <w:lsdException w:name="List Table 5 Dark Accent 5" w:uiPriority="50"/>
+    <w:lsdException w:name="List Table 6 Colorful Accent 5" w:uiPriority="51"/>
+    <w:lsdException w:name="List Table 7 Colorful Accent 5" w:uiPriority="52"/>
+    <w:lsdException w:name="List Table 1 Light Accent 6" w:uiPriority="46"/>
+    <w:lsdException w:name="List Table 2 Accent 6" w:uiPriority="47"/>
+    <w:lsdException w:name="List Table 3 Accent 6" w:uiPriority="48"/>
+    <w:lsdException w:name="List Table 4 Accent 6" w:uiPriority="49"/>
+    <w:lsdException w:name="List Table 5 Dark Accent 6" w:uiPriority="50"/>
+    <w:lsdException w:name="List Table 6 Colorful Accent 6" w:uiPriority="51"/>
+    <w:lsdException w:name="List Table 7 Colorful Accent 6" w:uiPriority="52"/>
+    <w:lsdException w:name="Mention" w:semiHidden="1" w:unhideWhenUsed="1"/>
+    <w:lsdException w:name="Smart Hyperlink" w:semiHidden="1" w:unhideWhenUsed="1"/>
+    <w:lsdException w:name="Hashtag" w:semiHidden="1" w:unhideWhenUsed="1"/>
+    <w:lsdException w:name="Unresolved Mention" w:semiHidden="1" w:unhideWhenUsed="1"/>
+    <w:lsdException w:name="Smart Link" w:semiHidden="1" w:unhideWhenUsed="1"/>
+  </w:latentStyles>
+  <w:style w:type="paragraph" w:default="1" w:styleId="Normal">
+    <w:name w:val="Normal"/>
+    <w:qFormat/>
+    <w:rPr>
+      <w:rFonts w:ascii="Times New Roman" w:eastAsia="Times New Roman" w:hAnsi="Times New Roman" w:cs="Times New Roman"/>
+    </w:rPr>
+  </w:style>
+  <w:style w:type="paragraph" w:styleId="Heading1">
+    <w:name w:val="heading 1"/>
+    <w:basedOn w:val="Normal"/>
+    <w:uiPriority w:val="9"/>
+    <w:qFormat/>
+    <w:pPr>
+      <w:spacing w:before="4" w:line="463" w:lineRule="exact"/>
+      <w:ind w:left="1" w:right="358"/>
+      <w:jc w:val="center"/>
+      <w:outlineLvl w:val="0"/>
+    </w:pPr>
+    <w:rPr>
+      <w:b/>
+      <w:bCs/>
+      <w:sz w:val="41"/>
+      <w:szCs w:val="41"/>
+    </w:rPr>
+  </w:style>
+  <w:style w:type="paragraph" w:styleId="Heading2">
+    <w:name w:val="heading 2"/>
+    <w:basedOn w:val="Normal"/>
+    <w:link w:val="Heading2Char"/>
+    <w:uiPriority w:val="9"/>
+    <w:unhideWhenUsed/>
+    <w:qFormat/>
+    <w:pPr>
+      <w:spacing w:before="77"/>
+      <w:outlineLvl w:val="1"/>
+    </w:pPr>
+    <w:rPr>
+      <w:b/>
+      <w:bCs/>
+      <w:sz w:val="24"/>
+      <w:szCs w:val="24"/>
+    </w:rPr>
+  </w:style>
+  <w:style w:type="paragraph" w:styleId="Heading3">
+    <w:name w:val="heading 3"/>
+    <w:basedOn w:val="Normal"/>
+    <w:uiPriority w:val="9"/>
+    <w:unhideWhenUsed/>
+    <w:qFormat/>
+    <w:pPr>
+      <w:spacing w:before="38"/>
+      <w:outlineLvl w:val="2"/>
+    </w:pPr>
+    <w:rPr>
+      <w:b/>
+      <w:bCs/>
+      <w:sz w:val="20"/>
+      <w:szCs w:val="20"/>
+    </w:rPr>
+  </w:style>
+  <w:style w:type="character" w:default="1" w:styleId="DefaultParagraphFont">
     <w:name w:val="Default Paragraph Font"/>
     <w:uiPriority w:val="1"/>
     <w:semiHidden/>
     <w:unhideWhenUsed/>
   </w:style>
-  <w:style w:styleId="TableNormal" w:default="1" w:type="table">
-    <w:name w:val="Table Normal"/>
-    <w:uiPriority w:val="2"/>
+  <w:style w:type="table" w:default="1" w:styleId="TableNormal">
+    <w:name w:val="Normal Table"/>
+    <w:uiPriority w:val="99"/>
     <w:semiHidden/>
     <w:unhideWhenUsed/>
-    <w:qFormat/>
     <w:tblPr>
       <w:tblInd w:w="0" w:type="dxa"/>
       <w:tblCellMar>
         <w:top w:w="0" w:type="dxa"/>
-        <w:left w:w="0" w:type="dxa"/>
+        <w:left w:w="108" w:type="dxa"/>
         <w:bottom w:w="0" w:type="dxa"/>
-        <w:right w:w="0" w:type="dxa"/>
+        <w:right w:w="108" w:type="dxa"/>
       </w:tblCellMar>
     </w:tblPr>
   </w:style>
-  <w:style w:styleId="NoList" w:default="1" w:type="numbering">
+  <w:style w:type="numbering" w:default="1" w:styleId="NoList">
     <w:name w:val="No List"/>
     <w:uiPriority w:val="99"/>
     <w:semiHidden/>
     <w:unhideWhenUsed/>
   </w:style>
-  <w:style w:default="1" w:styleId="Normal" w:type="paragraph">
-    <w:name w:val="Normal"/>
-    <w:uiPriority w:val="1"/>
-    <w:qFormat/>
-    <w:pPr/>
-    <w:rPr>
-      <w:rFonts w:ascii="Times New Roman" w:hAnsi="Times New Roman" w:eastAsia="Times New Roman" w:cs="Times New Roman"/>
-      <w:lang w:val="en-US" w:eastAsia="en-US" w:bidi="ar-SA"/>
-    </w:rPr>
-  </w:style>
-  <w:style w:styleId="BodyText" w:type="paragraph">
+  <w:style w:type="paragraph" w:styleId="BodyText">
     <w:name w:val="Body Text"/>
     <w:basedOn w:val="Normal"/>
     <w:uiPriority w:val="1"/>
@@ -364,69 +3612,11 @@
       <w:ind w:left="438" w:hanging="173"/>
     </w:pPr>
     <w:rPr>
-      <w:rFonts w:ascii="Times New Roman" w:hAnsi="Times New Roman" w:eastAsia="Times New Roman" w:cs="Times New Roman"/>
       <w:sz w:val="20"/>
       <w:szCs w:val="20"/>
-      <w:lang w:val="en-US" w:eastAsia="en-US" w:bidi="ar-SA"/>
     </w:rPr>
   </w:style>
-  <w:style w:styleId="Heading1" w:type="paragraph">
-    <w:name w:val="Heading 1"/>
-    <w:basedOn w:val="Normal"/>
-    <w:uiPriority w:val="1"/>
-    <w:qFormat/>
-    <w:pPr>
-      <w:spacing w:before="4" w:line="463" w:lineRule="exact"/>
-      <w:ind w:left="1" w:right="358"/>
-      <w:jc w:val="center"/>
-      <w:outlineLvl w:val="1"/>
-    </w:pPr>
-    <w:rPr>
-      <w:rFonts w:ascii="Times New Roman" w:hAnsi="Times New Roman" w:eastAsia="Times New Roman" w:cs="Times New Roman"/>
-      <w:b/>
-      <w:bCs/>
-      <w:sz w:val="41"/>
-      <w:szCs w:val="41"/>
-      <w:lang w:val="en-US" w:eastAsia="en-US" w:bidi="ar-SA"/>
-    </w:rPr>
-  </w:style>
-  <w:style w:styleId="Heading2" w:type="paragraph">
-    <w:name w:val="Heading 2"/>
-    <w:basedOn w:val="Normal"/>
-    <w:uiPriority w:val="1"/>
-    <w:qFormat/>
-    <w:pPr>
-      <w:spacing w:before="77"/>
-      <w:outlineLvl w:val="2"/>
-    </w:pPr>
-    <w:rPr>
-      <w:rFonts w:ascii="Times New Roman" w:hAnsi="Times New Roman" w:eastAsia="Times New Roman" w:cs="Times New Roman"/>
-      <w:b/>
-      <w:bCs/>
-      <w:sz w:val="24"/>
-      <w:szCs w:val="24"/>
-      <w:lang w:val="en-US" w:eastAsia="en-US" w:bidi="ar-SA"/>
-    </w:rPr>
-  </w:style>
-  <w:style w:styleId="Heading3" w:type="paragraph">
-    <w:name w:val="Heading 3"/>
-    <w:basedOn w:val="Normal"/>
-    <w:uiPriority w:val="1"/>
-    <w:qFormat/>
-    <w:pPr>
-      <w:spacing w:before="38"/>
-      <w:outlineLvl w:val="3"/>
-    </w:pPr>
-    <w:rPr>
-      <w:rFonts w:ascii="Times New Roman" w:hAnsi="Times New Roman" w:eastAsia="Times New Roman" w:cs="Times New Roman"/>
-      <w:b/>
-      <w:bCs/>
-      <w:sz w:val="20"/>
-      <w:szCs w:val="20"/>
-      <w:lang w:val="en-US" w:eastAsia="en-US" w:bidi="ar-SA"/>
-    </w:rPr>
-  </w:style>
-  <w:style w:styleId="ListParagraph" w:type="paragraph">
+  <w:style w:type="paragraph" w:styleId="ListParagraph">
     <w:name w:val="List Paragraph"/>
     <w:basedOn w:val="Normal"/>
     <w:uiPriority w:val="1"/>
@@ -435,19 +3625,25 @@
       <w:spacing w:before="18"/>
       <w:ind w:left="438" w:hanging="173"/>
     </w:pPr>
-    <w:rPr>
-      <w:rFonts w:ascii="Times New Roman" w:hAnsi="Times New Roman" w:eastAsia="Times New Roman" w:cs="Times New Roman"/>
-      <w:lang w:val="en-US" w:eastAsia="en-US" w:bidi="ar-SA"/>
-    </w:rPr>
   </w:style>
-  <w:style w:styleId="TableParagraph" w:type="paragraph">
+  <w:style w:type="paragraph" w:customStyle="1" w:styleId="TableParagraph">
     <w:name w:val="Table Paragraph"/>
     <w:basedOn w:val="Normal"/>
     <w:uiPriority w:val="1"/>
     <w:qFormat/>
-    <w:pPr/>
+  </w:style>
+  <w:style w:type="character" w:customStyle="1" w:styleId="Heading2Char">
+    <w:name w:val="Heading 2 Char"/>
+    <w:basedOn w:val="DefaultParagraphFont"/>
+    <w:link w:val="Heading2"/>
+    <w:uiPriority w:val="9"/>
+    <w:rsid w:val="009D193C"/>
     <w:rPr>
-      <w:lang w:val="en-US" w:eastAsia="en-US" w:bidi="ar-SA"/>
+      <w:rFonts w:ascii="Times New Roman" w:eastAsia="Times New Roman" w:hAnsi="Times New Roman" w:cs="Times New Roman"/>
+      <w:b/>
+      <w:bCs/>
+      <w:sz w:val="24"/>
+      <w:szCs w:val="24"/>
     </w:rPr>
   </w:style>
 </w:styles>
